--- a/outputs/tables/supplementary_qa_controlled.docx
+++ b/outputs/tables/supplementary_qa_controlled.docx
@@ -156,10 +156,9 @@
       </w:tblGrid>
       <w:tr>
         <w:trPr>
-          <w:trHeight w:val="580" w:hRule="auto"/>
+          <w:trHeight w:val="590" w:hRule="auto"/>
           <w:tblHeader/>
         </w:trPr>
-        header1
         <w:tc>
           <w:tcPr>
             <w:tcBorders>
@@ -179,6 +178,7 @@
           </w:tcPr>
           <w:p>
             <w:pPr>
+              <w:pStyle w:val="Normal"/>
               <w:jc w:val="left"/>
               <w:pBdr>
                 <w:bottom w:val="none" w:sz="0" w:space="0" w:color="000000"/>
@@ -193,6 +193,7 @@
                 <w:i w:val="false"/>
                 <w:b w:val="true"/>
                 <w:u w:val="none"/>
+                <w:strike w:val="false"/>
                 <w:sz w:val="18"/>
                 <w:szCs w:val="18"/>
                 <w:color w:val="000000"/>
@@ -204,6 +205,7 @@
                 <w:i w:val="false"/>
                 <w:b w:val="true"/>
                 <w:u w:val="none"/>
+                <w:strike w:val="false"/>
                 <w:sz w:val="18"/>
                 <w:szCs w:val="18"/>
                 <w:color w:val="000000"/>
@@ -231,6 +233,7 @@
           </w:tcPr>
           <w:p>
             <w:pPr>
+              <w:pStyle w:val="Normal"/>
               <w:jc w:val="center"/>
               <w:pBdr>
                 <w:bottom w:val="none" w:sz="0" w:space="0" w:color="000000"/>
@@ -245,6 +248,7 @@
                 <w:i w:val="false"/>
                 <w:b w:val="true"/>
                 <w:u w:val="none"/>
+                <w:strike w:val="false"/>
                 <w:sz w:val="18"/>
                 <w:szCs w:val="18"/>
                 <w:color w:val="000000"/>
@@ -256,6 +260,7 @@
                 <w:i w:val="false"/>
                 <w:b w:val="true"/>
                 <w:u w:val="none"/>
+                <w:strike w:val="false"/>
                 <w:sz w:val="18"/>
                 <w:szCs w:val="18"/>
                 <w:color w:val="000000"/>
@@ -283,6 +288,7 @@
           </w:tcPr>
           <w:p>
             <w:pPr>
+              <w:pStyle w:val="Normal"/>
               <w:jc w:val="center"/>
               <w:pBdr>
                 <w:bottom w:val="none" w:sz="0" w:space="0" w:color="000000"/>
@@ -297,6 +303,7 @@
                 <w:i w:val="false"/>
                 <w:b w:val="true"/>
                 <w:u w:val="none"/>
+                <w:strike w:val="false"/>
                 <w:sz w:val="18"/>
                 <w:szCs w:val="18"/>
                 <w:color w:val="000000"/>
@@ -308,6 +315,7 @@
                 <w:i w:val="false"/>
                 <w:b w:val="true"/>
                 <w:u w:val="none"/>
+                <w:strike w:val="false"/>
                 <w:sz w:val="18"/>
                 <w:szCs w:val="18"/>
                 <w:color w:val="000000"/>
@@ -335,6 +343,7 @@
           </w:tcPr>
           <w:p>
             <w:pPr>
+              <w:pStyle w:val="Normal"/>
               <w:jc w:val="center"/>
               <w:pBdr>
                 <w:bottom w:val="none" w:sz="0" w:space="0" w:color="000000"/>
@@ -349,6 +358,7 @@
                 <w:i w:val="false"/>
                 <w:b w:val="true"/>
                 <w:u w:val="none"/>
+                <w:strike w:val="false"/>
                 <w:sz w:val="18"/>
                 <w:szCs w:val="18"/>
                 <w:color w:val="000000"/>
@@ -360,6 +370,7 @@
                 <w:i w:val="false"/>
                 <w:b w:val="true"/>
                 <w:u w:val="none"/>
+                <w:strike w:val="false"/>
                 <w:sz w:val="18"/>
                 <w:szCs w:val="18"/>
                 <w:color w:val="000000"/>
@@ -387,6 +398,7 @@
           </w:tcPr>
           <w:p>
             <w:pPr>
+              <w:pStyle w:val="Normal"/>
               <w:jc w:val="center"/>
               <w:pBdr>
                 <w:bottom w:val="none" w:sz="0" w:space="0" w:color="000000"/>
@@ -401,6 +413,7 @@
                 <w:i w:val="false"/>
                 <w:b w:val="true"/>
                 <w:u w:val="none"/>
+                <w:strike w:val="false"/>
                 <w:sz w:val="18"/>
                 <w:szCs w:val="18"/>
                 <w:color w:val="000000"/>
@@ -412,6 +425,7 @@
                 <w:i w:val="false"/>
                 <w:b w:val="true"/>
                 <w:u w:val="none"/>
+                <w:strike w:val="false"/>
                 <w:sz w:val="18"/>
                 <w:szCs w:val="18"/>
                 <w:color w:val="000000"/>
@@ -439,6 +453,7 @@
           </w:tcPr>
           <w:p>
             <w:pPr>
+              <w:pStyle w:val="Normal"/>
               <w:jc w:val="center"/>
               <w:pBdr>
                 <w:bottom w:val="none" w:sz="0" w:space="0" w:color="000000"/>
@@ -453,6 +468,7 @@
                 <w:i w:val="false"/>
                 <w:b w:val="true"/>
                 <w:u w:val="none"/>
+                <w:strike w:val="false"/>
                 <w:sz w:val="18"/>
                 <w:szCs w:val="18"/>
                 <w:color w:val="000000"/>
@@ -464,6 +480,7 @@
                 <w:i w:val="false"/>
                 <w:b w:val="true"/>
                 <w:u w:val="none"/>
+                <w:strike w:val="false"/>
                 <w:sz w:val="18"/>
                 <w:szCs w:val="18"/>
                 <w:color w:val="000000"/>
@@ -491,6 +508,7 @@
           </w:tcPr>
           <w:p>
             <w:pPr>
+              <w:pStyle w:val="Normal"/>
               <w:jc w:val="center"/>
               <w:pBdr>
                 <w:bottom w:val="none" w:sz="0" w:space="0" w:color="000000"/>
@@ -505,6 +523,7 @@
                 <w:i w:val="false"/>
                 <w:b w:val="true"/>
                 <w:u w:val="none"/>
+                <w:strike w:val="false"/>
                 <w:sz w:val="18"/>
                 <w:szCs w:val="18"/>
                 <w:color w:val="000000"/>
@@ -516,6 +535,7 @@
                 <w:i w:val="false"/>
                 <w:b w:val="true"/>
                 <w:u w:val="none"/>
+                <w:strike w:val="false"/>
                 <w:sz w:val="18"/>
                 <w:szCs w:val="18"/>
                 <w:color w:val="000000"/>
@@ -543,6 +563,7 @@
           </w:tcPr>
           <w:p>
             <w:pPr>
+              <w:pStyle w:val="Normal"/>
               <w:jc w:val="center"/>
               <w:pBdr>
                 <w:bottom w:val="none" w:sz="0" w:space="0" w:color="000000"/>
@@ -557,6 +578,7 @@
                 <w:i w:val="false"/>
                 <w:b w:val="true"/>
                 <w:u w:val="none"/>
+                <w:strike w:val="false"/>
                 <w:sz w:val="18"/>
                 <w:szCs w:val="18"/>
                 <w:color w:val="000000"/>
@@ -568,6 +590,7 @@
                 <w:i w:val="false"/>
                 <w:b w:val="true"/>
                 <w:u w:val="none"/>
+                <w:strike w:val="false"/>
                 <w:sz w:val="18"/>
                 <w:szCs w:val="18"/>
                 <w:color w:val="000000"/>
@@ -595,6 +618,7 @@
           </w:tcPr>
           <w:p>
             <w:pPr>
+              <w:pStyle w:val="Normal"/>
               <w:jc w:val="center"/>
               <w:pBdr>
                 <w:bottom w:val="none" w:sz="0" w:space="0" w:color="000000"/>
@@ -609,6 +633,7 @@
                 <w:i w:val="false"/>
                 <w:b w:val="true"/>
                 <w:u w:val="none"/>
+                <w:strike w:val="false"/>
                 <w:sz w:val="18"/>
                 <w:szCs w:val="18"/>
                 <w:color w:val="000000"/>
@@ -620,6 +645,7 @@
                 <w:i w:val="false"/>
                 <w:b w:val="true"/>
                 <w:u w:val="none"/>
+                <w:strike w:val="false"/>
                 <w:sz w:val="18"/>
                 <w:szCs w:val="18"/>
                 <w:color w:val="000000"/>
@@ -647,6 +673,7 @@
           </w:tcPr>
           <w:p>
             <w:pPr>
+              <w:pStyle w:val="Normal"/>
               <w:jc w:val="center"/>
               <w:pBdr>
                 <w:bottom w:val="none" w:sz="0" w:space="0" w:color="000000"/>
@@ -661,6 +688,7 @@
                 <w:i w:val="false"/>
                 <w:b w:val="true"/>
                 <w:u w:val="none"/>
+                <w:strike w:val="false"/>
                 <w:sz w:val="18"/>
                 <w:szCs w:val="18"/>
                 <w:color w:val="000000"/>
@@ -672,6 +700,7 @@
                 <w:i w:val="false"/>
                 <w:b w:val="true"/>
                 <w:u w:val="none"/>
+                <w:strike w:val="false"/>
                 <w:sz w:val="18"/>
                 <w:szCs w:val="18"/>
                 <w:color w:val="000000"/>
@@ -699,6 +728,7 @@
           </w:tcPr>
           <w:p>
             <w:pPr>
+              <w:pStyle w:val="Normal"/>
               <w:jc w:val="center"/>
               <w:pBdr>
                 <w:bottom w:val="none" w:sz="0" w:space="0" w:color="000000"/>
@@ -713,6 +743,7 @@
                 <w:i w:val="false"/>
                 <w:b w:val="true"/>
                 <w:u w:val="none"/>
+                <w:strike w:val="false"/>
                 <w:sz w:val="18"/>
                 <w:szCs w:val="18"/>
                 <w:color w:val="000000"/>
@@ -724,6 +755,7 @@
                 <w:i w:val="false"/>
                 <w:b w:val="true"/>
                 <w:u w:val="none"/>
+                <w:strike w:val="false"/>
                 <w:sz w:val="18"/>
                 <w:szCs w:val="18"/>
                 <w:color w:val="000000"/>
@@ -751,6 +783,7 @@
           </w:tcPr>
           <w:p>
             <w:pPr>
+              <w:pStyle w:val="Normal"/>
               <w:jc w:val="center"/>
               <w:pBdr>
                 <w:bottom w:val="none" w:sz="0" w:space="0" w:color="000000"/>
@@ -765,6 +798,7 @@
                 <w:i w:val="false"/>
                 <w:b w:val="true"/>
                 <w:u w:val="none"/>
+                <w:strike w:val="false"/>
                 <w:sz w:val="18"/>
                 <w:szCs w:val="18"/>
                 <w:color w:val="000000"/>
@@ -776,6 +810,7 @@
                 <w:i w:val="false"/>
                 <w:b w:val="true"/>
                 <w:u w:val="none"/>
+                <w:strike w:val="false"/>
                 <w:sz w:val="18"/>
                 <w:szCs w:val="18"/>
                 <w:color w:val="000000"/>
@@ -803,6 +838,7 @@
           </w:tcPr>
           <w:p>
             <w:pPr>
+              <w:pStyle w:val="Normal"/>
               <w:jc w:val="center"/>
               <w:pBdr>
                 <w:bottom w:val="none" w:sz="0" w:space="0" w:color="000000"/>
@@ -817,6 +853,7 @@
                 <w:i w:val="false"/>
                 <w:b w:val="true"/>
                 <w:u w:val="none"/>
+                <w:strike w:val="false"/>
                 <w:sz w:val="18"/>
                 <w:szCs w:val="18"/>
                 <w:color w:val="000000"/>
@@ -828,6 +865,7 @@
                 <w:i w:val="false"/>
                 <w:b w:val="true"/>
                 <w:u w:val="none"/>
+                <w:strike w:val="false"/>
                 <w:sz w:val="18"/>
                 <w:szCs w:val="18"/>
                 <w:color w:val="000000"/>
@@ -855,6 +893,7 @@
           </w:tcPr>
           <w:p>
             <w:pPr>
+              <w:pStyle w:val="Normal"/>
               <w:jc w:val="center"/>
               <w:pBdr>
                 <w:bottom w:val="none" w:sz="0" w:space="0" w:color="000000"/>
@@ -869,6 +908,7 @@
                 <w:i w:val="false"/>
                 <w:b w:val="true"/>
                 <w:u w:val="none"/>
+                <w:strike w:val="false"/>
                 <w:sz w:val="18"/>
                 <w:szCs w:val="18"/>
                 <w:color w:val="000000"/>
@@ -880,6 +920,7 @@
                 <w:i w:val="false"/>
                 <w:b w:val="true"/>
                 <w:u w:val="none"/>
+                <w:strike w:val="false"/>
                 <w:sz w:val="18"/>
                 <w:szCs w:val="18"/>
                 <w:color w:val="000000"/>
@@ -907,6 +948,7 @@
           </w:tcPr>
           <w:p>
             <w:pPr>
+              <w:pStyle w:val="Normal"/>
               <w:jc w:val="center"/>
               <w:pBdr>
                 <w:bottom w:val="none" w:sz="0" w:space="0" w:color="000000"/>
@@ -921,6 +963,7 @@
                 <w:i w:val="false"/>
                 <w:b w:val="true"/>
                 <w:u w:val="none"/>
+                <w:strike w:val="false"/>
                 <w:sz w:val="18"/>
                 <w:szCs w:val="18"/>
                 <w:color w:val="000000"/>
@@ -932,6 +975,7 @@
                 <w:i w:val="false"/>
                 <w:b w:val="true"/>
                 <w:u w:val="none"/>
+                <w:strike w:val="false"/>
                 <w:sz w:val="18"/>
                 <w:szCs w:val="18"/>
                 <w:color w:val="000000"/>
@@ -959,6 +1003,7 @@
           </w:tcPr>
           <w:p>
             <w:pPr>
+              <w:pStyle w:val="Normal"/>
               <w:jc w:val="center"/>
               <w:pBdr>
                 <w:bottom w:val="none" w:sz="0" w:space="0" w:color="000000"/>
@@ -973,6 +1018,7 @@
                 <w:i w:val="false"/>
                 <w:b w:val="true"/>
                 <w:u w:val="none"/>
+                <w:strike w:val="false"/>
                 <w:sz w:val="18"/>
                 <w:szCs w:val="18"/>
                 <w:color w:val="000000"/>
@@ -984,6 +1030,7 @@
                 <w:i w:val="false"/>
                 <w:b w:val="true"/>
                 <w:u w:val="none"/>
+                <w:strike w:val="false"/>
                 <w:sz w:val="18"/>
                 <w:szCs w:val="18"/>
                 <w:color w:val="000000"/>
@@ -995,9 +1042,8 @@
       </w:tr>
       <w:tr>
         <w:trPr>
-          <w:trHeight w:val="544" w:hRule="auto"/>
+          <w:trHeight w:val="560" w:hRule="auto"/>
         </w:trPr>
-        body1
         <w:tc>
           <w:tcPr>
             <w:tcBorders>
@@ -1017,6 +1063,7 @@
           </w:tcPr>
           <w:p>
             <w:pPr>
+              <w:pStyle w:val="Normal"/>
               <w:jc w:val="left"/>
               <w:pBdr>
                 <w:bottom w:val="none" w:sz="0" w:space="0" w:color="000000"/>
@@ -1031,22 +1078,24 @@
                 <w:i w:val="false"/>
                 <w:b w:val="false"/>
                 <w:u w:val="none"/>
-                <w:sz w:val="18"/>
-                <w:szCs w:val="18"/>
-                <w:color w:val="000000"/>
-              </w:rPr>
-            </w:pPr>
-            <w:r>
-              <w:rPr>
-                <w:rFonts w:ascii="Arial" w:hAnsi="Arial" w:eastAsia="Arial" w:cs="Arial"/>
-                <w:i w:val="false"/>
-                <w:b w:val="false"/>
-                <w:u w:val="none"/>
-                <w:sz w:val="18"/>
-                <w:szCs w:val="18"/>
-                <w:color w:val="000000"/>
-              </w:rPr>
-              <w:t xml:space="preserve">29</w:t>
+                <w:strike w:val="false"/>
+                <w:sz w:val="18"/>
+                <w:szCs w:val="18"/>
+                <w:color w:val="000000"/>
+              </w:rPr>
+            </w:pPr>
+            <w:r>
+              <w:rPr>
+                <w:rFonts w:ascii="Arial" w:hAnsi="Arial" w:eastAsia="Arial" w:cs="Arial"/>
+                <w:i w:val="false"/>
+                <w:b w:val="false"/>
+                <w:u w:val="none"/>
+                <w:strike w:val="false"/>
+                <w:sz w:val="18"/>
+                <w:szCs w:val="18"/>
+                <w:color w:val="000000"/>
+              </w:rPr>
+              <w:t xml:space="preserve">49</w:t>
             </w:r>
           </w:p>
         </w:tc>
@@ -1069,31 +1118,34 @@
           </w:tcPr>
           <w:p>
             <w:pPr>
-              <w:jc w:val="center"/>
-              <w:pBdr>
-                <w:bottom w:val="none" w:sz="0" w:space="0" w:color="000000"/>
-                <w:top w:val="none" w:sz="0" w:space="0" w:color="000000"/>
-                <w:left w:val="none" w:sz="0" w:space="0" w:color="000000"/>
-                <w:right w:val="none" w:sz="0" w:space="0" w:color="000000"/>
-              </w:pBdr>
-              <w:spacing w:after="100" w:before="100" w:line="240"/>
-              <w:ind w:left="100" w:right="100" w:firstLine="0" w:firstLineChars="0"/>
-              <w:rPr>
-                <w:rFonts w:ascii="Arial" w:hAnsi="Arial" w:eastAsia="Arial" w:cs="Arial"/>
-                <w:i w:val="false"/>
-                <w:b w:val="false"/>
-                <w:u w:val="none"/>
-                <w:sz w:val="18"/>
-                <w:szCs w:val="18"/>
-                <w:color w:val="000000"/>
-              </w:rPr>
-            </w:pPr>
-            <w:r>
-              <w:rPr>
-                <w:rFonts w:ascii="Arial" w:hAnsi="Arial" w:eastAsia="Arial" w:cs="Arial"/>
-                <w:i w:val="false"/>
-                <w:b w:val="false"/>
-                <w:u w:val="none"/>
+              <w:pStyle w:val="Normal"/>
+              <w:jc w:val="center"/>
+              <w:pBdr>
+                <w:bottom w:val="none" w:sz="0" w:space="0" w:color="000000"/>
+                <w:top w:val="none" w:sz="0" w:space="0" w:color="000000"/>
+                <w:left w:val="none" w:sz="0" w:space="0" w:color="000000"/>
+                <w:right w:val="none" w:sz="0" w:space="0" w:color="000000"/>
+              </w:pBdr>
+              <w:spacing w:after="100" w:before="100" w:line="240"/>
+              <w:ind w:left="100" w:right="100" w:firstLine="0" w:firstLineChars="0"/>
+              <w:rPr>
+                <w:rFonts w:ascii="Arial" w:hAnsi="Arial" w:eastAsia="Arial" w:cs="Arial"/>
+                <w:i w:val="false"/>
+                <w:b w:val="false"/>
+                <w:u w:val="none"/>
+                <w:strike w:val="false"/>
+                <w:sz w:val="18"/>
+                <w:szCs w:val="18"/>
+                <w:color w:val="000000"/>
+              </w:rPr>
+            </w:pPr>
+            <w:r>
+              <w:rPr>
+                <w:rFonts w:ascii="Arial" w:hAnsi="Arial" w:eastAsia="Arial" w:cs="Arial"/>
+                <w:i w:val="false"/>
+                <w:b w:val="false"/>
+                <w:u w:val="none"/>
+                <w:strike w:val="false"/>
                 <w:sz w:val="18"/>
                 <w:szCs w:val="18"/>
                 <w:color w:val="000000"/>
@@ -1121,36 +1173,39 @@
           </w:tcPr>
           <w:p>
             <w:pPr>
-              <w:jc w:val="center"/>
-              <w:pBdr>
-                <w:bottom w:val="none" w:sz="0" w:space="0" w:color="000000"/>
-                <w:top w:val="none" w:sz="0" w:space="0" w:color="000000"/>
-                <w:left w:val="none" w:sz="0" w:space="0" w:color="000000"/>
-                <w:right w:val="none" w:sz="0" w:space="0" w:color="000000"/>
-              </w:pBdr>
-              <w:spacing w:after="100" w:before="100" w:line="240"/>
-              <w:ind w:left="100" w:right="100" w:firstLine="0" w:firstLineChars="0"/>
-              <w:rPr>
-                <w:rFonts w:ascii="Arial" w:hAnsi="Arial" w:eastAsia="Arial" w:cs="Arial"/>
-                <w:i w:val="false"/>
-                <w:b w:val="false"/>
-                <w:u w:val="none"/>
-                <w:sz w:val="18"/>
-                <w:szCs w:val="18"/>
-                <w:color w:val="000000"/>
-              </w:rPr>
-            </w:pPr>
-            <w:r>
-              <w:rPr>
-                <w:rFonts w:ascii="Arial" w:hAnsi="Arial" w:eastAsia="Arial" w:cs="Arial"/>
-                <w:i w:val="false"/>
-                <w:b w:val="false"/>
-                <w:u w:val="none"/>
-                <w:sz w:val="18"/>
-                <w:szCs w:val="18"/>
-                <w:color w:val="000000"/>
-              </w:rPr>
-              <w:t xml:space="preserve">NR</w:t>
+              <w:pStyle w:val="Normal"/>
+              <w:jc w:val="center"/>
+              <w:pBdr>
+                <w:bottom w:val="none" w:sz="0" w:space="0" w:color="000000"/>
+                <w:top w:val="none" w:sz="0" w:space="0" w:color="000000"/>
+                <w:left w:val="none" w:sz="0" w:space="0" w:color="000000"/>
+                <w:right w:val="none" w:sz="0" w:space="0" w:color="000000"/>
+              </w:pBdr>
+              <w:spacing w:after="100" w:before="100" w:line="240"/>
+              <w:ind w:left="100" w:right="100" w:firstLine="0" w:firstLineChars="0"/>
+              <w:rPr>
+                <w:rFonts w:ascii="Arial" w:hAnsi="Arial" w:eastAsia="Arial" w:cs="Arial"/>
+                <w:i w:val="false"/>
+                <w:b w:val="false"/>
+                <w:u w:val="none"/>
+                <w:strike w:val="false"/>
+                <w:sz w:val="18"/>
+                <w:szCs w:val="18"/>
+                <w:color w:val="000000"/>
+              </w:rPr>
+            </w:pPr>
+            <w:r>
+              <w:rPr>
+                <w:rFonts w:ascii="Arial" w:hAnsi="Arial" w:eastAsia="Arial" w:cs="Arial"/>
+                <w:i w:val="false"/>
+                <w:b w:val="false"/>
+                <w:u w:val="none"/>
+                <w:strike w:val="false"/>
+                <w:sz w:val="18"/>
+                <w:szCs w:val="18"/>
+                <w:color w:val="000000"/>
+              </w:rPr>
+              <w:t xml:space="preserve">Yes</w:t>
             </w:r>
           </w:p>
         </w:tc>
@@ -1173,36 +1228,39 @@
           </w:tcPr>
           <w:p>
             <w:pPr>
-              <w:jc w:val="center"/>
-              <w:pBdr>
-                <w:bottom w:val="none" w:sz="0" w:space="0" w:color="000000"/>
-                <w:top w:val="none" w:sz="0" w:space="0" w:color="000000"/>
-                <w:left w:val="none" w:sz="0" w:space="0" w:color="000000"/>
-                <w:right w:val="none" w:sz="0" w:space="0" w:color="000000"/>
-              </w:pBdr>
-              <w:spacing w:after="100" w:before="100" w:line="240"/>
-              <w:ind w:left="100" w:right="100" w:firstLine="0" w:firstLineChars="0"/>
-              <w:rPr>
-                <w:rFonts w:ascii="Arial" w:hAnsi="Arial" w:eastAsia="Arial" w:cs="Arial"/>
-                <w:i w:val="false"/>
-                <w:b w:val="false"/>
-                <w:u w:val="none"/>
-                <w:sz w:val="18"/>
-                <w:szCs w:val="18"/>
-                <w:color w:val="000000"/>
-              </w:rPr>
-            </w:pPr>
-            <w:r>
-              <w:rPr>
-                <w:rFonts w:ascii="Arial" w:hAnsi="Arial" w:eastAsia="Arial" w:cs="Arial"/>
-                <w:i w:val="false"/>
-                <w:b w:val="false"/>
-                <w:u w:val="none"/>
-                <w:sz w:val="18"/>
-                <w:szCs w:val="18"/>
-                <w:color w:val="000000"/>
-              </w:rPr>
-              <w:t xml:space="preserve">NR</w:t>
+              <w:pStyle w:val="Normal"/>
+              <w:jc w:val="center"/>
+              <w:pBdr>
+                <w:bottom w:val="none" w:sz="0" w:space="0" w:color="000000"/>
+                <w:top w:val="none" w:sz="0" w:space="0" w:color="000000"/>
+                <w:left w:val="none" w:sz="0" w:space="0" w:color="000000"/>
+                <w:right w:val="none" w:sz="0" w:space="0" w:color="000000"/>
+              </w:pBdr>
+              <w:spacing w:after="100" w:before="100" w:line="240"/>
+              <w:ind w:left="100" w:right="100" w:firstLine="0" w:firstLineChars="0"/>
+              <w:rPr>
+                <w:rFonts w:ascii="Arial" w:hAnsi="Arial" w:eastAsia="Arial" w:cs="Arial"/>
+                <w:i w:val="false"/>
+                <w:b w:val="false"/>
+                <w:u w:val="none"/>
+                <w:strike w:val="false"/>
+                <w:sz w:val="18"/>
+                <w:szCs w:val="18"/>
+                <w:color w:val="000000"/>
+              </w:rPr>
+            </w:pPr>
+            <w:r>
+              <w:rPr>
+                <w:rFonts w:ascii="Arial" w:hAnsi="Arial" w:eastAsia="Arial" w:cs="Arial"/>
+                <w:i w:val="false"/>
+                <w:b w:val="false"/>
+                <w:u w:val="none"/>
+                <w:strike w:val="false"/>
+                <w:sz w:val="18"/>
+                <w:szCs w:val="18"/>
+                <w:color w:val="000000"/>
+              </w:rPr>
+              <w:t xml:space="preserve">Yes</w:t>
             </w:r>
           </w:p>
         </w:tc>
@@ -1225,36 +1283,39 @@
           </w:tcPr>
           <w:p>
             <w:pPr>
-              <w:jc w:val="center"/>
-              <w:pBdr>
-                <w:bottom w:val="none" w:sz="0" w:space="0" w:color="000000"/>
-                <w:top w:val="none" w:sz="0" w:space="0" w:color="000000"/>
-                <w:left w:val="none" w:sz="0" w:space="0" w:color="000000"/>
-                <w:right w:val="none" w:sz="0" w:space="0" w:color="000000"/>
-              </w:pBdr>
-              <w:spacing w:after="100" w:before="100" w:line="240"/>
-              <w:ind w:left="100" w:right="100" w:firstLine="0" w:firstLineChars="0"/>
-              <w:rPr>
-                <w:rFonts w:ascii="Arial" w:hAnsi="Arial" w:eastAsia="Arial" w:cs="Arial"/>
-                <w:i w:val="false"/>
-                <w:b w:val="false"/>
-                <w:u w:val="none"/>
-                <w:sz w:val="18"/>
-                <w:szCs w:val="18"/>
-                <w:color w:val="000000"/>
-              </w:rPr>
-            </w:pPr>
-            <w:r>
-              <w:rPr>
-                <w:rFonts w:ascii="Arial" w:hAnsi="Arial" w:eastAsia="Arial" w:cs="Arial"/>
-                <w:i w:val="false"/>
-                <w:b w:val="false"/>
-                <w:u w:val="none"/>
-                <w:sz w:val="18"/>
-                <w:szCs w:val="18"/>
-                <w:color w:val="000000"/>
-              </w:rPr>
-              <w:t xml:space="preserve">No</w:t>
+              <w:pStyle w:val="Normal"/>
+              <w:jc w:val="center"/>
+              <w:pBdr>
+                <w:bottom w:val="none" w:sz="0" w:space="0" w:color="000000"/>
+                <w:top w:val="none" w:sz="0" w:space="0" w:color="000000"/>
+                <w:left w:val="none" w:sz="0" w:space="0" w:color="000000"/>
+                <w:right w:val="none" w:sz="0" w:space="0" w:color="000000"/>
+              </w:pBdr>
+              <w:spacing w:after="100" w:before="100" w:line="240"/>
+              <w:ind w:left="100" w:right="100" w:firstLine="0" w:firstLineChars="0"/>
+              <w:rPr>
+                <w:rFonts w:ascii="Arial" w:hAnsi="Arial" w:eastAsia="Arial" w:cs="Arial"/>
+                <w:i w:val="false"/>
+                <w:b w:val="false"/>
+                <w:u w:val="none"/>
+                <w:strike w:val="false"/>
+                <w:sz w:val="18"/>
+                <w:szCs w:val="18"/>
+                <w:color w:val="000000"/>
+              </w:rPr>
+            </w:pPr>
+            <w:r>
+              <w:rPr>
+                <w:rFonts w:ascii="Arial" w:hAnsi="Arial" w:eastAsia="Arial" w:cs="Arial"/>
+                <w:i w:val="false"/>
+                <w:b w:val="false"/>
+                <w:u w:val="none"/>
+                <w:strike w:val="false"/>
+                <w:sz w:val="18"/>
+                <w:szCs w:val="18"/>
+                <w:color w:val="000000"/>
+              </w:rPr>
+              <w:t xml:space="preserve">Yes</w:t>
             </w:r>
           </w:p>
         </w:tc>
@@ -1277,36 +1338,39 @@
           </w:tcPr>
           <w:p>
             <w:pPr>
-              <w:jc w:val="center"/>
-              <w:pBdr>
-                <w:bottom w:val="none" w:sz="0" w:space="0" w:color="000000"/>
-                <w:top w:val="none" w:sz="0" w:space="0" w:color="000000"/>
-                <w:left w:val="none" w:sz="0" w:space="0" w:color="000000"/>
-                <w:right w:val="none" w:sz="0" w:space="0" w:color="000000"/>
-              </w:pBdr>
-              <w:spacing w:after="100" w:before="100" w:line="240"/>
-              <w:ind w:left="100" w:right="100" w:firstLine="0" w:firstLineChars="0"/>
-              <w:rPr>
-                <w:rFonts w:ascii="Arial" w:hAnsi="Arial" w:eastAsia="Arial" w:cs="Arial"/>
-                <w:i w:val="false"/>
-                <w:b w:val="false"/>
-                <w:u w:val="none"/>
-                <w:sz w:val="18"/>
-                <w:szCs w:val="18"/>
-                <w:color w:val="000000"/>
-              </w:rPr>
-            </w:pPr>
-            <w:r>
-              <w:rPr>
-                <w:rFonts w:ascii="Arial" w:hAnsi="Arial" w:eastAsia="Arial" w:cs="Arial"/>
-                <w:i w:val="false"/>
-                <w:b w:val="false"/>
-                <w:u w:val="none"/>
-                <w:sz w:val="18"/>
-                <w:szCs w:val="18"/>
-                <w:color w:val="000000"/>
-              </w:rPr>
-              <w:t xml:space="preserve">NA</w:t>
+              <w:pStyle w:val="Normal"/>
+              <w:jc w:val="center"/>
+              <w:pBdr>
+                <w:bottom w:val="none" w:sz="0" w:space="0" w:color="000000"/>
+                <w:top w:val="none" w:sz="0" w:space="0" w:color="000000"/>
+                <w:left w:val="none" w:sz="0" w:space="0" w:color="000000"/>
+                <w:right w:val="none" w:sz="0" w:space="0" w:color="000000"/>
+              </w:pBdr>
+              <w:spacing w:after="100" w:before="100" w:line="240"/>
+              <w:ind w:left="100" w:right="100" w:firstLine="0" w:firstLineChars="0"/>
+              <w:rPr>
+                <w:rFonts w:ascii="Arial" w:hAnsi="Arial" w:eastAsia="Arial" w:cs="Arial"/>
+                <w:i w:val="false"/>
+                <w:b w:val="false"/>
+                <w:u w:val="none"/>
+                <w:strike w:val="false"/>
+                <w:sz w:val="18"/>
+                <w:szCs w:val="18"/>
+                <w:color w:val="000000"/>
+              </w:rPr>
+            </w:pPr>
+            <w:r>
+              <w:rPr>
+                <w:rFonts w:ascii="Arial" w:hAnsi="Arial" w:eastAsia="Arial" w:cs="Arial"/>
+                <w:i w:val="false"/>
+                <w:b w:val="false"/>
+                <w:u w:val="none"/>
+                <w:strike w:val="false"/>
+                <w:sz w:val="18"/>
+                <w:szCs w:val="18"/>
+                <w:color w:val="000000"/>
+              </w:rPr>
+              <w:t xml:space="preserve">Yes</w:t>
             </w:r>
           </w:p>
         </w:tc>
@@ -1329,31 +1393,34 @@
           </w:tcPr>
           <w:p>
             <w:pPr>
-              <w:jc w:val="center"/>
-              <w:pBdr>
-                <w:bottom w:val="none" w:sz="0" w:space="0" w:color="000000"/>
-                <w:top w:val="none" w:sz="0" w:space="0" w:color="000000"/>
-                <w:left w:val="none" w:sz="0" w:space="0" w:color="000000"/>
-                <w:right w:val="none" w:sz="0" w:space="0" w:color="000000"/>
-              </w:pBdr>
-              <w:spacing w:after="100" w:before="100" w:line="240"/>
-              <w:ind w:left="100" w:right="100" w:firstLine="0" w:firstLineChars="0"/>
-              <w:rPr>
-                <w:rFonts w:ascii="Arial" w:hAnsi="Arial" w:eastAsia="Arial" w:cs="Arial"/>
-                <w:i w:val="false"/>
-                <w:b w:val="false"/>
-                <w:u w:val="none"/>
-                <w:sz w:val="18"/>
-                <w:szCs w:val="18"/>
-                <w:color w:val="000000"/>
-              </w:rPr>
-            </w:pPr>
-            <w:r>
-              <w:rPr>
-                <w:rFonts w:ascii="Arial" w:hAnsi="Arial" w:eastAsia="Arial" w:cs="Arial"/>
-                <w:i w:val="false"/>
-                <w:b w:val="false"/>
-                <w:u w:val="none"/>
+              <w:pStyle w:val="Normal"/>
+              <w:jc w:val="center"/>
+              <w:pBdr>
+                <w:bottom w:val="none" w:sz="0" w:space="0" w:color="000000"/>
+                <w:top w:val="none" w:sz="0" w:space="0" w:color="000000"/>
+                <w:left w:val="none" w:sz="0" w:space="0" w:color="000000"/>
+                <w:right w:val="none" w:sz="0" w:space="0" w:color="000000"/>
+              </w:pBdr>
+              <w:spacing w:after="100" w:before="100" w:line="240"/>
+              <w:ind w:left="100" w:right="100" w:firstLine="0" w:firstLineChars="0"/>
+              <w:rPr>
+                <w:rFonts w:ascii="Arial" w:hAnsi="Arial" w:eastAsia="Arial" w:cs="Arial"/>
+                <w:i w:val="false"/>
+                <w:b w:val="false"/>
+                <w:u w:val="none"/>
+                <w:strike w:val="false"/>
+                <w:sz w:val="18"/>
+                <w:szCs w:val="18"/>
+                <w:color w:val="000000"/>
+              </w:rPr>
+            </w:pPr>
+            <w:r>
+              <w:rPr>
+                <w:rFonts w:ascii="Arial" w:hAnsi="Arial" w:eastAsia="Arial" w:cs="Arial"/>
+                <w:i w:val="false"/>
+                <w:b w:val="false"/>
+                <w:u w:val="none"/>
+                <w:strike w:val="false"/>
                 <w:sz w:val="18"/>
                 <w:szCs w:val="18"/>
                 <w:color w:val="000000"/>
@@ -1381,36 +1448,39 @@
           </w:tcPr>
           <w:p>
             <w:pPr>
-              <w:jc w:val="center"/>
-              <w:pBdr>
-                <w:bottom w:val="none" w:sz="0" w:space="0" w:color="000000"/>
-                <w:top w:val="none" w:sz="0" w:space="0" w:color="000000"/>
-                <w:left w:val="none" w:sz="0" w:space="0" w:color="000000"/>
-                <w:right w:val="none" w:sz="0" w:space="0" w:color="000000"/>
-              </w:pBdr>
-              <w:spacing w:after="100" w:before="100" w:line="240"/>
-              <w:ind w:left="100" w:right="100" w:firstLine="0" w:firstLineChars="0"/>
-              <w:rPr>
-                <w:rFonts w:ascii="Arial" w:hAnsi="Arial" w:eastAsia="Arial" w:cs="Arial"/>
-                <w:i w:val="false"/>
-                <w:b w:val="false"/>
-                <w:u w:val="none"/>
-                <w:sz w:val="18"/>
-                <w:szCs w:val="18"/>
-                <w:color w:val="000000"/>
-              </w:rPr>
-            </w:pPr>
-            <w:r>
-              <w:rPr>
-                <w:rFonts w:ascii="Arial" w:hAnsi="Arial" w:eastAsia="Arial" w:cs="Arial"/>
-                <w:i w:val="false"/>
-                <w:b w:val="false"/>
-                <w:u w:val="none"/>
-                <w:sz w:val="18"/>
-                <w:szCs w:val="18"/>
-                <w:color w:val="000000"/>
-              </w:rPr>
-              <w:t xml:space="preserve">NR</w:t>
+              <w:pStyle w:val="Normal"/>
+              <w:jc w:val="center"/>
+              <w:pBdr>
+                <w:bottom w:val="none" w:sz="0" w:space="0" w:color="000000"/>
+                <w:top w:val="none" w:sz="0" w:space="0" w:color="000000"/>
+                <w:left w:val="none" w:sz="0" w:space="0" w:color="000000"/>
+                <w:right w:val="none" w:sz="0" w:space="0" w:color="000000"/>
+              </w:pBdr>
+              <w:spacing w:after="100" w:before="100" w:line="240"/>
+              <w:ind w:left="100" w:right="100" w:firstLine="0" w:firstLineChars="0"/>
+              <w:rPr>
+                <w:rFonts w:ascii="Arial" w:hAnsi="Arial" w:eastAsia="Arial" w:cs="Arial"/>
+                <w:i w:val="false"/>
+                <w:b w:val="false"/>
+                <w:u w:val="none"/>
+                <w:strike w:val="false"/>
+                <w:sz w:val="18"/>
+                <w:szCs w:val="18"/>
+                <w:color w:val="000000"/>
+              </w:rPr>
+            </w:pPr>
+            <w:r>
+              <w:rPr>
+                <w:rFonts w:ascii="Arial" w:hAnsi="Arial" w:eastAsia="Arial" w:cs="Arial"/>
+                <w:i w:val="false"/>
+                <w:b w:val="false"/>
+                <w:u w:val="none"/>
+                <w:strike w:val="false"/>
+                <w:sz w:val="18"/>
+                <w:szCs w:val="18"/>
+                <w:color w:val="000000"/>
+              </w:rPr>
+              <w:t xml:space="preserve">Yes</w:t>
             </w:r>
           </w:p>
         </w:tc>
@@ -1433,36 +1503,39 @@
           </w:tcPr>
           <w:p>
             <w:pPr>
-              <w:jc w:val="center"/>
-              <w:pBdr>
-                <w:bottom w:val="none" w:sz="0" w:space="0" w:color="000000"/>
-                <w:top w:val="none" w:sz="0" w:space="0" w:color="000000"/>
-                <w:left w:val="none" w:sz="0" w:space="0" w:color="000000"/>
-                <w:right w:val="none" w:sz="0" w:space="0" w:color="000000"/>
-              </w:pBdr>
-              <w:spacing w:after="100" w:before="100" w:line="240"/>
-              <w:ind w:left="100" w:right="100" w:firstLine="0" w:firstLineChars="0"/>
-              <w:rPr>
-                <w:rFonts w:ascii="Arial" w:hAnsi="Arial" w:eastAsia="Arial" w:cs="Arial"/>
-                <w:i w:val="false"/>
-                <w:b w:val="false"/>
-                <w:u w:val="none"/>
-                <w:sz w:val="18"/>
-                <w:szCs w:val="18"/>
-                <w:color w:val="000000"/>
-              </w:rPr>
-            </w:pPr>
-            <w:r>
-              <w:rPr>
-                <w:rFonts w:ascii="Arial" w:hAnsi="Arial" w:eastAsia="Arial" w:cs="Arial"/>
-                <w:i w:val="false"/>
-                <w:b w:val="false"/>
-                <w:u w:val="none"/>
-                <w:sz w:val="18"/>
-                <w:szCs w:val="18"/>
-                <w:color w:val="000000"/>
-              </w:rPr>
-              <w:t xml:space="preserve">NR</w:t>
+              <w:pStyle w:val="Normal"/>
+              <w:jc w:val="center"/>
+              <w:pBdr>
+                <w:bottom w:val="none" w:sz="0" w:space="0" w:color="000000"/>
+                <w:top w:val="none" w:sz="0" w:space="0" w:color="000000"/>
+                <w:left w:val="none" w:sz="0" w:space="0" w:color="000000"/>
+                <w:right w:val="none" w:sz="0" w:space="0" w:color="000000"/>
+              </w:pBdr>
+              <w:spacing w:after="100" w:before="100" w:line="240"/>
+              <w:ind w:left="100" w:right="100" w:firstLine="0" w:firstLineChars="0"/>
+              <w:rPr>
+                <w:rFonts w:ascii="Arial" w:hAnsi="Arial" w:eastAsia="Arial" w:cs="Arial"/>
+                <w:i w:val="false"/>
+                <w:b w:val="false"/>
+                <w:u w:val="none"/>
+                <w:strike w:val="false"/>
+                <w:sz w:val="18"/>
+                <w:szCs w:val="18"/>
+                <w:color w:val="000000"/>
+              </w:rPr>
+            </w:pPr>
+            <w:r>
+              <w:rPr>
+                <w:rFonts w:ascii="Arial" w:hAnsi="Arial" w:eastAsia="Arial" w:cs="Arial"/>
+                <w:i w:val="false"/>
+                <w:b w:val="false"/>
+                <w:u w:val="none"/>
+                <w:strike w:val="false"/>
+                <w:sz w:val="18"/>
+                <w:szCs w:val="18"/>
+                <w:color w:val="000000"/>
+              </w:rPr>
+              <w:t xml:space="preserve">Yes</w:t>
             </w:r>
           </w:p>
         </w:tc>
@@ -1485,36 +1558,39 @@
           </w:tcPr>
           <w:p>
             <w:pPr>
-              <w:jc w:val="center"/>
-              <w:pBdr>
-                <w:bottom w:val="none" w:sz="0" w:space="0" w:color="000000"/>
-                <w:top w:val="none" w:sz="0" w:space="0" w:color="000000"/>
-                <w:left w:val="none" w:sz="0" w:space="0" w:color="000000"/>
-                <w:right w:val="none" w:sz="0" w:space="0" w:color="000000"/>
-              </w:pBdr>
-              <w:spacing w:after="100" w:before="100" w:line="240"/>
-              <w:ind w:left="100" w:right="100" w:firstLine="0" w:firstLineChars="0"/>
-              <w:rPr>
-                <w:rFonts w:ascii="Arial" w:hAnsi="Arial" w:eastAsia="Arial" w:cs="Arial"/>
-                <w:i w:val="false"/>
-                <w:b w:val="false"/>
-                <w:u w:val="none"/>
-                <w:sz w:val="18"/>
-                <w:szCs w:val="18"/>
-                <w:color w:val="000000"/>
-              </w:rPr>
-            </w:pPr>
-            <w:r>
-              <w:rPr>
-                <w:rFonts w:ascii="Arial" w:hAnsi="Arial" w:eastAsia="Arial" w:cs="Arial"/>
-                <w:i w:val="false"/>
-                <w:b w:val="false"/>
-                <w:u w:val="none"/>
-                <w:sz w:val="18"/>
-                <w:szCs w:val="18"/>
-                <w:color w:val="000000"/>
-              </w:rPr>
-              <w:t xml:space="preserve">CD</w:t>
+              <w:pStyle w:val="Normal"/>
+              <w:jc w:val="center"/>
+              <w:pBdr>
+                <w:bottom w:val="none" w:sz="0" w:space="0" w:color="000000"/>
+                <w:top w:val="none" w:sz="0" w:space="0" w:color="000000"/>
+                <w:left w:val="none" w:sz="0" w:space="0" w:color="000000"/>
+                <w:right w:val="none" w:sz="0" w:space="0" w:color="000000"/>
+              </w:pBdr>
+              <w:spacing w:after="100" w:before="100" w:line="240"/>
+              <w:ind w:left="100" w:right="100" w:firstLine="0" w:firstLineChars="0"/>
+              <w:rPr>
+                <w:rFonts w:ascii="Arial" w:hAnsi="Arial" w:eastAsia="Arial" w:cs="Arial"/>
+                <w:i w:val="false"/>
+                <w:b w:val="false"/>
+                <w:u w:val="none"/>
+                <w:strike w:val="false"/>
+                <w:sz w:val="18"/>
+                <w:szCs w:val="18"/>
+                <w:color w:val="000000"/>
+              </w:rPr>
+            </w:pPr>
+            <w:r>
+              <w:rPr>
+                <w:rFonts w:ascii="Arial" w:hAnsi="Arial" w:eastAsia="Arial" w:cs="Arial"/>
+                <w:i w:val="false"/>
+                <w:b w:val="false"/>
+                <w:u w:val="none"/>
+                <w:strike w:val="false"/>
+                <w:sz w:val="18"/>
+                <w:szCs w:val="18"/>
+                <w:color w:val="000000"/>
+              </w:rPr>
+              <w:t xml:space="preserve">Yes</w:t>
             </w:r>
           </w:p>
         </w:tc>
@@ -1537,31 +1613,34 @@
           </w:tcPr>
           <w:p>
             <w:pPr>
-              <w:jc w:val="center"/>
-              <w:pBdr>
-                <w:bottom w:val="none" w:sz="0" w:space="0" w:color="000000"/>
-                <w:top w:val="none" w:sz="0" w:space="0" w:color="000000"/>
-                <w:left w:val="none" w:sz="0" w:space="0" w:color="000000"/>
-                <w:right w:val="none" w:sz="0" w:space="0" w:color="000000"/>
-              </w:pBdr>
-              <w:spacing w:after="100" w:before="100" w:line="240"/>
-              <w:ind w:left="100" w:right="100" w:firstLine="0" w:firstLineChars="0"/>
-              <w:rPr>
-                <w:rFonts w:ascii="Arial" w:hAnsi="Arial" w:eastAsia="Arial" w:cs="Arial"/>
-                <w:i w:val="false"/>
-                <w:b w:val="false"/>
-                <w:u w:val="none"/>
-                <w:sz w:val="18"/>
-                <w:szCs w:val="18"/>
-                <w:color w:val="000000"/>
-              </w:rPr>
-            </w:pPr>
-            <w:r>
-              <w:rPr>
-                <w:rFonts w:ascii="Arial" w:hAnsi="Arial" w:eastAsia="Arial" w:cs="Arial"/>
-                <w:i w:val="false"/>
-                <w:b w:val="false"/>
-                <w:u w:val="none"/>
+              <w:pStyle w:val="Normal"/>
+              <w:jc w:val="center"/>
+              <w:pBdr>
+                <w:bottom w:val="none" w:sz="0" w:space="0" w:color="000000"/>
+                <w:top w:val="none" w:sz="0" w:space="0" w:color="000000"/>
+                <w:left w:val="none" w:sz="0" w:space="0" w:color="000000"/>
+                <w:right w:val="none" w:sz="0" w:space="0" w:color="000000"/>
+              </w:pBdr>
+              <w:spacing w:after="100" w:before="100" w:line="240"/>
+              <w:ind w:left="100" w:right="100" w:firstLine="0" w:firstLineChars="0"/>
+              <w:rPr>
+                <w:rFonts w:ascii="Arial" w:hAnsi="Arial" w:eastAsia="Arial" w:cs="Arial"/>
+                <w:i w:val="false"/>
+                <w:b w:val="false"/>
+                <w:u w:val="none"/>
+                <w:strike w:val="false"/>
+                <w:sz w:val="18"/>
+                <w:szCs w:val="18"/>
+                <w:color w:val="000000"/>
+              </w:rPr>
+            </w:pPr>
+            <w:r>
+              <w:rPr>
+                <w:rFonts w:ascii="Arial" w:hAnsi="Arial" w:eastAsia="Arial" w:cs="Arial"/>
+                <w:i w:val="false"/>
+                <w:b w:val="false"/>
+                <w:u w:val="none"/>
+                <w:strike w:val="false"/>
                 <w:sz w:val="18"/>
                 <w:szCs w:val="18"/>
                 <w:color w:val="000000"/>
@@ -1589,36 +1668,39 @@
           </w:tcPr>
           <w:p>
             <w:pPr>
-              <w:jc w:val="center"/>
-              <w:pBdr>
-                <w:bottom w:val="none" w:sz="0" w:space="0" w:color="000000"/>
-                <w:top w:val="none" w:sz="0" w:space="0" w:color="000000"/>
-                <w:left w:val="none" w:sz="0" w:space="0" w:color="000000"/>
-                <w:right w:val="none" w:sz="0" w:space="0" w:color="000000"/>
-              </w:pBdr>
-              <w:spacing w:after="100" w:before="100" w:line="240"/>
-              <w:ind w:left="100" w:right="100" w:firstLine="0" w:firstLineChars="0"/>
-              <w:rPr>
-                <w:rFonts w:ascii="Arial" w:hAnsi="Arial" w:eastAsia="Arial" w:cs="Arial"/>
-                <w:i w:val="false"/>
-                <w:b w:val="false"/>
-                <w:u w:val="none"/>
-                <w:sz w:val="18"/>
-                <w:szCs w:val="18"/>
-                <w:color w:val="000000"/>
-              </w:rPr>
-            </w:pPr>
-            <w:r>
-              <w:rPr>
-                <w:rFonts w:ascii="Arial" w:hAnsi="Arial" w:eastAsia="Arial" w:cs="Arial"/>
-                <w:i w:val="false"/>
-                <w:b w:val="false"/>
-                <w:u w:val="none"/>
-                <w:sz w:val="18"/>
-                <w:szCs w:val="18"/>
-                <w:color w:val="000000"/>
-              </w:rPr>
-              <w:t xml:space="preserve">NA</w:t>
+              <w:pStyle w:val="Normal"/>
+              <w:jc w:val="center"/>
+              <w:pBdr>
+                <w:bottom w:val="none" w:sz="0" w:space="0" w:color="000000"/>
+                <w:top w:val="none" w:sz="0" w:space="0" w:color="000000"/>
+                <w:left w:val="none" w:sz="0" w:space="0" w:color="000000"/>
+                <w:right w:val="none" w:sz="0" w:space="0" w:color="000000"/>
+              </w:pBdr>
+              <w:spacing w:after="100" w:before="100" w:line="240"/>
+              <w:ind w:left="100" w:right="100" w:firstLine="0" w:firstLineChars="0"/>
+              <w:rPr>
+                <w:rFonts w:ascii="Arial" w:hAnsi="Arial" w:eastAsia="Arial" w:cs="Arial"/>
+                <w:i w:val="false"/>
+                <w:b w:val="false"/>
+                <w:u w:val="none"/>
+                <w:strike w:val="false"/>
+                <w:sz w:val="18"/>
+                <w:szCs w:val="18"/>
+                <w:color w:val="000000"/>
+              </w:rPr>
+            </w:pPr>
+            <w:r>
+              <w:rPr>
+                <w:rFonts w:ascii="Arial" w:hAnsi="Arial" w:eastAsia="Arial" w:cs="Arial"/>
+                <w:i w:val="false"/>
+                <w:b w:val="false"/>
+                <w:u w:val="none"/>
+                <w:strike w:val="false"/>
+                <w:sz w:val="18"/>
+                <w:szCs w:val="18"/>
+                <w:color w:val="000000"/>
+              </w:rPr>
+              <w:t xml:space="preserve">Yes</w:t>
             </w:r>
           </w:p>
         </w:tc>
@@ -1641,36 +1723,39 @@
           </w:tcPr>
           <w:p>
             <w:pPr>
-              <w:jc w:val="center"/>
-              <w:pBdr>
-                <w:bottom w:val="none" w:sz="0" w:space="0" w:color="000000"/>
-                <w:top w:val="none" w:sz="0" w:space="0" w:color="000000"/>
-                <w:left w:val="none" w:sz="0" w:space="0" w:color="000000"/>
-                <w:right w:val="none" w:sz="0" w:space="0" w:color="000000"/>
-              </w:pBdr>
-              <w:spacing w:after="100" w:before="100" w:line="240"/>
-              <w:ind w:left="100" w:right="100" w:firstLine="0" w:firstLineChars="0"/>
-              <w:rPr>
-                <w:rFonts w:ascii="Arial" w:hAnsi="Arial" w:eastAsia="Arial" w:cs="Arial"/>
-                <w:i w:val="false"/>
-                <w:b w:val="false"/>
-                <w:u w:val="none"/>
-                <w:sz w:val="18"/>
-                <w:szCs w:val="18"/>
-                <w:color w:val="000000"/>
-              </w:rPr>
-            </w:pPr>
-            <w:r>
-              <w:rPr>
-                <w:rFonts w:ascii="Arial" w:hAnsi="Arial" w:eastAsia="Arial" w:cs="Arial"/>
-                <w:i w:val="false"/>
-                <w:b w:val="false"/>
-                <w:u w:val="none"/>
-                <w:sz w:val="18"/>
-                <w:szCs w:val="18"/>
-                <w:color w:val="000000"/>
-              </w:rPr>
-              <w:t xml:space="preserve">NA</w:t>
+              <w:pStyle w:val="Normal"/>
+              <w:jc w:val="center"/>
+              <w:pBdr>
+                <w:bottom w:val="none" w:sz="0" w:space="0" w:color="000000"/>
+                <w:top w:val="none" w:sz="0" w:space="0" w:color="000000"/>
+                <w:left w:val="none" w:sz="0" w:space="0" w:color="000000"/>
+                <w:right w:val="none" w:sz="0" w:space="0" w:color="000000"/>
+              </w:pBdr>
+              <w:spacing w:after="100" w:before="100" w:line="240"/>
+              <w:ind w:left="100" w:right="100" w:firstLine="0" w:firstLineChars="0"/>
+              <w:rPr>
+                <w:rFonts w:ascii="Arial" w:hAnsi="Arial" w:eastAsia="Arial" w:cs="Arial"/>
+                <w:i w:val="false"/>
+                <w:b w:val="false"/>
+                <w:u w:val="none"/>
+                <w:strike w:val="false"/>
+                <w:sz w:val="18"/>
+                <w:szCs w:val="18"/>
+                <w:color w:val="000000"/>
+              </w:rPr>
+            </w:pPr>
+            <w:r>
+              <w:rPr>
+                <w:rFonts w:ascii="Arial" w:hAnsi="Arial" w:eastAsia="Arial" w:cs="Arial"/>
+                <w:i w:val="false"/>
+                <w:b w:val="false"/>
+                <w:u w:val="none"/>
+                <w:strike w:val="false"/>
+                <w:sz w:val="18"/>
+                <w:szCs w:val="18"/>
+                <w:color w:val="000000"/>
+              </w:rPr>
+              <w:t xml:space="preserve">Yes</w:t>
             </w:r>
           </w:p>
         </w:tc>
@@ -1693,31 +1778,34 @@
           </w:tcPr>
           <w:p>
             <w:pPr>
-              <w:jc w:val="center"/>
-              <w:pBdr>
-                <w:bottom w:val="none" w:sz="0" w:space="0" w:color="000000"/>
-                <w:top w:val="none" w:sz="0" w:space="0" w:color="000000"/>
-                <w:left w:val="none" w:sz="0" w:space="0" w:color="000000"/>
-                <w:right w:val="none" w:sz="0" w:space="0" w:color="000000"/>
-              </w:pBdr>
-              <w:spacing w:after="100" w:before="100" w:line="240"/>
-              <w:ind w:left="100" w:right="100" w:firstLine="0" w:firstLineChars="0"/>
-              <w:rPr>
-                <w:rFonts w:ascii="Arial" w:hAnsi="Arial" w:eastAsia="Arial" w:cs="Arial"/>
-                <w:i w:val="false"/>
-                <w:b w:val="false"/>
-                <w:u w:val="none"/>
-                <w:sz w:val="18"/>
-                <w:szCs w:val="18"/>
-                <w:color w:val="000000"/>
-              </w:rPr>
-            </w:pPr>
-            <w:r>
-              <w:rPr>
-                <w:rFonts w:ascii="Arial" w:hAnsi="Arial" w:eastAsia="Arial" w:cs="Arial"/>
-                <w:i w:val="false"/>
-                <w:b w:val="false"/>
-                <w:u w:val="none"/>
+              <w:pStyle w:val="Normal"/>
+              <w:jc w:val="center"/>
+              <w:pBdr>
+                <w:bottom w:val="none" w:sz="0" w:space="0" w:color="000000"/>
+                <w:top w:val="none" w:sz="0" w:space="0" w:color="000000"/>
+                <w:left w:val="none" w:sz="0" w:space="0" w:color="000000"/>
+                <w:right w:val="none" w:sz="0" w:space="0" w:color="000000"/>
+              </w:pBdr>
+              <w:spacing w:after="100" w:before="100" w:line="240"/>
+              <w:ind w:left="100" w:right="100" w:firstLine="0" w:firstLineChars="0"/>
+              <w:rPr>
+                <w:rFonts w:ascii="Arial" w:hAnsi="Arial" w:eastAsia="Arial" w:cs="Arial"/>
+                <w:i w:val="false"/>
+                <w:b w:val="false"/>
+                <w:u w:val="none"/>
+                <w:strike w:val="false"/>
+                <w:sz w:val="18"/>
+                <w:szCs w:val="18"/>
+                <w:color w:val="000000"/>
+              </w:rPr>
+            </w:pPr>
+            <w:r>
+              <w:rPr>
+                <w:rFonts w:ascii="Arial" w:hAnsi="Arial" w:eastAsia="Arial" w:cs="Arial"/>
+                <w:i w:val="false"/>
+                <w:b w:val="false"/>
+                <w:u w:val="none"/>
+                <w:strike w:val="false"/>
                 <w:sz w:val="18"/>
                 <w:szCs w:val="18"/>
                 <w:color w:val="000000"/>
@@ -1745,36 +1833,39 @@
           </w:tcPr>
           <w:p>
             <w:pPr>
-              <w:jc w:val="center"/>
-              <w:pBdr>
-                <w:bottom w:val="none" w:sz="0" w:space="0" w:color="000000"/>
-                <w:top w:val="none" w:sz="0" w:space="0" w:color="000000"/>
-                <w:left w:val="none" w:sz="0" w:space="0" w:color="000000"/>
-                <w:right w:val="none" w:sz="0" w:space="0" w:color="000000"/>
-              </w:pBdr>
-              <w:spacing w:after="100" w:before="100" w:line="240"/>
-              <w:ind w:left="100" w:right="100" w:firstLine="0" w:firstLineChars="0"/>
-              <w:rPr>
-                <w:rFonts w:ascii="Arial" w:hAnsi="Arial" w:eastAsia="Arial" w:cs="Arial"/>
-                <w:i w:val="false"/>
-                <w:b w:val="false"/>
-                <w:u w:val="none"/>
-                <w:sz w:val="18"/>
-                <w:szCs w:val="18"/>
-                <w:color w:val="000000"/>
-              </w:rPr>
-            </w:pPr>
-            <w:r>
-              <w:rPr>
-                <w:rFonts w:ascii="Arial" w:hAnsi="Arial" w:eastAsia="Arial" w:cs="Arial"/>
-                <w:i w:val="false"/>
-                <w:b w:val="false"/>
-                <w:u w:val="none"/>
-                <w:sz w:val="18"/>
-                <w:szCs w:val="18"/>
-                <w:color w:val="000000"/>
-              </w:rPr>
-              <w:t xml:space="preserve">NA</w:t>
+              <w:pStyle w:val="Normal"/>
+              <w:jc w:val="center"/>
+              <w:pBdr>
+                <w:bottom w:val="none" w:sz="0" w:space="0" w:color="000000"/>
+                <w:top w:val="none" w:sz="0" w:space="0" w:color="000000"/>
+                <w:left w:val="none" w:sz="0" w:space="0" w:color="000000"/>
+                <w:right w:val="none" w:sz="0" w:space="0" w:color="000000"/>
+              </w:pBdr>
+              <w:spacing w:after="100" w:before="100" w:line="240"/>
+              <w:ind w:left="100" w:right="100" w:firstLine="0" w:firstLineChars="0"/>
+              <w:rPr>
+                <w:rFonts w:ascii="Arial" w:hAnsi="Arial" w:eastAsia="Arial" w:cs="Arial"/>
+                <w:i w:val="false"/>
+                <w:b w:val="false"/>
+                <w:u w:val="none"/>
+                <w:strike w:val="false"/>
+                <w:sz w:val="18"/>
+                <w:szCs w:val="18"/>
+                <w:color w:val="000000"/>
+              </w:rPr>
+            </w:pPr>
+            <w:r>
+              <w:rPr>
+                <w:rFonts w:ascii="Arial" w:hAnsi="Arial" w:eastAsia="Arial" w:cs="Arial"/>
+                <w:i w:val="false"/>
+                <w:b w:val="false"/>
+                <w:u w:val="none"/>
+                <w:strike w:val="false"/>
+                <w:sz w:val="18"/>
+                <w:szCs w:val="18"/>
+                <w:color w:val="000000"/>
+              </w:rPr>
+              <w:t xml:space="preserve">Yes</w:t>
             </w:r>
           </w:p>
         </w:tc>
@@ -1797,45 +1888,47 @@
           </w:tcPr>
           <w:p>
             <w:pPr>
-              <w:jc w:val="center"/>
-              <w:pBdr>
-                <w:bottom w:val="none" w:sz="0" w:space="0" w:color="000000"/>
-                <w:top w:val="none" w:sz="0" w:space="0" w:color="000000"/>
-                <w:left w:val="none" w:sz="0" w:space="0" w:color="000000"/>
-                <w:right w:val="none" w:sz="0" w:space="0" w:color="000000"/>
-              </w:pBdr>
-              <w:spacing w:after="100" w:before="100" w:line="240"/>
-              <w:ind w:left="100" w:right="100" w:firstLine="0" w:firstLineChars="0"/>
-              <w:rPr>
-                <w:rFonts w:ascii="Arial" w:hAnsi="Arial" w:eastAsia="Arial" w:cs="Arial"/>
-                <w:i w:val="false"/>
-                <w:b w:val="false"/>
-                <w:u w:val="none"/>
-                <w:sz w:val="18"/>
-                <w:szCs w:val="18"/>
-                <w:color w:val="000000"/>
-              </w:rPr>
-            </w:pPr>
-            <w:r>
-              <w:rPr>
-                <w:rFonts w:ascii="Arial" w:hAnsi="Arial" w:eastAsia="Arial" w:cs="Arial"/>
-                <w:i w:val="false"/>
-                <w:b w:val="false"/>
-                <w:u w:val="none"/>
-                <w:sz w:val="18"/>
-                <w:szCs w:val="18"/>
-                <w:color w:val="000000"/>
-              </w:rPr>
-              <w:t xml:space="preserve">Poor</w:t>
+              <w:pStyle w:val="Normal"/>
+              <w:jc w:val="center"/>
+              <w:pBdr>
+                <w:bottom w:val="none" w:sz="0" w:space="0" w:color="000000"/>
+                <w:top w:val="none" w:sz="0" w:space="0" w:color="000000"/>
+                <w:left w:val="none" w:sz="0" w:space="0" w:color="000000"/>
+                <w:right w:val="none" w:sz="0" w:space="0" w:color="000000"/>
+              </w:pBdr>
+              <w:spacing w:after="100" w:before="100" w:line="240"/>
+              <w:ind w:left="100" w:right="100" w:firstLine="0" w:firstLineChars="0"/>
+              <w:rPr>
+                <w:rFonts w:ascii="Arial" w:hAnsi="Arial" w:eastAsia="Arial" w:cs="Arial"/>
+                <w:i w:val="false"/>
+                <w:b w:val="false"/>
+                <w:u w:val="none"/>
+                <w:strike w:val="false"/>
+                <w:sz w:val="18"/>
+                <w:szCs w:val="18"/>
+                <w:color w:val="000000"/>
+              </w:rPr>
+            </w:pPr>
+            <w:r>
+              <w:rPr>
+                <w:rFonts w:ascii="Arial" w:hAnsi="Arial" w:eastAsia="Arial" w:cs="Arial"/>
+                <w:i w:val="false"/>
+                <w:b w:val="false"/>
+                <w:u w:val="none"/>
+                <w:strike w:val="false"/>
+                <w:sz w:val="18"/>
+                <w:szCs w:val="18"/>
+                <w:color w:val="000000"/>
+              </w:rPr>
+              <w:t xml:space="preserve">Good</w:t>
             </w:r>
           </w:p>
         </w:tc>
       </w:tr>
       <w:tr>
         <w:trPr>
-          <w:trHeight w:val="544" w:hRule="auto"/>
+          <w:trHeight w:val="560" w:hRule="auto"/>
         </w:trPr>
-        body2
         <w:tc>
           <w:tcPr>
             <w:tcBorders>
@@ -1855,6 +1948,7 @@
           </w:tcPr>
           <w:p>
             <w:pPr>
+              <w:pStyle w:val="Normal"/>
               <w:jc w:val="left"/>
               <w:pBdr>
                 <w:bottom w:val="none" w:sz="0" w:space="0" w:color="000000"/>
@@ -1869,22 +1963,24 @@
                 <w:i w:val="false"/>
                 <w:b w:val="false"/>
                 <w:u w:val="none"/>
-                <w:sz w:val="18"/>
-                <w:szCs w:val="18"/>
-                <w:color w:val="000000"/>
-              </w:rPr>
-            </w:pPr>
-            <w:r>
-              <w:rPr>
-                <w:rFonts w:ascii="Arial" w:hAnsi="Arial" w:eastAsia="Arial" w:cs="Arial"/>
-                <w:i w:val="false"/>
-                <w:b w:val="false"/>
-                <w:u w:val="none"/>
-                <w:sz w:val="18"/>
-                <w:szCs w:val="18"/>
-                <w:color w:val="000000"/>
-              </w:rPr>
-              <w:t xml:space="preserve">49</w:t>
+                <w:strike w:val="false"/>
+                <w:sz w:val="18"/>
+                <w:szCs w:val="18"/>
+                <w:color w:val="000000"/>
+              </w:rPr>
+            </w:pPr>
+            <w:r>
+              <w:rPr>
+                <w:rFonts w:ascii="Arial" w:hAnsi="Arial" w:eastAsia="Arial" w:cs="Arial"/>
+                <w:i w:val="false"/>
+                <w:b w:val="false"/>
+                <w:u w:val="none"/>
+                <w:strike w:val="false"/>
+                <w:sz w:val="18"/>
+                <w:szCs w:val="18"/>
+                <w:color w:val="000000"/>
+              </w:rPr>
+              <w:t xml:space="preserve">50</w:t>
             </w:r>
           </w:p>
         </w:tc>
@@ -1907,31 +2003,34 @@
           </w:tcPr>
           <w:p>
             <w:pPr>
-              <w:jc w:val="center"/>
-              <w:pBdr>
-                <w:bottom w:val="none" w:sz="0" w:space="0" w:color="000000"/>
-                <w:top w:val="none" w:sz="0" w:space="0" w:color="000000"/>
-                <w:left w:val="none" w:sz="0" w:space="0" w:color="000000"/>
-                <w:right w:val="none" w:sz="0" w:space="0" w:color="000000"/>
-              </w:pBdr>
-              <w:spacing w:after="100" w:before="100" w:line="240"/>
-              <w:ind w:left="100" w:right="100" w:firstLine="0" w:firstLineChars="0"/>
-              <w:rPr>
-                <w:rFonts w:ascii="Arial" w:hAnsi="Arial" w:eastAsia="Arial" w:cs="Arial"/>
-                <w:i w:val="false"/>
-                <w:b w:val="false"/>
-                <w:u w:val="none"/>
-                <w:sz w:val="18"/>
-                <w:szCs w:val="18"/>
-                <w:color w:val="000000"/>
-              </w:rPr>
-            </w:pPr>
-            <w:r>
-              <w:rPr>
-                <w:rFonts w:ascii="Arial" w:hAnsi="Arial" w:eastAsia="Arial" w:cs="Arial"/>
-                <w:i w:val="false"/>
-                <w:b w:val="false"/>
-                <w:u w:val="none"/>
+              <w:pStyle w:val="Normal"/>
+              <w:jc w:val="center"/>
+              <w:pBdr>
+                <w:bottom w:val="none" w:sz="0" w:space="0" w:color="000000"/>
+                <w:top w:val="none" w:sz="0" w:space="0" w:color="000000"/>
+                <w:left w:val="none" w:sz="0" w:space="0" w:color="000000"/>
+                <w:right w:val="none" w:sz="0" w:space="0" w:color="000000"/>
+              </w:pBdr>
+              <w:spacing w:after="100" w:before="100" w:line="240"/>
+              <w:ind w:left="100" w:right="100" w:firstLine="0" w:firstLineChars="0"/>
+              <w:rPr>
+                <w:rFonts w:ascii="Arial" w:hAnsi="Arial" w:eastAsia="Arial" w:cs="Arial"/>
+                <w:i w:val="false"/>
+                <w:b w:val="false"/>
+                <w:u w:val="none"/>
+                <w:strike w:val="false"/>
+                <w:sz w:val="18"/>
+                <w:szCs w:val="18"/>
+                <w:color w:val="000000"/>
+              </w:rPr>
+            </w:pPr>
+            <w:r>
+              <w:rPr>
+                <w:rFonts w:ascii="Arial" w:hAnsi="Arial" w:eastAsia="Arial" w:cs="Arial"/>
+                <w:i w:val="false"/>
+                <w:b w:val="false"/>
+                <w:u w:val="none"/>
+                <w:strike w:val="false"/>
                 <w:sz w:val="18"/>
                 <w:szCs w:val="18"/>
                 <w:color w:val="000000"/>
@@ -1959,31 +2058,34 @@
           </w:tcPr>
           <w:p>
             <w:pPr>
-              <w:jc w:val="center"/>
-              <w:pBdr>
-                <w:bottom w:val="none" w:sz="0" w:space="0" w:color="000000"/>
-                <w:top w:val="none" w:sz="0" w:space="0" w:color="000000"/>
-                <w:left w:val="none" w:sz="0" w:space="0" w:color="000000"/>
-                <w:right w:val="none" w:sz="0" w:space="0" w:color="000000"/>
-              </w:pBdr>
-              <w:spacing w:after="100" w:before="100" w:line="240"/>
-              <w:ind w:left="100" w:right="100" w:firstLine="0" w:firstLineChars="0"/>
-              <w:rPr>
-                <w:rFonts w:ascii="Arial" w:hAnsi="Arial" w:eastAsia="Arial" w:cs="Arial"/>
-                <w:i w:val="false"/>
-                <w:b w:val="false"/>
-                <w:u w:val="none"/>
-                <w:sz w:val="18"/>
-                <w:szCs w:val="18"/>
-                <w:color w:val="000000"/>
-              </w:rPr>
-            </w:pPr>
-            <w:r>
-              <w:rPr>
-                <w:rFonts w:ascii="Arial" w:hAnsi="Arial" w:eastAsia="Arial" w:cs="Arial"/>
-                <w:i w:val="false"/>
-                <w:b w:val="false"/>
-                <w:u w:val="none"/>
+              <w:pStyle w:val="Normal"/>
+              <w:jc w:val="center"/>
+              <w:pBdr>
+                <w:bottom w:val="none" w:sz="0" w:space="0" w:color="000000"/>
+                <w:top w:val="none" w:sz="0" w:space="0" w:color="000000"/>
+                <w:left w:val="none" w:sz="0" w:space="0" w:color="000000"/>
+                <w:right w:val="none" w:sz="0" w:space="0" w:color="000000"/>
+              </w:pBdr>
+              <w:spacing w:after="100" w:before="100" w:line="240"/>
+              <w:ind w:left="100" w:right="100" w:firstLine="0" w:firstLineChars="0"/>
+              <w:rPr>
+                <w:rFonts w:ascii="Arial" w:hAnsi="Arial" w:eastAsia="Arial" w:cs="Arial"/>
+                <w:i w:val="false"/>
+                <w:b w:val="false"/>
+                <w:u w:val="none"/>
+                <w:strike w:val="false"/>
+                <w:sz w:val="18"/>
+                <w:szCs w:val="18"/>
+                <w:color w:val="000000"/>
+              </w:rPr>
+            </w:pPr>
+            <w:r>
+              <w:rPr>
+                <w:rFonts w:ascii="Arial" w:hAnsi="Arial" w:eastAsia="Arial" w:cs="Arial"/>
+                <w:i w:val="false"/>
+                <w:b w:val="false"/>
+                <w:u w:val="none"/>
+                <w:strike w:val="false"/>
                 <w:sz w:val="18"/>
                 <w:szCs w:val="18"/>
                 <w:color w:val="000000"/>
@@ -2011,31 +2113,34 @@
           </w:tcPr>
           <w:p>
             <w:pPr>
-              <w:jc w:val="center"/>
-              <w:pBdr>
-                <w:bottom w:val="none" w:sz="0" w:space="0" w:color="000000"/>
-                <w:top w:val="none" w:sz="0" w:space="0" w:color="000000"/>
-                <w:left w:val="none" w:sz="0" w:space="0" w:color="000000"/>
-                <w:right w:val="none" w:sz="0" w:space="0" w:color="000000"/>
-              </w:pBdr>
-              <w:spacing w:after="100" w:before="100" w:line="240"/>
-              <w:ind w:left="100" w:right="100" w:firstLine="0" w:firstLineChars="0"/>
-              <w:rPr>
-                <w:rFonts w:ascii="Arial" w:hAnsi="Arial" w:eastAsia="Arial" w:cs="Arial"/>
-                <w:i w:val="false"/>
-                <w:b w:val="false"/>
-                <w:u w:val="none"/>
-                <w:sz w:val="18"/>
-                <w:szCs w:val="18"/>
-                <w:color w:val="000000"/>
-              </w:rPr>
-            </w:pPr>
-            <w:r>
-              <w:rPr>
-                <w:rFonts w:ascii="Arial" w:hAnsi="Arial" w:eastAsia="Arial" w:cs="Arial"/>
-                <w:i w:val="false"/>
-                <w:b w:val="false"/>
-                <w:u w:val="none"/>
+              <w:pStyle w:val="Normal"/>
+              <w:jc w:val="center"/>
+              <w:pBdr>
+                <w:bottom w:val="none" w:sz="0" w:space="0" w:color="000000"/>
+                <w:top w:val="none" w:sz="0" w:space="0" w:color="000000"/>
+                <w:left w:val="none" w:sz="0" w:space="0" w:color="000000"/>
+                <w:right w:val="none" w:sz="0" w:space="0" w:color="000000"/>
+              </w:pBdr>
+              <w:spacing w:after="100" w:before="100" w:line="240"/>
+              <w:ind w:left="100" w:right="100" w:firstLine="0" w:firstLineChars="0"/>
+              <w:rPr>
+                <w:rFonts w:ascii="Arial" w:hAnsi="Arial" w:eastAsia="Arial" w:cs="Arial"/>
+                <w:i w:val="false"/>
+                <w:b w:val="false"/>
+                <w:u w:val="none"/>
+                <w:strike w:val="false"/>
+                <w:sz w:val="18"/>
+                <w:szCs w:val="18"/>
+                <w:color w:val="000000"/>
+              </w:rPr>
+            </w:pPr>
+            <w:r>
+              <w:rPr>
+                <w:rFonts w:ascii="Arial" w:hAnsi="Arial" w:eastAsia="Arial" w:cs="Arial"/>
+                <w:i w:val="false"/>
+                <w:b w:val="false"/>
+                <w:u w:val="none"/>
+                <w:strike w:val="false"/>
                 <w:sz w:val="18"/>
                 <w:szCs w:val="18"/>
                 <w:color w:val="000000"/>
@@ -2063,31 +2168,34 @@
           </w:tcPr>
           <w:p>
             <w:pPr>
-              <w:jc w:val="center"/>
-              <w:pBdr>
-                <w:bottom w:val="none" w:sz="0" w:space="0" w:color="000000"/>
-                <w:top w:val="none" w:sz="0" w:space="0" w:color="000000"/>
-                <w:left w:val="none" w:sz="0" w:space="0" w:color="000000"/>
-                <w:right w:val="none" w:sz="0" w:space="0" w:color="000000"/>
-              </w:pBdr>
-              <w:spacing w:after="100" w:before="100" w:line="240"/>
-              <w:ind w:left="100" w:right="100" w:firstLine="0" w:firstLineChars="0"/>
-              <w:rPr>
-                <w:rFonts w:ascii="Arial" w:hAnsi="Arial" w:eastAsia="Arial" w:cs="Arial"/>
-                <w:i w:val="false"/>
-                <w:b w:val="false"/>
-                <w:u w:val="none"/>
-                <w:sz w:val="18"/>
-                <w:szCs w:val="18"/>
-                <w:color w:val="000000"/>
-              </w:rPr>
-            </w:pPr>
-            <w:r>
-              <w:rPr>
-                <w:rFonts w:ascii="Arial" w:hAnsi="Arial" w:eastAsia="Arial" w:cs="Arial"/>
-                <w:i w:val="false"/>
-                <w:b w:val="false"/>
-                <w:u w:val="none"/>
+              <w:pStyle w:val="Normal"/>
+              <w:jc w:val="center"/>
+              <w:pBdr>
+                <w:bottom w:val="none" w:sz="0" w:space="0" w:color="000000"/>
+                <w:top w:val="none" w:sz="0" w:space="0" w:color="000000"/>
+                <w:left w:val="none" w:sz="0" w:space="0" w:color="000000"/>
+                <w:right w:val="none" w:sz="0" w:space="0" w:color="000000"/>
+              </w:pBdr>
+              <w:spacing w:after="100" w:before="100" w:line="240"/>
+              <w:ind w:left="100" w:right="100" w:firstLine="0" w:firstLineChars="0"/>
+              <w:rPr>
+                <w:rFonts w:ascii="Arial" w:hAnsi="Arial" w:eastAsia="Arial" w:cs="Arial"/>
+                <w:i w:val="false"/>
+                <w:b w:val="false"/>
+                <w:u w:val="none"/>
+                <w:strike w:val="false"/>
+                <w:sz w:val="18"/>
+                <w:szCs w:val="18"/>
+                <w:color w:val="000000"/>
+              </w:rPr>
+            </w:pPr>
+            <w:r>
+              <w:rPr>
+                <w:rFonts w:ascii="Arial" w:hAnsi="Arial" w:eastAsia="Arial" w:cs="Arial"/>
+                <w:i w:val="false"/>
+                <w:b w:val="false"/>
+                <w:u w:val="none"/>
+                <w:strike w:val="false"/>
                 <w:sz w:val="18"/>
                 <w:szCs w:val="18"/>
                 <w:color w:val="000000"/>
@@ -2115,31 +2223,34 @@
           </w:tcPr>
           <w:p>
             <w:pPr>
-              <w:jc w:val="center"/>
-              <w:pBdr>
-                <w:bottom w:val="none" w:sz="0" w:space="0" w:color="000000"/>
-                <w:top w:val="none" w:sz="0" w:space="0" w:color="000000"/>
-                <w:left w:val="none" w:sz="0" w:space="0" w:color="000000"/>
-                <w:right w:val="none" w:sz="0" w:space="0" w:color="000000"/>
-              </w:pBdr>
-              <w:spacing w:after="100" w:before="100" w:line="240"/>
-              <w:ind w:left="100" w:right="100" w:firstLine="0" w:firstLineChars="0"/>
-              <w:rPr>
-                <w:rFonts w:ascii="Arial" w:hAnsi="Arial" w:eastAsia="Arial" w:cs="Arial"/>
-                <w:i w:val="false"/>
-                <w:b w:val="false"/>
-                <w:u w:val="none"/>
-                <w:sz w:val="18"/>
-                <w:szCs w:val="18"/>
-                <w:color w:val="000000"/>
-              </w:rPr>
-            </w:pPr>
-            <w:r>
-              <w:rPr>
-                <w:rFonts w:ascii="Arial" w:hAnsi="Arial" w:eastAsia="Arial" w:cs="Arial"/>
-                <w:i w:val="false"/>
-                <w:b w:val="false"/>
-                <w:u w:val="none"/>
+              <w:pStyle w:val="Normal"/>
+              <w:jc w:val="center"/>
+              <w:pBdr>
+                <w:bottom w:val="none" w:sz="0" w:space="0" w:color="000000"/>
+                <w:top w:val="none" w:sz="0" w:space="0" w:color="000000"/>
+                <w:left w:val="none" w:sz="0" w:space="0" w:color="000000"/>
+                <w:right w:val="none" w:sz="0" w:space="0" w:color="000000"/>
+              </w:pBdr>
+              <w:spacing w:after="100" w:before="100" w:line="240"/>
+              <w:ind w:left="100" w:right="100" w:firstLine="0" w:firstLineChars="0"/>
+              <w:rPr>
+                <w:rFonts w:ascii="Arial" w:hAnsi="Arial" w:eastAsia="Arial" w:cs="Arial"/>
+                <w:i w:val="false"/>
+                <w:b w:val="false"/>
+                <w:u w:val="none"/>
+                <w:strike w:val="false"/>
+                <w:sz w:val="18"/>
+                <w:szCs w:val="18"/>
+                <w:color w:val="000000"/>
+              </w:rPr>
+            </w:pPr>
+            <w:r>
+              <w:rPr>
+                <w:rFonts w:ascii="Arial" w:hAnsi="Arial" w:eastAsia="Arial" w:cs="Arial"/>
+                <w:i w:val="false"/>
+                <w:b w:val="false"/>
+                <w:u w:val="none"/>
+                <w:strike w:val="false"/>
                 <w:sz w:val="18"/>
                 <w:szCs w:val="18"/>
                 <w:color w:val="000000"/>
@@ -2167,31 +2278,34 @@
           </w:tcPr>
           <w:p>
             <w:pPr>
-              <w:jc w:val="center"/>
-              <w:pBdr>
-                <w:bottom w:val="none" w:sz="0" w:space="0" w:color="000000"/>
-                <w:top w:val="none" w:sz="0" w:space="0" w:color="000000"/>
-                <w:left w:val="none" w:sz="0" w:space="0" w:color="000000"/>
-                <w:right w:val="none" w:sz="0" w:space="0" w:color="000000"/>
-              </w:pBdr>
-              <w:spacing w:after="100" w:before="100" w:line="240"/>
-              <w:ind w:left="100" w:right="100" w:firstLine="0" w:firstLineChars="0"/>
-              <w:rPr>
-                <w:rFonts w:ascii="Arial" w:hAnsi="Arial" w:eastAsia="Arial" w:cs="Arial"/>
-                <w:i w:val="false"/>
-                <w:b w:val="false"/>
-                <w:u w:val="none"/>
-                <w:sz w:val="18"/>
-                <w:szCs w:val="18"/>
-                <w:color w:val="000000"/>
-              </w:rPr>
-            </w:pPr>
-            <w:r>
-              <w:rPr>
-                <w:rFonts w:ascii="Arial" w:hAnsi="Arial" w:eastAsia="Arial" w:cs="Arial"/>
-                <w:i w:val="false"/>
-                <w:b w:val="false"/>
-                <w:u w:val="none"/>
+              <w:pStyle w:val="Normal"/>
+              <w:jc w:val="center"/>
+              <w:pBdr>
+                <w:bottom w:val="none" w:sz="0" w:space="0" w:color="000000"/>
+                <w:top w:val="none" w:sz="0" w:space="0" w:color="000000"/>
+                <w:left w:val="none" w:sz="0" w:space="0" w:color="000000"/>
+                <w:right w:val="none" w:sz="0" w:space="0" w:color="000000"/>
+              </w:pBdr>
+              <w:spacing w:after="100" w:before="100" w:line="240"/>
+              <w:ind w:left="100" w:right="100" w:firstLine="0" w:firstLineChars="0"/>
+              <w:rPr>
+                <w:rFonts w:ascii="Arial" w:hAnsi="Arial" w:eastAsia="Arial" w:cs="Arial"/>
+                <w:i w:val="false"/>
+                <w:b w:val="false"/>
+                <w:u w:val="none"/>
+                <w:strike w:val="false"/>
+                <w:sz w:val="18"/>
+                <w:szCs w:val="18"/>
+                <w:color w:val="000000"/>
+              </w:rPr>
+            </w:pPr>
+            <w:r>
+              <w:rPr>
+                <w:rFonts w:ascii="Arial" w:hAnsi="Arial" w:eastAsia="Arial" w:cs="Arial"/>
+                <w:i w:val="false"/>
+                <w:b w:val="false"/>
+                <w:u w:val="none"/>
+                <w:strike w:val="false"/>
                 <w:sz w:val="18"/>
                 <w:szCs w:val="18"/>
                 <w:color w:val="000000"/>
@@ -2219,31 +2333,34 @@
           </w:tcPr>
           <w:p>
             <w:pPr>
-              <w:jc w:val="center"/>
-              <w:pBdr>
-                <w:bottom w:val="none" w:sz="0" w:space="0" w:color="000000"/>
-                <w:top w:val="none" w:sz="0" w:space="0" w:color="000000"/>
-                <w:left w:val="none" w:sz="0" w:space="0" w:color="000000"/>
-                <w:right w:val="none" w:sz="0" w:space="0" w:color="000000"/>
-              </w:pBdr>
-              <w:spacing w:after="100" w:before="100" w:line="240"/>
-              <w:ind w:left="100" w:right="100" w:firstLine="0" w:firstLineChars="0"/>
-              <w:rPr>
-                <w:rFonts w:ascii="Arial" w:hAnsi="Arial" w:eastAsia="Arial" w:cs="Arial"/>
-                <w:i w:val="false"/>
-                <w:b w:val="false"/>
-                <w:u w:val="none"/>
-                <w:sz w:val="18"/>
-                <w:szCs w:val="18"/>
-                <w:color w:val="000000"/>
-              </w:rPr>
-            </w:pPr>
-            <w:r>
-              <w:rPr>
-                <w:rFonts w:ascii="Arial" w:hAnsi="Arial" w:eastAsia="Arial" w:cs="Arial"/>
-                <w:i w:val="false"/>
-                <w:b w:val="false"/>
-                <w:u w:val="none"/>
+              <w:pStyle w:val="Normal"/>
+              <w:jc w:val="center"/>
+              <w:pBdr>
+                <w:bottom w:val="none" w:sz="0" w:space="0" w:color="000000"/>
+                <w:top w:val="none" w:sz="0" w:space="0" w:color="000000"/>
+                <w:left w:val="none" w:sz="0" w:space="0" w:color="000000"/>
+                <w:right w:val="none" w:sz="0" w:space="0" w:color="000000"/>
+              </w:pBdr>
+              <w:spacing w:after="100" w:before="100" w:line="240"/>
+              <w:ind w:left="100" w:right="100" w:firstLine="0" w:firstLineChars="0"/>
+              <w:rPr>
+                <w:rFonts w:ascii="Arial" w:hAnsi="Arial" w:eastAsia="Arial" w:cs="Arial"/>
+                <w:i w:val="false"/>
+                <w:b w:val="false"/>
+                <w:u w:val="none"/>
+                <w:strike w:val="false"/>
+                <w:sz w:val="18"/>
+                <w:szCs w:val="18"/>
+                <w:color w:val="000000"/>
+              </w:rPr>
+            </w:pPr>
+            <w:r>
+              <w:rPr>
+                <w:rFonts w:ascii="Arial" w:hAnsi="Arial" w:eastAsia="Arial" w:cs="Arial"/>
+                <w:i w:val="false"/>
+                <w:b w:val="false"/>
+                <w:u w:val="none"/>
+                <w:strike w:val="false"/>
                 <w:sz w:val="18"/>
                 <w:szCs w:val="18"/>
                 <w:color w:val="000000"/>
@@ -2271,31 +2388,34 @@
           </w:tcPr>
           <w:p>
             <w:pPr>
-              <w:jc w:val="center"/>
-              <w:pBdr>
-                <w:bottom w:val="none" w:sz="0" w:space="0" w:color="000000"/>
-                <w:top w:val="none" w:sz="0" w:space="0" w:color="000000"/>
-                <w:left w:val="none" w:sz="0" w:space="0" w:color="000000"/>
-                <w:right w:val="none" w:sz="0" w:space="0" w:color="000000"/>
-              </w:pBdr>
-              <w:spacing w:after="100" w:before="100" w:line="240"/>
-              <w:ind w:left="100" w:right="100" w:firstLine="0" w:firstLineChars="0"/>
-              <w:rPr>
-                <w:rFonts w:ascii="Arial" w:hAnsi="Arial" w:eastAsia="Arial" w:cs="Arial"/>
-                <w:i w:val="false"/>
-                <w:b w:val="false"/>
-                <w:u w:val="none"/>
-                <w:sz w:val="18"/>
-                <w:szCs w:val="18"/>
-                <w:color w:val="000000"/>
-              </w:rPr>
-            </w:pPr>
-            <w:r>
-              <w:rPr>
-                <w:rFonts w:ascii="Arial" w:hAnsi="Arial" w:eastAsia="Arial" w:cs="Arial"/>
-                <w:i w:val="false"/>
-                <w:b w:val="false"/>
-                <w:u w:val="none"/>
+              <w:pStyle w:val="Normal"/>
+              <w:jc w:val="center"/>
+              <w:pBdr>
+                <w:bottom w:val="none" w:sz="0" w:space="0" w:color="000000"/>
+                <w:top w:val="none" w:sz="0" w:space="0" w:color="000000"/>
+                <w:left w:val="none" w:sz="0" w:space="0" w:color="000000"/>
+                <w:right w:val="none" w:sz="0" w:space="0" w:color="000000"/>
+              </w:pBdr>
+              <w:spacing w:after="100" w:before="100" w:line="240"/>
+              <w:ind w:left="100" w:right="100" w:firstLine="0" w:firstLineChars="0"/>
+              <w:rPr>
+                <w:rFonts w:ascii="Arial" w:hAnsi="Arial" w:eastAsia="Arial" w:cs="Arial"/>
+                <w:i w:val="false"/>
+                <w:b w:val="false"/>
+                <w:u w:val="none"/>
+                <w:strike w:val="false"/>
+                <w:sz w:val="18"/>
+                <w:szCs w:val="18"/>
+                <w:color w:val="000000"/>
+              </w:rPr>
+            </w:pPr>
+            <w:r>
+              <w:rPr>
+                <w:rFonts w:ascii="Arial" w:hAnsi="Arial" w:eastAsia="Arial" w:cs="Arial"/>
+                <w:i w:val="false"/>
+                <w:b w:val="false"/>
+                <w:u w:val="none"/>
+                <w:strike w:val="false"/>
                 <w:sz w:val="18"/>
                 <w:szCs w:val="18"/>
                 <w:color w:val="000000"/>
@@ -2323,31 +2443,34 @@
           </w:tcPr>
           <w:p>
             <w:pPr>
-              <w:jc w:val="center"/>
-              <w:pBdr>
-                <w:bottom w:val="none" w:sz="0" w:space="0" w:color="000000"/>
-                <w:top w:val="none" w:sz="0" w:space="0" w:color="000000"/>
-                <w:left w:val="none" w:sz="0" w:space="0" w:color="000000"/>
-                <w:right w:val="none" w:sz="0" w:space="0" w:color="000000"/>
-              </w:pBdr>
-              <w:spacing w:after="100" w:before="100" w:line="240"/>
-              <w:ind w:left="100" w:right="100" w:firstLine="0" w:firstLineChars="0"/>
-              <w:rPr>
-                <w:rFonts w:ascii="Arial" w:hAnsi="Arial" w:eastAsia="Arial" w:cs="Arial"/>
-                <w:i w:val="false"/>
-                <w:b w:val="false"/>
-                <w:u w:val="none"/>
-                <w:sz w:val="18"/>
-                <w:szCs w:val="18"/>
-                <w:color w:val="000000"/>
-              </w:rPr>
-            </w:pPr>
-            <w:r>
-              <w:rPr>
-                <w:rFonts w:ascii="Arial" w:hAnsi="Arial" w:eastAsia="Arial" w:cs="Arial"/>
-                <w:i w:val="false"/>
-                <w:b w:val="false"/>
-                <w:u w:val="none"/>
+              <w:pStyle w:val="Normal"/>
+              <w:jc w:val="center"/>
+              <w:pBdr>
+                <w:bottom w:val="none" w:sz="0" w:space="0" w:color="000000"/>
+                <w:top w:val="none" w:sz="0" w:space="0" w:color="000000"/>
+                <w:left w:val="none" w:sz="0" w:space="0" w:color="000000"/>
+                <w:right w:val="none" w:sz="0" w:space="0" w:color="000000"/>
+              </w:pBdr>
+              <w:spacing w:after="100" w:before="100" w:line="240"/>
+              <w:ind w:left="100" w:right="100" w:firstLine="0" w:firstLineChars="0"/>
+              <w:rPr>
+                <w:rFonts w:ascii="Arial" w:hAnsi="Arial" w:eastAsia="Arial" w:cs="Arial"/>
+                <w:i w:val="false"/>
+                <w:b w:val="false"/>
+                <w:u w:val="none"/>
+                <w:strike w:val="false"/>
+                <w:sz w:val="18"/>
+                <w:szCs w:val="18"/>
+                <w:color w:val="000000"/>
+              </w:rPr>
+            </w:pPr>
+            <w:r>
+              <w:rPr>
+                <w:rFonts w:ascii="Arial" w:hAnsi="Arial" w:eastAsia="Arial" w:cs="Arial"/>
+                <w:i w:val="false"/>
+                <w:b w:val="false"/>
+                <w:u w:val="none"/>
+                <w:strike w:val="false"/>
                 <w:sz w:val="18"/>
                 <w:szCs w:val="18"/>
                 <w:color w:val="000000"/>
@@ -2375,31 +2498,34 @@
           </w:tcPr>
           <w:p>
             <w:pPr>
-              <w:jc w:val="center"/>
-              <w:pBdr>
-                <w:bottom w:val="none" w:sz="0" w:space="0" w:color="000000"/>
-                <w:top w:val="none" w:sz="0" w:space="0" w:color="000000"/>
-                <w:left w:val="none" w:sz="0" w:space="0" w:color="000000"/>
-                <w:right w:val="none" w:sz="0" w:space="0" w:color="000000"/>
-              </w:pBdr>
-              <w:spacing w:after="100" w:before="100" w:line="240"/>
-              <w:ind w:left="100" w:right="100" w:firstLine="0" w:firstLineChars="0"/>
-              <w:rPr>
-                <w:rFonts w:ascii="Arial" w:hAnsi="Arial" w:eastAsia="Arial" w:cs="Arial"/>
-                <w:i w:val="false"/>
-                <w:b w:val="false"/>
-                <w:u w:val="none"/>
-                <w:sz w:val="18"/>
-                <w:szCs w:val="18"/>
-                <w:color w:val="000000"/>
-              </w:rPr>
-            </w:pPr>
-            <w:r>
-              <w:rPr>
-                <w:rFonts w:ascii="Arial" w:hAnsi="Arial" w:eastAsia="Arial" w:cs="Arial"/>
-                <w:i w:val="false"/>
-                <w:b w:val="false"/>
-                <w:u w:val="none"/>
+              <w:pStyle w:val="Normal"/>
+              <w:jc w:val="center"/>
+              <w:pBdr>
+                <w:bottom w:val="none" w:sz="0" w:space="0" w:color="000000"/>
+                <w:top w:val="none" w:sz="0" w:space="0" w:color="000000"/>
+                <w:left w:val="none" w:sz="0" w:space="0" w:color="000000"/>
+                <w:right w:val="none" w:sz="0" w:space="0" w:color="000000"/>
+              </w:pBdr>
+              <w:spacing w:after="100" w:before="100" w:line="240"/>
+              <w:ind w:left="100" w:right="100" w:firstLine="0" w:firstLineChars="0"/>
+              <w:rPr>
+                <w:rFonts w:ascii="Arial" w:hAnsi="Arial" w:eastAsia="Arial" w:cs="Arial"/>
+                <w:i w:val="false"/>
+                <w:b w:val="false"/>
+                <w:u w:val="none"/>
+                <w:strike w:val="false"/>
+                <w:sz w:val="18"/>
+                <w:szCs w:val="18"/>
+                <w:color w:val="000000"/>
+              </w:rPr>
+            </w:pPr>
+            <w:r>
+              <w:rPr>
+                <w:rFonts w:ascii="Arial" w:hAnsi="Arial" w:eastAsia="Arial" w:cs="Arial"/>
+                <w:i w:val="false"/>
+                <w:b w:val="false"/>
+                <w:u w:val="none"/>
+                <w:strike w:val="false"/>
                 <w:sz w:val="18"/>
                 <w:szCs w:val="18"/>
                 <w:color w:val="000000"/>
@@ -2427,31 +2553,34 @@
           </w:tcPr>
           <w:p>
             <w:pPr>
-              <w:jc w:val="center"/>
-              <w:pBdr>
-                <w:bottom w:val="none" w:sz="0" w:space="0" w:color="000000"/>
-                <w:top w:val="none" w:sz="0" w:space="0" w:color="000000"/>
-                <w:left w:val="none" w:sz="0" w:space="0" w:color="000000"/>
-                <w:right w:val="none" w:sz="0" w:space="0" w:color="000000"/>
-              </w:pBdr>
-              <w:spacing w:after="100" w:before="100" w:line="240"/>
-              <w:ind w:left="100" w:right="100" w:firstLine="0" w:firstLineChars="0"/>
-              <w:rPr>
-                <w:rFonts w:ascii="Arial" w:hAnsi="Arial" w:eastAsia="Arial" w:cs="Arial"/>
-                <w:i w:val="false"/>
-                <w:b w:val="false"/>
-                <w:u w:val="none"/>
-                <w:sz w:val="18"/>
-                <w:szCs w:val="18"/>
-                <w:color w:val="000000"/>
-              </w:rPr>
-            </w:pPr>
-            <w:r>
-              <w:rPr>
-                <w:rFonts w:ascii="Arial" w:hAnsi="Arial" w:eastAsia="Arial" w:cs="Arial"/>
-                <w:i w:val="false"/>
-                <w:b w:val="false"/>
-                <w:u w:val="none"/>
+              <w:pStyle w:val="Normal"/>
+              <w:jc w:val="center"/>
+              <w:pBdr>
+                <w:bottom w:val="none" w:sz="0" w:space="0" w:color="000000"/>
+                <w:top w:val="none" w:sz="0" w:space="0" w:color="000000"/>
+                <w:left w:val="none" w:sz="0" w:space="0" w:color="000000"/>
+                <w:right w:val="none" w:sz="0" w:space="0" w:color="000000"/>
+              </w:pBdr>
+              <w:spacing w:after="100" w:before="100" w:line="240"/>
+              <w:ind w:left="100" w:right="100" w:firstLine="0" w:firstLineChars="0"/>
+              <w:rPr>
+                <w:rFonts w:ascii="Arial" w:hAnsi="Arial" w:eastAsia="Arial" w:cs="Arial"/>
+                <w:i w:val="false"/>
+                <w:b w:val="false"/>
+                <w:u w:val="none"/>
+                <w:strike w:val="false"/>
+                <w:sz w:val="18"/>
+                <w:szCs w:val="18"/>
+                <w:color w:val="000000"/>
+              </w:rPr>
+            </w:pPr>
+            <w:r>
+              <w:rPr>
+                <w:rFonts w:ascii="Arial" w:hAnsi="Arial" w:eastAsia="Arial" w:cs="Arial"/>
+                <w:i w:val="false"/>
+                <w:b w:val="false"/>
+                <w:u w:val="none"/>
+                <w:strike w:val="false"/>
                 <w:sz w:val="18"/>
                 <w:szCs w:val="18"/>
                 <w:color w:val="000000"/>
@@ -2479,31 +2608,34 @@
           </w:tcPr>
           <w:p>
             <w:pPr>
-              <w:jc w:val="center"/>
-              <w:pBdr>
-                <w:bottom w:val="none" w:sz="0" w:space="0" w:color="000000"/>
-                <w:top w:val="none" w:sz="0" w:space="0" w:color="000000"/>
-                <w:left w:val="none" w:sz="0" w:space="0" w:color="000000"/>
-                <w:right w:val="none" w:sz="0" w:space="0" w:color="000000"/>
-              </w:pBdr>
-              <w:spacing w:after="100" w:before="100" w:line="240"/>
-              <w:ind w:left="100" w:right="100" w:firstLine="0" w:firstLineChars="0"/>
-              <w:rPr>
-                <w:rFonts w:ascii="Arial" w:hAnsi="Arial" w:eastAsia="Arial" w:cs="Arial"/>
-                <w:i w:val="false"/>
-                <w:b w:val="false"/>
-                <w:u w:val="none"/>
-                <w:sz w:val="18"/>
-                <w:szCs w:val="18"/>
-                <w:color w:val="000000"/>
-              </w:rPr>
-            </w:pPr>
-            <w:r>
-              <w:rPr>
-                <w:rFonts w:ascii="Arial" w:hAnsi="Arial" w:eastAsia="Arial" w:cs="Arial"/>
-                <w:i w:val="false"/>
-                <w:b w:val="false"/>
-                <w:u w:val="none"/>
+              <w:pStyle w:val="Normal"/>
+              <w:jc w:val="center"/>
+              <w:pBdr>
+                <w:bottom w:val="none" w:sz="0" w:space="0" w:color="000000"/>
+                <w:top w:val="none" w:sz="0" w:space="0" w:color="000000"/>
+                <w:left w:val="none" w:sz="0" w:space="0" w:color="000000"/>
+                <w:right w:val="none" w:sz="0" w:space="0" w:color="000000"/>
+              </w:pBdr>
+              <w:spacing w:after="100" w:before="100" w:line="240"/>
+              <w:ind w:left="100" w:right="100" w:firstLine="0" w:firstLineChars="0"/>
+              <w:rPr>
+                <w:rFonts w:ascii="Arial" w:hAnsi="Arial" w:eastAsia="Arial" w:cs="Arial"/>
+                <w:i w:val="false"/>
+                <w:b w:val="false"/>
+                <w:u w:val="none"/>
+                <w:strike w:val="false"/>
+                <w:sz w:val="18"/>
+                <w:szCs w:val="18"/>
+                <w:color w:val="000000"/>
+              </w:rPr>
+            </w:pPr>
+            <w:r>
+              <w:rPr>
+                <w:rFonts w:ascii="Arial" w:hAnsi="Arial" w:eastAsia="Arial" w:cs="Arial"/>
+                <w:i w:val="false"/>
+                <w:b w:val="false"/>
+                <w:u w:val="none"/>
+                <w:strike w:val="false"/>
                 <w:sz w:val="18"/>
                 <w:szCs w:val="18"/>
                 <w:color w:val="000000"/>
@@ -2531,31 +2663,34 @@
           </w:tcPr>
           <w:p>
             <w:pPr>
-              <w:jc w:val="center"/>
-              <w:pBdr>
-                <w:bottom w:val="none" w:sz="0" w:space="0" w:color="000000"/>
-                <w:top w:val="none" w:sz="0" w:space="0" w:color="000000"/>
-                <w:left w:val="none" w:sz="0" w:space="0" w:color="000000"/>
-                <w:right w:val="none" w:sz="0" w:space="0" w:color="000000"/>
-              </w:pBdr>
-              <w:spacing w:after="100" w:before="100" w:line="240"/>
-              <w:ind w:left="100" w:right="100" w:firstLine="0" w:firstLineChars="0"/>
-              <w:rPr>
-                <w:rFonts w:ascii="Arial" w:hAnsi="Arial" w:eastAsia="Arial" w:cs="Arial"/>
-                <w:i w:val="false"/>
-                <w:b w:val="false"/>
-                <w:u w:val="none"/>
-                <w:sz w:val="18"/>
-                <w:szCs w:val="18"/>
-                <w:color w:val="000000"/>
-              </w:rPr>
-            </w:pPr>
-            <w:r>
-              <w:rPr>
-                <w:rFonts w:ascii="Arial" w:hAnsi="Arial" w:eastAsia="Arial" w:cs="Arial"/>
-                <w:i w:val="false"/>
-                <w:b w:val="false"/>
-                <w:u w:val="none"/>
+              <w:pStyle w:val="Normal"/>
+              <w:jc w:val="center"/>
+              <w:pBdr>
+                <w:bottom w:val="none" w:sz="0" w:space="0" w:color="000000"/>
+                <w:top w:val="none" w:sz="0" w:space="0" w:color="000000"/>
+                <w:left w:val="none" w:sz="0" w:space="0" w:color="000000"/>
+                <w:right w:val="none" w:sz="0" w:space="0" w:color="000000"/>
+              </w:pBdr>
+              <w:spacing w:after="100" w:before="100" w:line="240"/>
+              <w:ind w:left="100" w:right="100" w:firstLine="0" w:firstLineChars="0"/>
+              <w:rPr>
+                <w:rFonts w:ascii="Arial" w:hAnsi="Arial" w:eastAsia="Arial" w:cs="Arial"/>
+                <w:i w:val="false"/>
+                <w:b w:val="false"/>
+                <w:u w:val="none"/>
+                <w:strike w:val="false"/>
+                <w:sz w:val="18"/>
+                <w:szCs w:val="18"/>
+                <w:color w:val="000000"/>
+              </w:rPr>
+            </w:pPr>
+            <w:r>
+              <w:rPr>
+                <w:rFonts w:ascii="Arial" w:hAnsi="Arial" w:eastAsia="Arial" w:cs="Arial"/>
+                <w:i w:val="false"/>
+                <w:b w:val="false"/>
+                <w:u w:val="none"/>
+                <w:strike w:val="false"/>
                 <w:sz w:val="18"/>
                 <w:szCs w:val="18"/>
                 <w:color w:val="000000"/>
@@ -2583,31 +2718,34 @@
           </w:tcPr>
           <w:p>
             <w:pPr>
-              <w:jc w:val="center"/>
-              <w:pBdr>
-                <w:bottom w:val="none" w:sz="0" w:space="0" w:color="000000"/>
-                <w:top w:val="none" w:sz="0" w:space="0" w:color="000000"/>
-                <w:left w:val="none" w:sz="0" w:space="0" w:color="000000"/>
-                <w:right w:val="none" w:sz="0" w:space="0" w:color="000000"/>
-              </w:pBdr>
-              <w:spacing w:after="100" w:before="100" w:line="240"/>
-              <w:ind w:left="100" w:right="100" w:firstLine="0" w:firstLineChars="0"/>
-              <w:rPr>
-                <w:rFonts w:ascii="Arial" w:hAnsi="Arial" w:eastAsia="Arial" w:cs="Arial"/>
-                <w:i w:val="false"/>
-                <w:b w:val="false"/>
-                <w:u w:val="none"/>
-                <w:sz w:val="18"/>
-                <w:szCs w:val="18"/>
-                <w:color w:val="000000"/>
-              </w:rPr>
-            </w:pPr>
-            <w:r>
-              <w:rPr>
-                <w:rFonts w:ascii="Arial" w:hAnsi="Arial" w:eastAsia="Arial" w:cs="Arial"/>
-                <w:i w:val="false"/>
-                <w:b w:val="false"/>
-                <w:u w:val="none"/>
+              <w:pStyle w:val="Normal"/>
+              <w:jc w:val="center"/>
+              <w:pBdr>
+                <w:bottom w:val="none" w:sz="0" w:space="0" w:color="000000"/>
+                <w:top w:val="none" w:sz="0" w:space="0" w:color="000000"/>
+                <w:left w:val="none" w:sz="0" w:space="0" w:color="000000"/>
+                <w:right w:val="none" w:sz="0" w:space="0" w:color="000000"/>
+              </w:pBdr>
+              <w:spacing w:after="100" w:before="100" w:line="240"/>
+              <w:ind w:left="100" w:right="100" w:firstLine="0" w:firstLineChars="0"/>
+              <w:rPr>
+                <w:rFonts w:ascii="Arial" w:hAnsi="Arial" w:eastAsia="Arial" w:cs="Arial"/>
+                <w:i w:val="false"/>
+                <w:b w:val="false"/>
+                <w:u w:val="none"/>
+                <w:strike w:val="false"/>
+                <w:sz w:val="18"/>
+                <w:szCs w:val="18"/>
+                <w:color w:val="000000"/>
+              </w:rPr>
+            </w:pPr>
+            <w:r>
+              <w:rPr>
+                <w:rFonts w:ascii="Arial" w:hAnsi="Arial" w:eastAsia="Arial" w:cs="Arial"/>
+                <w:i w:val="false"/>
+                <w:b w:val="false"/>
+                <w:u w:val="none"/>
+                <w:strike w:val="false"/>
                 <w:sz w:val="18"/>
                 <w:szCs w:val="18"/>
                 <w:color w:val="000000"/>
@@ -2635,31 +2773,34 @@
           </w:tcPr>
           <w:p>
             <w:pPr>
-              <w:jc w:val="center"/>
-              <w:pBdr>
-                <w:bottom w:val="none" w:sz="0" w:space="0" w:color="000000"/>
-                <w:top w:val="none" w:sz="0" w:space="0" w:color="000000"/>
-                <w:left w:val="none" w:sz="0" w:space="0" w:color="000000"/>
-                <w:right w:val="none" w:sz="0" w:space="0" w:color="000000"/>
-              </w:pBdr>
-              <w:spacing w:after="100" w:before="100" w:line="240"/>
-              <w:ind w:left="100" w:right="100" w:firstLine="0" w:firstLineChars="0"/>
-              <w:rPr>
-                <w:rFonts w:ascii="Arial" w:hAnsi="Arial" w:eastAsia="Arial" w:cs="Arial"/>
-                <w:i w:val="false"/>
-                <w:b w:val="false"/>
-                <w:u w:val="none"/>
-                <w:sz w:val="18"/>
-                <w:szCs w:val="18"/>
-                <w:color w:val="000000"/>
-              </w:rPr>
-            </w:pPr>
-            <w:r>
-              <w:rPr>
-                <w:rFonts w:ascii="Arial" w:hAnsi="Arial" w:eastAsia="Arial" w:cs="Arial"/>
-                <w:i w:val="false"/>
-                <w:b w:val="false"/>
-                <w:u w:val="none"/>
+              <w:pStyle w:val="Normal"/>
+              <w:jc w:val="center"/>
+              <w:pBdr>
+                <w:bottom w:val="none" w:sz="0" w:space="0" w:color="000000"/>
+                <w:top w:val="none" w:sz="0" w:space="0" w:color="000000"/>
+                <w:left w:val="none" w:sz="0" w:space="0" w:color="000000"/>
+                <w:right w:val="none" w:sz="0" w:space="0" w:color="000000"/>
+              </w:pBdr>
+              <w:spacing w:after="100" w:before="100" w:line="240"/>
+              <w:ind w:left="100" w:right="100" w:firstLine="0" w:firstLineChars="0"/>
+              <w:rPr>
+                <w:rFonts w:ascii="Arial" w:hAnsi="Arial" w:eastAsia="Arial" w:cs="Arial"/>
+                <w:i w:val="false"/>
+                <w:b w:val="false"/>
+                <w:u w:val="none"/>
+                <w:strike w:val="false"/>
+                <w:sz w:val="18"/>
+                <w:szCs w:val="18"/>
+                <w:color w:val="000000"/>
+              </w:rPr>
+            </w:pPr>
+            <w:r>
+              <w:rPr>
+                <w:rFonts w:ascii="Arial" w:hAnsi="Arial" w:eastAsia="Arial" w:cs="Arial"/>
+                <w:i w:val="false"/>
+                <w:b w:val="false"/>
+                <w:u w:val="none"/>
+                <w:strike w:val="false"/>
                 <w:sz w:val="18"/>
                 <w:szCs w:val="18"/>
                 <w:color w:val="000000"/>
@@ -2671,9 +2812,8 @@
       </w:tr>
       <w:tr>
         <w:trPr>
-          <w:trHeight w:val="544" w:hRule="auto"/>
+          <w:trHeight w:val="560" w:hRule="auto"/>
         </w:trPr>
-        body3
         <w:tc>
           <w:tcPr>
             <w:tcBorders>
@@ -2693,6 +2833,7 @@
           </w:tcPr>
           <w:p>
             <w:pPr>
+              <w:pStyle w:val="Normal"/>
               <w:jc w:val="left"/>
               <w:pBdr>
                 <w:bottom w:val="none" w:sz="0" w:space="0" w:color="000000"/>
@@ -2707,22 +2848,24 @@
                 <w:i w:val="false"/>
                 <w:b w:val="false"/>
                 <w:u w:val="none"/>
-                <w:sz w:val="18"/>
-                <w:szCs w:val="18"/>
-                <w:color w:val="000000"/>
-              </w:rPr>
-            </w:pPr>
-            <w:r>
-              <w:rPr>
-                <w:rFonts w:ascii="Arial" w:hAnsi="Arial" w:eastAsia="Arial" w:cs="Arial"/>
-                <w:i w:val="false"/>
-                <w:b w:val="false"/>
-                <w:u w:val="none"/>
-                <w:sz w:val="18"/>
-                <w:szCs w:val="18"/>
-                <w:color w:val="000000"/>
-              </w:rPr>
-              <w:t xml:space="preserve">50</w:t>
+                <w:strike w:val="false"/>
+                <w:sz w:val="18"/>
+                <w:szCs w:val="18"/>
+                <w:color w:val="000000"/>
+              </w:rPr>
+            </w:pPr>
+            <w:r>
+              <w:rPr>
+                <w:rFonts w:ascii="Arial" w:hAnsi="Arial" w:eastAsia="Arial" w:cs="Arial"/>
+                <w:i w:val="false"/>
+                <w:b w:val="false"/>
+                <w:u w:val="none"/>
+                <w:strike w:val="false"/>
+                <w:sz w:val="18"/>
+                <w:szCs w:val="18"/>
+                <w:color w:val="000000"/>
+              </w:rPr>
+              <w:t xml:space="preserve">78</w:t>
             </w:r>
           </w:p>
         </w:tc>
@@ -2745,31 +2888,34 @@
           </w:tcPr>
           <w:p>
             <w:pPr>
-              <w:jc w:val="center"/>
-              <w:pBdr>
-                <w:bottom w:val="none" w:sz="0" w:space="0" w:color="000000"/>
-                <w:top w:val="none" w:sz="0" w:space="0" w:color="000000"/>
-                <w:left w:val="none" w:sz="0" w:space="0" w:color="000000"/>
-                <w:right w:val="none" w:sz="0" w:space="0" w:color="000000"/>
-              </w:pBdr>
-              <w:spacing w:after="100" w:before="100" w:line="240"/>
-              <w:ind w:left="100" w:right="100" w:firstLine="0" w:firstLineChars="0"/>
-              <w:rPr>
-                <w:rFonts w:ascii="Arial" w:hAnsi="Arial" w:eastAsia="Arial" w:cs="Arial"/>
-                <w:i w:val="false"/>
-                <w:b w:val="false"/>
-                <w:u w:val="none"/>
-                <w:sz w:val="18"/>
-                <w:szCs w:val="18"/>
-                <w:color w:val="000000"/>
-              </w:rPr>
-            </w:pPr>
-            <w:r>
-              <w:rPr>
-                <w:rFonts w:ascii="Arial" w:hAnsi="Arial" w:eastAsia="Arial" w:cs="Arial"/>
-                <w:i w:val="false"/>
-                <w:b w:val="false"/>
-                <w:u w:val="none"/>
+              <w:pStyle w:val="Normal"/>
+              <w:jc w:val="center"/>
+              <w:pBdr>
+                <w:bottom w:val="none" w:sz="0" w:space="0" w:color="000000"/>
+                <w:top w:val="none" w:sz="0" w:space="0" w:color="000000"/>
+                <w:left w:val="none" w:sz="0" w:space="0" w:color="000000"/>
+                <w:right w:val="none" w:sz="0" w:space="0" w:color="000000"/>
+              </w:pBdr>
+              <w:spacing w:after="100" w:before="100" w:line="240"/>
+              <w:ind w:left="100" w:right="100" w:firstLine="0" w:firstLineChars="0"/>
+              <w:rPr>
+                <w:rFonts w:ascii="Arial" w:hAnsi="Arial" w:eastAsia="Arial" w:cs="Arial"/>
+                <w:i w:val="false"/>
+                <w:b w:val="false"/>
+                <w:u w:val="none"/>
+                <w:strike w:val="false"/>
+                <w:sz w:val="18"/>
+                <w:szCs w:val="18"/>
+                <w:color w:val="000000"/>
+              </w:rPr>
+            </w:pPr>
+            <w:r>
+              <w:rPr>
+                <w:rFonts w:ascii="Arial" w:hAnsi="Arial" w:eastAsia="Arial" w:cs="Arial"/>
+                <w:i w:val="false"/>
+                <w:b w:val="false"/>
+                <w:u w:val="none"/>
+                <w:strike w:val="false"/>
                 <w:sz w:val="18"/>
                 <w:szCs w:val="18"/>
                 <w:color w:val="000000"/>
@@ -2797,31 +2943,34 @@
           </w:tcPr>
           <w:p>
             <w:pPr>
-              <w:jc w:val="center"/>
-              <w:pBdr>
-                <w:bottom w:val="none" w:sz="0" w:space="0" w:color="000000"/>
-                <w:top w:val="none" w:sz="0" w:space="0" w:color="000000"/>
-                <w:left w:val="none" w:sz="0" w:space="0" w:color="000000"/>
-                <w:right w:val="none" w:sz="0" w:space="0" w:color="000000"/>
-              </w:pBdr>
-              <w:spacing w:after="100" w:before="100" w:line="240"/>
-              <w:ind w:left="100" w:right="100" w:firstLine="0" w:firstLineChars="0"/>
-              <w:rPr>
-                <w:rFonts w:ascii="Arial" w:hAnsi="Arial" w:eastAsia="Arial" w:cs="Arial"/>
-                <w:i w:val="false"/>
-                <w:b w:val="false"/>
-                <w:u w:val="none"/>
-                <w:sz w:val="18"/>
-                <w:szCs w:val="18"/>
-                <w:color w:val="000000"/>
-              </w:rPr>
-            </w:pPr>
-            <w:r>
-              <w:rPr>
-                <w:rFonts w:ascii="Arial" w:hAnsi="Arial" w:eastAsia="Arial" w:cs="Arial"/>
-                <w:i w:val="false"/>
-                <w:b w:val="false"/>
-                <w:u w:val="none"/>
+              <w:pStyle w:val="Normal"/>
+              <w:jc w:val="center"/>
+              <w:pBdr>
+                <w:bottom w:val="none" w:sz="0" w:space="0" w:color="000000"/>
+                <w:top w:val="none" w:sz="0" w:space="0" w:color="000000"/>
+                <w:left w:val="none" w:sz="0" w:space="0" w:color="000000"/>
+                <w:right w:val="none" w:sz="0" w:space="0" w:color="000000"/>
+              </w:pBdr>
+              <w:spacing w:after="100" w:before="100" w:line="240"/>
+              <w:ind w:left="100" w:right="100" w:firstLine="0" w:firstLineChars="0"/>
+              <w:rPr>
+                <w:rFonts w:ascii="Arial" w:hAnsi="Arial" w:eastAsia="Arial" w:cs="Arial"/>
+                <w:i w:val="false"/>
+                <w:b w:val="false"/>
+                <w:u w:val="none"/>
+                <w:strike w:val="false"/>
+                <w:sz w:val="18"/>
+                <w:szCs w:val="18"/>
+                <w:color w:val="000000"/>
+              </w:rPr>
+            </w:pPr>
+            <w:r>
+              <w:rPr>
+                <w:rFonts w:ascii="Arial" w:hAnsi="Arial" w:eastAsia="Arial" w:cs="Arial"/>
+                <w:i w:val="false"/>
+                <w:b w:val="false"/>
+                <w:u w:val="none"/>
+                <w:strike w:val="false"/>
                 <w:sz w:val="18"/>
                 <w:szCs w:val="18"/>
                 <w:color w:val="000000"/>
@@ -2849,31 +2998,34 @@
           </w:tcPr>
           <w:p>
             <w:pPr>
-              <w:jc w:val="center"/>
-              <w:pBdr>
-                <w:bottom w:val="none" w:sz="0" w:space="0" w:color="000000"/>
-                <w:top w:val="none" w:sz="0" w:space="0" w:color="000000"/>
-                <w:left w:val="none" w:sz="0" w:space="0" w:color="000000"/>
-                <w:right w:val="none" w:sz="0" w:space="0" w:color="000000"/>
-              </w:pBdr>
-              <w:spacing w:after="100" w:before="100" w:line="240"/>
-              <w:ind w:left="100" w:right="100" w:firstLine="0" w:firstLineChars="0"/>
-              <w:rPr>
-                <w:rFonts w:ascii="Arial" w:hAnsi="Arial" w:eastAsia="Arial" w:cs="Arial"/>
-                <w:i w:val="false"/>
-                <w:b w:val="false"/>
-                <w:u w:val="none"/>
-                <w:sz w:val="18"/>
-                <w:szCs w:val="18"/>
-                <w:color w:val="000000"/>
-              </w:rPr>
-            </w:pPr>
-            <w:r>
-              <w:rPr>
-                <w:rFonts w:ascii="Arial" w:hAnsi="Arial" w:eastAsia="Arial" w:cs="Arial"/>
-                <w:i w:val="false"/>
-                <w:b w:val="false"/>
-                <w:u w:val="none"/>
+              <w:pStyle w:val="Normal"/>
+              <w:jc w:val="center"/>
+              <w:pBdr>
+                <w:bottom w:val="none" w:sz="0" w:space="0" w:color="000000"/>
+                <w:top w:val="none" w:sz="0" w:space="0" w:color="000000"/>
+                <w:left w:val="none" w:sz="0" w:space="0" w:color="000000"/>
+                <w:right w:val="none" w:sz="0" w:space="0" w:color="000000"/>
+              </w:pBdr>
+              <w:spacing w:after="100" w:before="100" w:line="240"/>
+              <w:ind w:left="100" w:right="100" w:firstLine="0" w:firstLineChars="0"/>
+              <w:rPr>
+                <w:rFonts w:ascii="Arial" w:hAnsi="Arial" w:eastAsia="Arial" w:cs="Arial"/>
+                <w:i w:val="false"/>
+                <w:b w:val="false"/>
+                <w:u w:val="none"/>
+                <w:strike w:val="false"/>
+                <w:sz w:val="18"/>
+                <w:szCs w:val="18"/>
+                <w:color w:val="000000"/>
+              </w:rPr>
+            </w:pPr>
+            <w:r>
+              <w:rPr>
+                <w:rFonts w:ascii="Arial" w:hAnsi="Arial" w:eastAsia="Arial" w:cs="Arial"/>
+                <w:i w:val="false"/>
+                <w:b w:val="false"/>
+                <w:u w:val="none"/>
+                <w:strike w:val="false"/>
                 <w:sz w:val="18"/>
                 <w:szCs w:val="18"/>
                 <w:color w:val="000000"/>
@@ -2901,36 +3053,39 @@
           </w:tcPr>
           <w:p>
             <w:pPr>
-              <w:jc w:val="center"/>
-              <w:pBdr>
-                <w:bottom w:val="none" w:sz="0" w:space="0" w:color="000000"/>
-                <w:top w:val="none" w:sz="0" w:space="0" w:color="000000"/>
-                <w:left w:val="none" w:sz="0" w:space="0" w:color="000000"/>
-                <w:right w:val="none" w:sz="0" w:space="0" w:color="000000"/>
-              </w:pBdr>
-              <w:spacing w:after="100" w:before="100" w:line="240"/>
-              <w:ind w:left="100" w:right="100" w:firstLine="0" w:firstLineChars="0"/>
-              <w:rPr>
-                <w:rFonts w:ascii="Arial" w:hAnsi="Arial" w:eastAsia="Arial" w:cs="Arial"/>
-                <w:i w:val="false"/>
-                <w:b w:val="false"/>
-                <w:u w:val="none"/>
-                <w:sz w:val="18"/>
-                <w:szCs w:val="18"/>
-                <w:color w:val="000000"/>
-              </w:rPr>
-            </w:pPr>
-            <w:r>
-              <w:rPr>
-                <w:rFonts w:ascii="Arial" w:hAnsi="Arial" w:eastAsia="Arial" w:cs="Arial"/>
-                <w:i w:val="false"/>
-                <w:b w:val="false"/>
-                <w:u w:val="none"/>
-                <w:sz w:val="18"/>
-                <w:szCs w:val="18"/>
-                <w:color w:val="000000"/>
-              </w:rPr>
-              <w:t xml:space="preserve">Yes</w:t>
+              <w:pStyle w:val="Normal"/>
+              <w:jc w:val="center"/>
+              <w:pBdr>
+                <w:bottom w:val="none" w:sz="0" w:space="0" w:color="000000"/>
+                <w:top w:val="none" w:sz="0" w:space="0" w:color="000000"/>
+                <w:left w:val="none" w:sz="0" w:space="0" w:color="000000"/>
+                <w:right w:val="none" w:sz="0" w:space="0" w:color="000000"/>
+              </w:pBdr>
+              <w:spacing w:after="100" w:before="100" w:line="240"/>
+              <w:ind w:left="100" w:right="100" w:firstLine="0" w:firstLineChars="0"/>
+              <w:rPr>
+                <w:rFonts w:ascii="Arial" w:hAnsi="Arial" w:eastAsia="Arial" w:cs="Arial"/>
+                <w:i w:val="false"/>
+                <w:b w:val="false"/>
+                <w:u w:val="none"/>
+                <w:strike w:val="false"/>
+                <w:sz w:val="18"/>
+                <w:szCs w:val="18"/>
+                <w:color w:val="000000"/>
+              </w:rPr>
+            </w:pPr>
+            <w:r>
+              <w:rPr>
+                <w:rFonts w:ascii="Arial" w:hAnsi="Arial" w:eastAsia="Arial" w:cs="Arial"/>
+                <w:i w:val="false"/>
+                <w:b w:val="false"/>
+                <w:u w:val="none"/>
+                <w:strike w:val="false"/>
+                <w:sz w:val="18"/>
+                <w:szCs w:val="18"/>
+                <w:color w:val="000000"/>
+              </w:rPr>
+              <w:t xml:space="preserve">No</w:t>
             </w:r>
           </w:p>
         </w:tc>
@@ -2953,36 +3108,39 @@
           </w:tcPr>
           <w:p>
             <w:pPr>
-              <w:jc w:val="center"/>
-              <w:pBdr>
-                <w:bottom w:val="none" w:sz="0" w:space="0" w:color="000000"/>
-                <w:top w:val="none" w:sz="0" w:space="0" w:color="000000"/>
-                <w:left w:val="none" w:sz="0" w:space="0" w:color="000000"/>
-                <w:right w:val="none" w:sz="0" w:space="0" w:color="000000"/>
-              </w:pBdr>
-              <w:spacing w:after="100" w:before="100" w:line="240"/>
-              <w:ind w:left="100" w:right="100" w:firstLine="0" w:firstLineChars="0"/>
-              <w:rPr>
-                <w:rFonts w:ascii="Arial" w:hAnsi="Arial" w:eastAsia="Arial" w:cs="Arial"/>
-                <w:i w:val="false"/>
-                <w:b w:val="false"/>
-                <w:u w:val="none"/>
-                <w:sz w:val="18"/>
-                <w:szCs w:val="18"/>
-                <w:color w:val="000000"/>
-              </w:rPr>
-            </w:pPr>
-            <w:r>
-              <w:rPr>
-                <w:rFonts w:ascii="Arial" w:hAnsi="Arial" w:eastAsia="Arial" w:cs="Arial"/>
-                <w:i w:val="false"/>
-                <w:b w:val="false"/>
-                <w:u w:val="none"/>
-                <w:sz w:val="18"/>
-                <w:szCs w:val="18"/>
-                <w:color w:val="000000"/>
-              </w:rPr>
-              <w:t xml:space="preserve">Yes</w:t>
+              <w:pStyle w:val="Normal"/>
+              <w:jc w:val="center"/>
+              <w:pBdr>
+                <w:bottom w:val="none" w:sz="0" w:space="0" w:color="000000"/>
+                <w:top w:val="none" w:sz="0" w:space="0" w:color="000000"/>
+                <w:left w:val="none" w:sz="0" w:space="0" w:color="000000"/>
+                <w:right w:val="none" w:sz="0" w:space="0" w:color="000000"/>
+              </w:pBdr>
+              <w:spacing w:after="100" w:before="100" w:line="240"/>
+              <w:ind w:left="100" w:right="100" w:firstLine="0" w:firstLineChars="0"/>
+              <w:rPr>
+                <w:rFonts w:ascii="Arial" w:hAnsi="Arial" w:eastAsia="Arial" w:cs="Arial"/>
+                <w:i w:val="false"/>
+                <w:b w:val="false"/>
+                <w:u w:val="none"/>
+                <w:strike w:val="false"/>
+                <w:sz w:val="18"/>
+                <w:szCs w:val="18"/>
+                <w:color w:val="000000"/>
+              </w:rPr>
+            </w:pPr>
+            <w:r>
+              <w:rPr>
+                <w:rFonts w:ascii="Arial" w:hAnsi="Arial" w:eastAsia="Arial" w:cs="Arial"/>
+                <w:i w:val="false"/>
+                <w:b w:val="false"/>
+                <w:u w:val="none"/>
+                <w:strike w:val="false"/>
+                <w:sz w:val="18"/>
+                <w:szCs w:val="18"/>
+                <w:color w:val="000000"/>
+              </w:rPr>
+              <w:t xml:space="preserve">CD</w:t>
             </w:r>
           </w:p>
         </w:tc>
@@ -3005,31 +3163,34 @@
           </w:tcPr>
           <w:p>
             <w:pPr>
-              <w:jc w:val="center"/>
-              <w:pBdr>
-                <w:bottom w:val="none" w:sz="0" w:space="0" w:color="000000"/>
-                <w:top w:val="none" w:sz="0" w:space="0" w:color="000000"/>
-                <w:left w:val="none" w:sz="0" w:space="0" w:color="000000"/>
-                <w:right w:val="none" w:sz="0" w:space="0" w:color="000000"/>
-              </w:pBdr>
-              <w:spacing w:after="100" w:before="100" w:line="240"/>
-              <w:ind w:left="100" w:right="100" w:firstLine="0" w:firstLineChars="0"/>
-              <w:rPr>
-                <w:rFonts w:ascii="Arial" w:hAnsi="Arial" w:eastAsia="Arial" w:cs="Arial"/>
-                <w:i w:val="false"/>
-                <w:b w:val="false"/>
-                <w:u w:val="none"/>
-                <w:sz w:val="18"/>
-                <w:szCs w:val="18"/>
-                <w:color w:val="000000"/>
-              </w:rPr>
-            </w:pPr>
-            <w:r>
-              <w:rPr>
-                <w:rFonts w:ascii="Arial" w:hAnsi="Arial" w:eastAsia="Arial" w:cs="Arial"/>
-                <w:i w:val="false"/>
-                <w:b w:val="false"/>
-                <w:u w:val="none"/>
+              <w:pStyle w:val="Normal"/>
+              <w:jc w:val="center"/>
+              <w:pBdr>
+                <w:bottom w:val="none" w:sz="0" w:space="0" w:color="000000"/>
+                <w:top w:val="none" w:sz="0" w:space="0" w:color="000000"/>
+                <w:left w:val="none" w:sz="0" w:space="0" w:color="000000"/>
+                <w:right w:val="none" w:sz="0" w:space="0" w:color="000000"/>
+              </w:pBdr>
+              <w:spacing w:after="100" w:before="100" w:line="240"/>
+              <w:ind w:left="100" w:right="100" w:firstLine="0" w:firstLineChars="0"/>
+              <w:rPr>
+                <w:rFonts w:ascii="Arial" w:hAnsi="Arial" w:eastAsia="Arial" w:cs="Arial"/>
+                <w:i w:val="false"/>
+                <w:b w:val="false"/>
+                <w:u w:val="none"/>
+                <w:strike w:val="false"/>
+                <w:sz w:val="18"/>
+                <w:szCs w:val="18"/>
+                <w:color w:val="000000"/>
+              </w:rPr>
+            </w:pPr>
+            <w:r>
+              <w:rPr>
+                <w:rFonts w:ascii="Arial" w:hAnsi="Arial" w:eastAsia="Arial" w:cs="Arial"/>
+                <w:i w:val="false"/>
+                <w:b w:val="false"/>
+                <w:u w:val="none"/>
+                <w:strike w:val="false"/>
                 <w:sz w:val="18"/>
                 <w:szCs w:val="18"/>
                 <w:color w:val="000000"/>
@@ -3057,31 +3218,34 @@
           </w:tcPr>
           <w:p>
             <w:pPr>
-              <w:jc w:val="center"/>
-              <w:pBdr>
-                <w:bottom w:val="none" w:sz="0" w:space="0" w:color="000000"/>
-                <w:top w:val="none" w:sz="0" w:space="0" w:color="000000"/>
-                <w:left w:val="none" w:sz="0" w:space="0" w:color="000000"/>
-                <w:right w:val="none" w:sz="0" w:space="0" w:color="000000"/>
-              </w:pBdr>
-              <w:spacing w:after="100" w:before="100" w:line="240"/>
-              <w:ind w:left="100" w:right="100" w:firstLine="0" w:firstLineChars="0"/>
-              <w:rPr>
-                <w:rFonts w:ascii="Arial" w:hAnsi="Arial" w:eastAsia="Arial" w:cs="Arial"/>
-                <w:i w:val="false"/>
-                <w:b w:val="false"/>
-                <w:u w:val="none"/>
-                <w:sz w:val="18"/>
-                <w:szCs w:val="18"/>
-                <w:color w:val="000000"/>
-              </w:rPr>
-            </w:pPr>
-            <w:r>
-              <w:rPr>
-                <w:rFonts w:ascii="Arial" w:hAnsi="Arial" w:eastAsia="Arial" w:cs="Arial"/>
-                <w:i w:val="false"/>
-                <w:b w:val="false"/>
-                <w:u w:val="none"/>
+              <w:pStyle w:val="Normal"/>
+              <w:jc w:val="center"/>
+              <w:pBdr>
+                <w:bottom w:val="none" w:sz="0" w:space="0" w:color="000000"/>
+                <w:top w:val="none" w:sz="0" w:space="0" w:color="000000"/>
+                <w:left w:val="none" w:sz="0" w:space="0" w:color="000000"/>
+                <w:right w:val="none" w:sz="0" w:space="0" w:color="000000"/>
+              </w:pBdr>
+              <w:spacing w:after="100" w:before="100" w:line="240"/>
+              <w:ind w:left="100" w:right="100" w:firstLine="0" w:firstLineChars="0"/>
+              <w:rPr>
+                <w:rFonts w:ascii="Arial" w:hAnsi="Arial" w:eastAsia="Arial" w:cs="Arial"/>
+                <w:i w:val="false"/>
+                <w:b w:val="false"/>
+                <w:u w:val="none"/>
+                <w:strike w:val="false"/>
+                <w:sz w:val="18"/>
+                <w:szCs w:val="18"/>
+                <w:color w:val="000000"/>
+              </w:rPr>
+            </w:pPr>
+            <w:r>
+              <w:rPr>
+                <w:rFonts w:ascii="Arial" w:hAnsi="Arial" w:eastAsia="Arial" w:cs="Arial"/>
+                <w:i w:val="false"/>
+                <w:b w:val="false"/>
+                <w:u w:val="none"/>
+                <w:strike w:val="false"/>
                 <w:sz w:val="18"/>
                 <w:szCs w:val="18"/>
                 <w:color w:val="000000"/>
@@ -3109,31 +3273,34 @@
           </w:tcPr>
           <w:p>
             <w:pPr>
-              <w:jc w:val="center"/>
-              <w:pBdr>
-                <w:bottom w:val="none" w:sz="0" w:space="0" w:color="000000"/>
-                <w:top w:val="none" w:sz="0" w:space="0" w:color="000000"/>
-                <w:left w:val="none" w:sz="0" w:space="0" w:color="000000"/>
-                <w:right w:val="none" w:sz="0" w:space="0" w:color="000000"/>
-              </w:pBdr>
-              <w:spacing w:after="100" w:before="100" w:line="240"/>
-              <w:ind w:left="100" w:right="100" w:firstLine="0" w:firstLineChars="0"/>
-              <w:rPr>
-                <w:rFonts w:ascii="Arial" w:hAnsi="Arial" w:eastAsia="Arial" w:cs="Arial"/>
-                <w:i w:val="false"/>
-                <w:b w:val="false"/>
-                <w:u w:val="none"/>
-                <w:sz w:val="18"/>
-                <w:szCs w:val="18"/>
-                <w:color w:val="000000"/>
-              </w:rPr>
-            </w:pPr>
-            <w:r>
-              <w:rPr>
-                <w:rFonts w:ascii="Arial" w:hAnsi="Arial" w:eastAsia="Arial" w:cs="Arial"/>
-                <w:i w:val="false"/>
-                <w:b w:val="false"/>
-                <w:u w:val="none"/>
+              <w:pStyle w:val="Normal"/>
+              <w:jc w:val="center"/>
+              <w:pBdr>
+                <w:bottom w:val="none" w:sz="0" w:space="0" w:color="000000"/>
+                <w:top w:val="none" w:sz="0" w:space="0" w:color="000000"/>
+                <w:left w:val="none" w:sz="0" w:space="0" w:color="000000"/>
+                <w:right w:val="none" w:sz="0" w:space="0" w:color="000000"/>
+              </w:pBdr>
+              <w:spacing w:after="100" w:before="100" w:line="240"/>
+              <w:ind w:left="100" w:right="100" w:firstLine="0" w:firstLineChars="0"/>
+              <w:rPr>
+                <w:rFonts w:ascii="Arial" w:hAnsi="Arial" w:eastAsia="Arial" w:cs="Arial"/>
+                <w:i w:val="false"/>
+                <w:b w:val="false"/>
+                <w:u w:val="none"/>
+                <w:strike w:val="false"/>
+                <w:sz w:val="18"/>
+                <w:szCs w:val="18"/>
+                <w:color w:val="000000"/>
+              </w:rPr>
+            </w:pPr>
+            <w:r>
+              <w:rPr>
+                <w:rFonts w:ascii="Arial" w:hAnsi="Arial" w:eastAsia="Arial" w:cs="Arial"/>
+                <w:i w:val="false"/>
+                <w:b w:val="false"/>
+                <w:u w:val="none"/>
+                <w:strike w:val="false"/>
                 <w:sz w:val="18"/>
                 <w:szCs w:val="18"/>
                 <w:color w:val="000000"/>
@@ -3161,31 +3328,34 @@
           </w:tcPr>
           <w:p>
             <w:pPr>
-              <w:jc w:val="center"/>
-              <w:pBdr>
-                <w:bottom w:val="none" w:sz="0" w:space="0" w:color="000000"/>
-                <w:top w:val="none" w:sz="0" w:space="0" w:color="000000"/>
-                <w:left w:val="none" w:sz="0" w:space="0" w:color="000000"/>
-                <w:right w:val="none" w:sz="0" w:space="0" w:color="000000"/>
-              </w:pBdr>
-              <w:spacing w:after="100" w:before="100" w:line="240"/>
-              <w:ind w:left="100" w:right="100" w:firstLine="0" w:firstLineChars="0"/>
-              <w:rPr>
-                <w:rFonts w:ascii="Arial" w:hAnsi="Arial" w:eastAsia="Arial" w:cs="Arial"/>
-                <w:i w:val="false"/>
-                <w:b w:val="false"/>
-                <w:u w:val="none"/>
-                <w:sz w:val="18"/>
-                <w:szCs w:val="18"/>
-                <w:color w:val="000000"/>
-              </w:rPr>
-            </w:pPr>
-            <w:r>
-              <w:rPr>
-                <w:rFonts w:ascii="Arial" w:hAnsi="Arial" w:eastAsia="Arial" w:cs="Arial"/>
-                <w:i w:val="false"/>
-                <w:b w:val="false"/>
-                <w:u w:val="none"/>
+              <w:pStyle w:val="Normal"/>
+              <w:jc w:val="center"/>
+              <w:pBdr>
+                <w:bottom w:val="none" w:sz="0" w:space="0" w:color="000000"/>
+                <w:top w:val="none" w:sz="0" w:space="0" w:color="000000"/>
+                <w:left w:val="none" w:sz="0" w:space="0" w:color="000000"/>
+                <w:right w:val="none" w:sz="0" w:space="0" w:color="000000"/>
+              </w:pBdr>
+              <w:spacing w:after="100" w:before="100" w:line="240"/>
+              <w:ind w:left="100" w:right="100" w:firstLine="0" w:firstLineChars="0"/>
+              <w:rPr>
+                <w:rFonts w:ascii="Arial" w:hAnsi="Arial" w:eastAsia="Arial" w:cs="Arial"/>
+                <w:i w:val="false"/>
+                <w:b w:val="false"/>
+                <w:u w:val="none"/>
+                <w:strike w:val="false"/>
+                <w:sz w:val="18"/>
+                <w:szCs w:val="18"/>
+                <w:color w:val="000000"/>
+              </w:rPr>
+            </w:pPr>
+            <w:r>
+              <w:rPr>
+                <w:rFonts w:ascii="Arial" w:hAnsi="Arial" w:eastAsia="Arial" w:cs="Arial"/>
+                <w:i w:val="false"/>
+                <w:b w:val="false"/>
+                <w:u w:val="none"/>
+                <w:strike w:val="false"/>
                 <w:sz w:val="18"/>
                 <w:szCs w:val="18"/>
                 <w:color w:val="000000"/>
@@ -3213,31 +3383,34 @@
           </w:tcPr>
           <w:p>
             <w:pPr>
-              <w:jc w:val="center"/>
-              <w:pBdr>
-                <w:bottom w:val="none" w:sz="0" w:space="0" w:color="000000"/>
-                <w:top w:val="none" w:sz="0" w:space="0" w:color="000000"/>
-                <w:left w:val="none" w:sz="0" w:space="0" w:color="000000"/>
-                <w:right w:val="none" w:sz="0" w:space="0" w:color="000000"/>
-              </w:pBdr>
-              <w:spacing w:after="100" w:before="100" w:line="240"/>
-              <w:ind w:left="100" w:right="100" w:firstLine="0" w:firstLineChars="0"/>
-              <w:rPr>
-                <w:rFonts w:ascii="Arial" w:hAnsi="Arial" w:eastAsia="Arial" w:cs="Arial"/>
-                <w:i w:val="false"/>
-                <w:b w:val="false"/>
-                <w:u w:val="none"/>
-                <w:sz w:val="18"/>
-                <w:szCs w:val="18"/>
-                <w:color w:val="000000"/>
-              </w:rPr>
-            </w:pPr>
-            <w:r>
-              <w:rPr>
-                <w:rFonts w:ascii="Arial" w:hAnsi="Arial" w:eastAsia="Arial" w:cs="Arial"/>
-                <w:i w:val="false"/>
-                <w:b w:val="false"/>
-                <w:u w:val="none"/>
+              <w:pStyle w:val="Normal"/>
+              <w:jc w:val="center"/>
+              <w:pBdr>
+                <w:bottom w:val="none" w:sz="0" w:space="0" w:color="000000"/>
+                <w:top w:val="none" w:sz="0" w:space="0" w:color="000000"/>
+                <w:left w:val="none" w:sz="0" w:space="0" w:color="000000"/>
+                <w:right w:val="none" w:sz="0" w:space="0" w:color="000000"/>
+              </w:pBdr>
+              <w:spacing w:after="100" w:before="100" w:line="240"/>
+              <w:ind w:left="100" w:right="100" w:firstLine="0" w:firstLineChars="0"/>
+              <w:rPr>
+                <w:rFonts w:ascii="Arial" w:hAnsi="Arial" w:eastAsia="Arial" w:cs="Arial"/>
+                <w:i w:val="false"/>
+                <w:b w:val="false"/>
+                <w:u w:val="none"/>
+                <w:strike w:val="false"/>
+                <w:sz w:val="18"/>
+                <w:szCs w:val="18"/>
+                <w:color w:val="000000"/>
+              </w:rPr>
+            </w:pPr>
+            <w:r>
+              <w:rPr>
+                <w:rFonts w:ascii="Arial" w:hAnsi="Arial" w:eastAsia="Arial" w:cs="Arial"/>
+                <w:i w:val="false"/>
+                <w:b w:val="false"/>
+                <w:u w:val="none"/>
+                <w:strike w:val="false"/>
                 <w:sz w:val="18"/>
                 <w:szCs w:val="18"/>
                 <w:color w:val="000000"/>
@@ -3265,31 +3438,34 @@
           </w:tcPr>
           <w:p>
             <w:pPr>
-              <w:jc w:val="center"/>
-              <w:pBdr>
-                <w:bottom w:val="none" w:sz="0" w:space="0" w:color="000000"/>
-                <w:top w:val="none" w:sz="0" w:space="0" w:color="000000"/>
-                <w:left w:val="none" w:sz="0" w:space="0" w:color="000000"/>
-                <w:right w:val="none" w:sz="0" w:space="0" w:color="000000"/>
-              </w:pBdr>
-              <w:spacing w:after="100" w:before="100" w:line="240"/>
-              <w:ind w:left="100" w:right="100" w:firstLine="0" w:firstLineChars="0"/>
-              <w:rPr>
-                <w:rFonts w:ascii="Arial" w:hAnsi="Arial" w:eastAsia="Arial" w:cs="Arial"/>
-                <w:i w:val="false"/>
-                <w:b w:val="false"/>
-                <w:u w:val="none"/>
-                <w:sz w:val="18"/>
-                <w:szCs w:val="18"/>
-                <w:color w:val="000000"/>
-              </w:rPr>
-            </w:pPr>
-            <w:r>
-              <w:rPr>
-                <w:rFonts w:ascii="Arial" w:hAnsi="Arial" w:eastAsia="Arial" w:cs="Arial"/>
-                <w:i w:val="false"/>
-                <w:b w:val="false"/>
-                <w:u w:val="none"/>
+              <w:pStyle w:val="Normal"/>
+              <w:jc w:val="center"/>
+              <w:pBdr>
+                <w:bottom w:val="none" w:sz="0" w:space="0" w:color="000000"/>
+                <w:top w:val="none" w:sz="0" w:space="0" w:color="000000"/>
+                <w:left w:val="none" w:sz="0" w:space="0" w:color="000000"/>
+                <w:right w:val="none" w:sz="0" w:space="0" w:color="000000"/>
+              </w:pBdr>
+              <w:spacing w:after="100" w:before="100" w:line="240"/>
+              <w:ind w:left="100" w:right="100" w:firstLine="0" w:firstLineChars="0"/>
+              <w:rPr>
+                <w:rFonts w:ascii="Arial" w:hAnsi="Arial" w:eastAsia="Arial" w:cs="Arial"/>
+                <w:i w:val="false"/>
+                <w:b w:val="false"/>
+                <w:u w:val="none"/>
+                <w:strike w:val="false"/>
+                <w:sz w:val="18"/>
+                <w:szCs w:val="18"/>
+                <w:color w:val="000000"/>
+              </w:rPr>
+            </w:pPr>
+            <w:r>
+              <w:rPr>
+                <w:rFonts w:ascii="Arial" w:hAnsi="Arial" w:eastAsia="Arial" w:cs="Arial"/>
+                <w:i w:val="false"/>
+                <w:b w:val="false"/>
+                <w:u w:val="none"/>
+                <w:strike w:val="false"/>
                 <w:sz w:val="18"/>
                 <w:szCs w:val="18"/>
                 <w:color w:val="000000"/>
@@ -3317,31 +3493,34 @@
           </w:tcPr>
           <w:p>
             <w:pPr>
-              <w:jc w:val="center"/>
-              <w:pBdr>
-                <w:bottom w:val="none" w:sz="0" w:space="0" w:color="000000"/>
-                <w:top w:val="none" w:sz="0" w:space="0" w:color="000000"/>
-                <w:left w:val="none" w:sz="0" w:space="0" w:color="000000"/>
-                <w:right w:val="none" w:sz="0" w:space="0" w:color="000000"/>
-              </w:pBdr>
-              <w:spacing w:after="100" w:before="100" w:line="240"/>
-              <w:ind w:left="100" w:right="100" w:firstLine="0" w:firstLineChars="0"/>
-              <w:rPr>
-                <w:rFonts w:ascii="Arial" w:hAnsi="Arial" w:eastAsia="Arial" w:cs="Arial"/>
-                <w:i w:val="false"/>
-                <w:b w:val="false"/>
-                <w:u w:val="none"/>
-                <w:sz w:val="18"/>
-                <w:szCs w:val="18"/>
-                <w:color w:val="000000"/>
-              </w:rPr>
-            </w:pPr>
-            <w:r>
-              <w:rPr>
-                <w:rFonts w:ascii="Arial" w:hAnsi="Arial" w:eastAsia="Arial" w:cs="Arial"/>
-                <w:i w:val="false"/>
-                <w:b w:val="false"/>
-                <w:u w:val="none"/>
+              <w:pStyle w:val="Normal"/>
+              <w:jc w:val="center"/>
+              <w:pBdr>
+                <w:bottom w:val="none" w:sz="0" w:space="0" w:color="000000"/>
+                <w:top w:val="none" w:sz="0" w:space="0" w:color="000000"/>
+                <w:left w:val="none" w:sz="0" w:space="0" w:color="000000"/>
+                <w:right w:val="none" w:sz="0" w:space="0" w:color="000000"/>
+              </w:pBdr>
+              <w:spacing w:after="100" w:before="100" w:line="240"/>
+              <w:ind w:left="100" w:right="100" w:firstLine="0" w:firstLineChars="0"/>
+              <w:rPr>
+                <w:rFonts w:ascii="Arial" w:hAnsi="Arial" w:eastAsia="Arial" w:cs="Arial"/>
+                <w:i w:val="false"/>
+                <w:b w:val="false"/>
+                <w:u w:val="none"/>
+                <w:strike w:val="false"/>
+                <w:sz w:val="18"/>
+                <w:szCs w:val="18"/>
+                <w:color w:val="000000"/>
+              </w:rPr>
+            </w:pPr>
+            <w:r>
+              <w:rPr>
+                <w:rFonts w:ascii="Arial" w:hAnsi="Arial" w:eastAsia="Arial" w:cs="Arial"/>
+                <w:i w:val="false"/>
+                <w:b w:val="false"/>
+                <w:u w:val="none"/>
+                <w:strike w:val="false"/>
                 <w:sz w:val="18"/>
                 <w:szCs w:val="18"/>
                 <w:color w:val="000000"/>
@@ -3369,31 +3548,34 @@
           </w:tcPr>
           <w:p>
             <w:pPr>
-              <w:jc w:val="center"/>
-              <w:pBdr>
-                <w:bottom w:val="none" w:sz="0" w:space="0" w:color="000000"/>
-                <w:top w:val="none" w:sz="0" w:space="0" w:color="000000"/>
-                <w:left w:val="none" w:sz="0" w:space="0" w:color="000000"/>
-                <w:right w:val="none" w:sz="0" w:space="0" w:color="000000"/>
-              </w:pBdr>
-              <w:spacing w:after="100" w:before="100" w:line="240"/>
-              <w:ind w:left="100" w:right="100" w:firstLine="0" w:firstLineChars="0"/>
-              <w:rPr>
-                <w:rFonts w:ascii="Arial" w:hAnsi="Arial" w:eastAsia="Arial" w:cs="Arial"/>
-                <w:i w:val="false"/>
-                <w:b w:val="false"/>
-                <w:u w:val="none"/>
-                <w:sz w:val="18"/>
-                <w:szCs w:val="18"/>
-                <w:color w:val="000000"/>
-              </w:rPr>
-            </w:pPr>
-            <w:r>
-              <w:rPr>
-                <w:rFonts w:ascii="Arial" w:hAnsi="Arial" w:eastAsia="Arial" w:cs="Arial"/>
-                <w:i w:val="false"/>
-                <w:b w:val="false"/>
-                <w:u w:val="none"/>
+              <w:pStyle w:val="Normal"/>
+              <w:jc w:val="center"/>
+              <w:pBdr>
+                <w:bottom w:val="none" w:sz="0" w:space="0" w:color="000000"/>
+                <w:top w:val="none" w:sz="0" w:space="0" w:color="000000"/>
+                <w:left w:val="none" w:sz="0" w:space="0" w:color="000000"/>
+                <w:right w:val="none" w:sz="0" w:space="0" w:color="000000"/>
+              </w:pBdr>
+              <w:spacing w:after="100" w:before="100" w:line="240"/>
+              <w:ind w:left="100" w:right="100" w:firstLine="0" w:firstLineChars="0"/>
+              <w:rPr>
+                <w:rFonts w:ascii="Arial" w:hAnsi="Arial" w:eastAsia="Arial" w:cs="Arial"/>
+                <w:i w:val="false"/>
+                <w:b w:val="false"/>
+                <w:u w:val="none"/>
+                <w:strike w:val="false"/>
+                <w:sz w:val="18"/>
+                <w:szCs w:val="18"/>
+                <w:color w:val="000000"/>
+              </w:rPr>
+            </w:pPr>
+            <w:r>
+              <w:rPr>
+                <w:rFonts w:ascii="Arial" w:hAnsi="Arial" w:eastAsia="Arial" w:cs="Arial"/>
+                <w:i w:val="false"/>
+                <w:b w:val="false"/>
+                <w:u w:val="none"/>
+                <w:strike w:val="false"/>
                 <w:sz w:val="18"/>
                 <w:szCs w:val="18"/>
                 <w:color w:val="000000"/>
@@ -3421,31 +3603,34 @@
           </w:tcPr>
           <w:p>
             <w:pPr>
-              <w:jc w:val="center"/>
-              <w:pBdr>
-                <w:bottom w:val="none" w:sz="0" w:space="0" w:color="000000"/>
-                <w:top w:val="none" w:sz="0" w:space="0" w:color="000000"/>
-                <w:left w:val="none" w:sz="0" w:space="0" w:color="000000"/>
-                <w:right w:val="none" w:sz="0" w:space="0" w:color="000000"/>
-              </w:pBdr>
-              <w:spacing w:after="100" w:before="100" w:line="240"/>
-              <w:ind w:left="100" w:right="100" w:firstLine="0" w:firstLineChars="0"/>
-              <w:rPr>
-                <w:rFonts w:ascii="Arial" w:hAnsi="Arial" w:eastAsia="Arial" w:cs="Arial"/>
-                <w:i w:val="false"/>
-                <w:b w:val="false"/>
-                <w:u w:val="none"/>
-                <w:sz w:val="18"/>
-                <w:szCs w:val="18"/>
-                <w:color w:val="000000"/>
-              </w:rPr>
-            </w:pPr>
-            <w:r>
-              <w:rPr>
-                <w:rFonts w:ascii="Arial" w:hAnsi="Arial" w:eastAsia="Arial" w:cs="Arial"/>
-                <w:i w:val="false"/>
-                <w:b w:val="false"/>
-                <w:u w:val="none"/>
+              <w:pStyle w:val="Normal"/>
+              <w:jc w:val="center"/>
+              <w:pBdr>
+                <w:bottom w:val="none" w:sz="0" w:space="0" w:color="000000"/>
+                <w:top w:val="none" w:sz="0" w:space="0" w:color="000000"/>
+                <w:left w:val="none" w:sz="0" w:space="0" w:color="000000"/>
+                <w:right w:val="none" w:sz="0" w:space="0" w:color="000000"/>
+              </w:pBdr>
+              <w:spacing w:after="100" w:before="100" w:line="240"/>
+              <w:ind w:left="100" w:right="100" w:firstLine="0" w:firstLineChars="0"/>
+              <w:rPr>
+                <w:rFonts w:ascii="Arial" w:hAnsi="Arial" w:eastAsia="Arial" w:cs="Arial"/>
+                <w:i w:val="false"/>
+                <w:b w:val="false"/>
+                <w:u w:val="none"/>
+                <w:strike w:val="false"/>
+                <w:sz w:val="18"/>
+                <w:szCs w:val="18"/>
+                <w:color w:val="000000"/>
+              </w:rPr>
+            </w:pPr>
+            <w:r>
+              <w:rPr>
+                <w:rFonts w:ascii="Arial" w:hAnsi="Arial" w:eastAsia="Arial" w:cs="Arial"/>
+                <w:i w:val="false"/>
+                <w:b w:val="false"/>
+                <w:u w:val="none"/>
+                <w:strike w:val="false"/>
                 <w:sz w:val="18"/>
                 <w:szCs w:val="18"/>
                 <w:color w:val="000000"/>
@@ -3473,883 +3658,47 @@
           </w:tcPr>
           <w:p>
             <w:pPr>
-              <w:jc w:val="center"/>
-              <w:pBdr>
-                <w:bottom w:val="none" w:sz="0" w:space="0" w:color="000000"/>
-                <w:top w:val="none" w:sz="0" w:space="0" w:color="000000"/>
-                <w:left w:val="none" w:sz="0" w:space="0" w:color="000000"/>
-                <w:right w:val="none" w:sz="0" w:space="0" w:color="000000"/>
-              </w:pBdr>
-              <w:spacing w:after="100" w:before="100" w:line="240"/>
-              <w:ind w:left="100" w:right="100" w:firstLine="0" w:firstLineChars="0"/>
-              <w:rPr>
-                <w:rFonts w:ascii="Arial" w:hAnsi="Arial" w:eastAsia="Arial" w:cs="Arial"/>
-                <w:i w:val="false"/>
-                <w:b w:val="false"/>
-                <w:u w:val="none"/>
-                <w:sz w:val="18"/>
-                <w:szCs w:val="18"/>
-                <w:color w:val="000000"/>
-              </w:rPr>
-            </w:pPr>
-            <w:r>
-              <w:rPr>
-                <w:rFonts w:ascii="Arial" w:hAnsi="Arial" w:eastAsia="Arial" w:cs="Arial"/>
-                <w:i w:val="false"/>
-                <w:b w:val="false"/>
-                <w:u w:val="none"/>
-                <w:sz w:val="18"/>
-                <w:szCs w:val="18"/>
-                <w:color w:val="000000"/>
-              </w:rPr>
-              <w:t xml:space="preserve">Good</w:t>
+              <w:pStyle w:val="Normal"/>
+              <w:jc w:val="center"/>
+              <w:pBdr>
+                <w:bottom w:val="none" w:sz="0" w:space="0" w:color="000000"/>
+                <w:top w:val="none" w:sz="0" w:space="0" w:color="000000"/>
+                <w:left w:val="none" w:sz="0" w:space="0" w:color="000000"/>
+                <w:right w:val="none" w:sz="0" w:space="0" w:color="000000"/>
+              </w:pBdr>
+              <w:spacing w:after="100" w:before="100" w:line="240"/>
+              <w:ind w:left="100" w:right="100" w:firstLine="0" w:firstLineChars="0"/>
+              <w:rPr>
+                <w:rFonts w:ascii="Arial" w:hAnsi="Arial" w:eastAsia="Arial" w:cs="Arial"/>
+                <w:i w:val="false"/>
+                <w:b w:val="false"/>
+                <w:u w:val="none"/>
+                <w:strike w:val="false"/>
+                <w:sz w:val="18"/>
+                <w:szCs w:val="18"/>
+                <w:color w:val="000000"/>
+              </w:rPr>
+            </w:pPr>
+            <w:r>
+              <w:rPr>
+                <w:rFonts w:ascii="Arial" w:hAnsi="Arial" w:eastAsia="Arial" w:cs="Arial"/>
+                <w:i w:val="false"/>
+                <w:b w:val="false"/>
+                <w:u w:val="none"/>
+                <w:strike w:val="false"/>
+                <w:sz w:val="18"/>
+                <w:szCs w:val="18"/>
+                <w:color w:val="000000"/>
+              </w:rPr>
+              <w:t xml:space="preserve">Fair</w:t>
             </w:r>
           </w:p>
         </w:tc>
       </w:tr>
       <w:tr>
         <w:trPr>
-          <w:trHeight w:val="544" w:hRule="auto"/>
+          <w:trHeight w:val="575" w:hRule="auto"/>
         </w:trPr>
-        body4
-        <w:tc>
-          <w:tcPr>
-            <w:tcBorders>
-              <w:bottom w:val="none" w:sz="0" w:space="0" w:color="000000"/>
-              <w:top w:val="none" w:sz="0" w:space="0" w:color="000000"/>
-              <w:left w:val="none" w:sz="0" w:space="0" w:color="000000"/>
-              <w:right w:val="none" w:sz="0" w:space="0" w:color="000000"/>
-            </w:tcBorders>
-            <w:shd w:val="clear" w:color="auto" w:fill="FFFFFF"/>
-            <w:tcMar>
-              <w:top w:w="0" w:type="dxa"/>
-              <w:bottom w:w="0" w:type="dxa"/>
-              <w:left w:w="0" w:type="dxa"/>
-              <w:right w:w="0" w:type="dxa"/>
-            </w:tcMar>
-            <w:vAlign w:val="center"/>
-          </w:tcPr>
-          <w:p>
-            <w:pPr>
-              <w:jc w:val="left"/>
-              <w:pBdr>
-                <w:bottom w:val="none" w:sz="0" w:space="0" w:color="000000"/>
-                <w:top w:val="none" w:sz="0" w:space="0" w:color="000000"/>
-                <w:left w:val="none" w:sz="0" w:space="0" w:color="000000"/>
-                <w:right w:val="none" w:sz="0" w:space="0" w:color="000000"/>
-              </w:pBdr>
-              <w:spacing w:after="100" w:before="100" w:line="240"/>
-              <w:ind w:left="100" w:right="100" w:firstLine="0" w:firstLineChars="0"/>
-              <w:rPr>
-                <w:rFonts w:ascii="Arial" w:hAnsi="Arial" w:eastAsia="Arial" w:cs="Arial"/>
-                <w:i w:val="false"/>
-                <w:b w:val="false"/>
-                <w:u w:val="none"/>
-                <w:sz w:val="18"/>
-                <w:szCs w:val="18"/>
-                <w:color w:val="000000"/>
-              </w:rPr>
-            </w:pPr>
-            <w:r>
-              <w:rPr>
-                <w:rFonts w:ascii="Arial" w:hAnsi="Arial" w:eastAsia="Arial" w:cs="Arial"/>
-                <w:i w:val="false"/>
-                <w:b w:val="false"/>
-                <w:u w:val="none"/>
-                <w:sz w:val="18"/>
-                <w:szCs w:val="18"/>
-                <w:color w:val="000000"/>
-              </w:rPr>
-              <w:t xml:space="preserve">78</w:t>
-            </w:r>
-          </w:p>
-        </w:tc>
-        <w:tc>
-          <w:tcPr>
-            <w:tcBorders>
-              <w:bottom w:val="none" w:sz="0" w:space="0" w:color="000000"/>
-              <w:top w:val="none" w:sz="0" w:space="0" w:color="000000"/>
-              <w:left w:val="none" w:sz="0" w:space="0" w:color="000000"/>
-              <w:right w:val="none" w:sz="0" w:space="0" w:color="000000"/>
-            </w:tcBorders>
-            <w:shd w:val="clear" w:color="auto" w:fill="FFFFFF"/>
-            <w:tcMar>
-              <w:top w:w="0" w:type="dxa"/>
-              <w:bottom w:w="0" w:type="dxa"/>
-              <w:left w:w="0" w:type="dxa"/>
-              <w:right w:w="0" w:type="dxa"/>
-            </w:tcMar>
-            <w:vAlign w:val="center"/>
-          </w:tcPr>
-          <w:p>
-            <w:pPr>
-              <w:jc w:val="center"/>
-              <w:pBdr>
-                <w:bottom w:val="none" w:sz="0" w:space="0" w:color="000000"/>
-                <w:top w:val="none" w:sz="0" w:space="0" w:color="000000"/>
-                <w:left w:val="none" w:sz="0" w:space="0" w:color="000000"/>
-                <w:right w:val="none" w:sz="0" w:space="0" w:color="000000"/>
-              </w:pBdr>
-              <w:spacing w:after="100" w:before="100" w:line="240"/>
-              <w:ind w:left="100" w:right="100" w:firstLine="0" w:firstLineChars="0"/>
-              <w:rPr>
-                <w:rFonts w:ascii="Arial" w:hAnsi="Arial" w:eastAsia="Arial" w:cs="Arial"/>
-                <w:i w:val="false"/>
-                <w:b w:val="false"/>
-                <w:u w:val="none"/>
-                <w:sz w:val="18"/>
-                <w:szCs w:val="18"/>
-                <w:color w:val="000000"/>
-              </w:rPr>
-            </w:pPr>
-            <w:r>
-              <w:rPr>
-                <w:rFonts w:ascii="Arial" w:hAnsi="Arial" w:eastAsia="Arial" w:cs="Arial"/>
-                <w:i w:val="false"/>
-                <w:b w:val="false"/>
-                <w:u w:val="none"/>
-                <w:sz w:val="18"/>
-                <w:szCs w:val="18"/>
-                <w:color w:val="000000"/>
-              </w:rPr>
-              <w:t xml:space="preserve">Yes</w:t>
-            </w:r>
-          </w:p>
-        </w:tc>
-        <w:tc>
-          <w:tcPr>
-            <w:tcBorders>
-              <w:bottom w:val="none" w:sz="0" w:space="0" w:color="000000"/>
-              <w:top w:val="none" w:sz="0" w:space="0" w:color="000000"/>
-              <w:left w:val="none" w:sz="0" w:space="0" w:color="000000"/>
-              <w:right w:val="none" w:sz="0" w:space="0" w:color="000000"/>
-            </w:tcBorders>
-            <w:shd w:val="clear" w:color="auto" w:fill="FFFFFF"/>
-            <w:tcMar>
-              <w:top w:w="0" w:type="dxa"/>
-              <w:bottom w:w="0" w:type="dxa"/>
-              <w:left w:w="0" w:type="dxa"/>
-              <w:right w:w="0" w:type="dxa"/>
-            </w:tcMar>
-            <w:vAlign w:val="center"/>
-          </w:tcPr>
-          <w:p>
-            <w:pPr>
-              <w:jc w:val="center"/>
-              <w:pBdr>
-                <w:bottom w:val="none" w:sz="0" w:space="0" w:color="000000"/>
-                <w:top w:val="none" w:sz="0" w:space="0" w:color="000000"/>
-                <w:left w:val="none" w:sz="0" w:space="0" w:color="000000"/>
-                <w:right w:val="none" w:sz="0" w:space="0" w:color="000000"/>
-              </w:pBdr>
-              <w:spacing w:after="100" w:before="100" w:line="240"/>
-              <w:ind w:left="100" w:right="100" w:firstLine="0" w:firstLineChars="0"/>
-              <w:rPr>
-                <w:rFonts w:ascii="Arial" w:hAnsi="Arial" w:eastAsia="Arial" w:cs="Arial"/>
-                <w:i w:val="false"/>
-                <w:b w:val="false"/>
-                <w:u w:val="none"/>
-                <w:sz w:val="18"/>
-                <w:szCs w:val="18"/>
-                <w:color w:val="000000"/>
-              </w:rPr>
-            </w:pPr>
-            <w:r>
-              <w:rPr>
-                <w:rFonts w:ascii="Arial" w:hAnsi="Arial" w:eastAsia="Arial" w:cs="Arial"/>
-                <w:i w:val="false"/>
-                <w:b w:val="false"/>
-                <w:u w:val="none"/>
-                <w:sz w:val="18"/>
-                <w:szCs w:val="18"/>
-                <w:color w:val="000000"/>
-              </w:rPr>
-              <w:t xml:space="preserve">Yes</w:t>
-            </w:r>
-          </w:p>
-        </w:tc>
-        <w:tc>
-          <w:tcPr>
-            <w:tcBorders>
-              <w:bottom w:val="none" w:sz="0" w:space="0" w:color="000000"/>
-              <w:top w:val="none" w:sz="0" w:space="0" w:color="000000"/>
-              <w:left w:val="none" w:sz="0" w:space="0" w:color="000000"/>
-              <w:right w:val="none" w:sz="0" w:space="0" w:color="000000"/>
-            </w:tcBorders>
-            <w:shd w:val="clear" w:color="auto" w:fill="FFFFFF"/>
-            <w:tcMar>
-              <w:top w:w="0" w:type="dxa"/>
-              <w:bottom w:w="0" w:type="dxa"/>
-              <w:left w:w="0" w:type="dxa"/>
-              <w:right w:w="0" w:type="dxa"/>
-            </w:tcMar>
-            <w:vAlign w:val="center"/>
-          </w:tcPr>
-          <w:p>
-            <w:pPr>
-              <w:jc w:val="center"/>
-              <w:pBdr>
-                <w:bottom w:val="none" w:sz="0" w:space="0" w:color="000000"/>
-                <w:top w:val="none" w:sz="0" w:space="0" w:color="000000"/>
-                <w:left w:val="none" w:sz="0" w:space="0" w:color="000000"/>
-                <w:right w:val="none" w:sz="0" w:space="0" w:color="000000"/>
-              </w:pBdr>
-              <w:spacing w:after="100" w:before="100" w:line="240"/>
-              <w:ind w:left="100" w:right="100" w:firstLine="0" w:firstLineChars="0"/>
-              <w:rPr>
-                <w:rFonts w:ascii="Arial" w:hAnsi="Arial" w:eastAsia="Arial" w:cs="Arial"/>
-                <w:i w:val="false"/>
-                <w:b w:val="false"/>
-                <w:u w:val="none"/>
-                <w:sz w:val="18"/>
-                <w:szCs w:val="18"/>
-                <w:color w:val="000000"/>
-              </w:rPr>
-            </w:pPr>
-            <w:r>
-              <w:rPr>
-                <w:rFonts w:ascii="Arial" w:hAnsi="Arial" w:eastAsia="Arial" w:cs="Arial"/>
-                <w:i w:val="false"/>
-                <w:b w:val="false"/>
-                <w:u w:val="none"/>
-                <w:sz w:val="18"/>
-                <w:szCs w:val="18"/>
-                <w:color w:val="000000"/>
-              </w:rPr>
-              <w:t xml:space="preserve">Yes</w:t>
-            </w:r>
-          </w:p>
-        </w:tc>
-        <w:tc>
-          <w:tcPr>
-            <w:tcBorders>
-              <w:bottom w:val="none" w:sz="0" w:space="0" w:color="000000"/>
-              <w:top w:val="none" w:sz="0" w:space="0" w:color="000000"/>
-              <w:left w:val="none" w:sz="0" w:space="0" w:color="000000"/>
-              <w:right w:val="none" w:sz="0" w:space="0" w:color="000000"/>
-            </w:tcBorders>
-            <w:shd w:val="clear" w:color="auto" w:fill="FFFFFF"/>
-            <w:tcMar>
-              <w:top w:w="0" w:type="dxa"/>
-              <w:bottom w:w="0" w:type="dxa"/>
-              <w:left w:w="0" w:type="dxa"/>
-              <w:right w:w="0" w:type="dxa"/>
-            </w:tcMar>
-            <w:vAlign w:val="center"/>
-          </w:tcPr>
-          <w:p>
-            <w:pPr>
-              <w:jc w:val="center"/>
-              <w:pBdr>
-                <w:bottom w:val="none" w:sz="0" w:space="0" w:color="000000"/>
-                <w:top w:val="none" w:sz="0" w:space="0" w:color="000000"/>
-                <w:left w:val="none" w:sz="0" w:space="0" w:color="000000"/>
-                <w:right w:val="none" w:sz="0" w:space="0" w:color="000000"/>
-              </w:pBdr>
-              <w:spacing w:after="100" w:before="100" w:line="240"/>
-              <w:ind w:left="100" w:right="100" w:firstLine="0" w:firstLineChars="0"/>
-              <w:rPr>
-                <w:rFonts w:ascii="Arial" w:hAnsi="Arial" w:eastAsia="Arial" w:cs="Arial"/>
-                <w:i w:val="false"/>
-                <w:b w:val="false"/>
-                <w:u w:val="none"/>
-                <w:sz w:val="18"/>
-                <w:szCs w:val="18"/>
-                <w:color w:val="000000"/>
-              </w:rPr>
-            </w:pPr>
-            <w:r>
-              <w:rPr>
-                <w:rFonts w:ascii="Arial" w:hAnsi="Arial" w:eastAsia="Arial" w:cs="Arial"/>
-                <w:i w:val="false"/>
-                <w:b w:val="false"/>
-                <w:u w:val="none"/>
-                <w:sz w:val="18"/>
-                <w:szCs w:val="18"/>
-                <w:color w:val="000000"/>
-              </w:rPr>
-              <w:t xml:space="preserve">No</w:t>
-            </w:r>
-          </w:p>
-        </w:tc>
-        <w:tc>
-          <w:tcPr>
-            <w:tcBorders>
-              <w:bottom w:val="none" w:sz="0" w:space="0" w:color="000000"/>
-              <w:top w:val="none" w:sz="0" w:space="0" w:color="000000"/>
-              <w:left w:val="none" w:sz="0" w:space="0" w:color="000000"/>
-              <w:right w:val="none" w:sz="0" w:space="0" w:color="000000"/>
-            </w:tcBorders>
-            <w:shd w:val="clear" w:color="auto" w:fill="FFFFFF"/>
-            <w:tcMar>
-              <w:top w:w="0" w:type="dxa"/>
-              <w:bottom w:w="0" w:type="dxa"/>
-              <w:left w:w="0" w:type="dxa"/>
-              <w:right w:w="0" w:type="dxa"/>
-            </w:tcMar>
-            <w:vAlign w:val="center"/>
-          </w:tcPr>
-          <w:p>
-            <w:pPr>
-              <w:jc w:val="center"/>
-              <w:pBdr>
-                <w:bottom w:val="none" w:sz="0" w:space="0" w:color="000000"/>
-                <w:top w:val="none" w:sz="0" w:space="0" w:color="000000"/>
-                <w:left w:val="none" w:sz="0" w:space="0" w:color="000000"/>
-                <w:right w:val="none" w:sz="0" w:space="0" w:color="000000"/>
-              </w:pBdr>
-              <w:spacing w:after="100" w:before="100" w:line="240"/>
-              <w:ind w:left="100" w:right="100" w:firstLine="0" w:firstLineChars="0"/>
-              <w:rPr>
-                <w:rFonts w:ascii="Arial" w:hAnsi="Arial" w:eastAsia="Arial" w:cs="Arial"/>
-                <w:i w:val="false"/>
-                <w:b w:val="false"/>
-                <w:u w:val="none"/>
-                <w:sz w:val="18"/>
-                <w:szCs w:val="18"/>
-                <w:color w:val="000000"/>
-              </w:rPr>
-            </w:pPr>
-            <w:r>
-              <w:rPr>
-                <w:rFonts w:ascii="Arial" w:hAnsi="Arial" w:eastAsia="Arial" w:cs="Arial"/>
-                <w:i w:val="false"/>
-                <w:b w:val="false"/>
-                <w:u w:val="none"/>
-                <w:sz w:val="18"/>
-                <w:szCs w:val="18"/>
-                <w:color w:val="000000"/>
-              </w:rPr>
-              <w:t xml:space="preserve">CD</w:t>
-            </w:r>
-          </w:p>
-        </w:tc>
-        <w:tc>
-          <w:tcPr>
-            <w:tcBorders>
-              <w:bottom w:val="none" w:sz="0" w:space="0" w:color="000000"/>
-              <w:top w:val="none" w:sz="0" w:space="0" w:color="000000"/>
-              <w:left w:val="none" w:sz="0" w:space="0" w:color="000000"/>
-              <w:right w:val="none" w:sz="0" w:space="0" w:color="000000"/>
-            </w:tcBorders>
-            <w:shd w:val="clear" w:color="auto" w:fill="FFFFFF"/>
-            <w:tcMar>
-              <w:top w:w="0" w:type="dxa"/>
-              <w:bottom w:w="0" w:type="dxa"/>
-              <w:left w:w="0" w:type="dxa"/>
-              <w:right w:w="0" w:type="dxa"/>
-            </w:tcMar>
-            <w:vAlign w:val="center"/>
-          </w:tcPr>
-          <w:p>
-            <w:pPr>
-              <w:jc w:val="center"/>
-              <w:pBdr>
-                <w:bottom w:val="none" w:sz="0" w:space="0" w:color="000000"/>
-                <w:top w:val="none" w:sz="0" w:space="0" w:color="000000"/>
-                <w:left w:val="none" w:sz="0" w:space="0" w:color="000000"/>
-                <w:right w:val="none" w:sz="0" w:space="0" w:color="000000"/>
-              </w:pBdr>
-              <w:spacing w:after="100" w:before="100" w:line="240"/>
-              <w:ind w:left="100" w:right="100" w:firstLine="0" w:firstLineChars="0"/>
-              <w:rPr>
-                <w:rFonts w:ascii="Arial" w:hAnsi="Arial" w:eastAsia="Arial" w:cs="Arial"/>
-                <w:i w:val="false"/>
-                <w:b w:val="false"/>
-                <w:u w:val="none"/>
-                <w:sz w:val="18"/>
-                <w:szCs w:val="18"/>
-                <w:color w:val="000000"/>
-              </w:rPr>
-            </w:pPr>
-            <w:r>
-              <w:rPr>
-                <w:rFonts w:ascii="Arial" w:hAnsi="Arial" w:eastAsia="Arial" w:cs="Arial"/>
-                <w:i w:val="false"/>
-                <w:b w:val="false"/>
-                <w:u w:val="none"/>
-                <w:sz w:val="18"/>
-                <w:szCs w:val="18"/>
-                <w:color w:val="000000"/>
-              </w:rPr>
-              <w:t xml:space="preserve">Yes</w:t>
-            </w:r>
-          </w:p>
-        </w:tc>
-        <w:tc>
-          <w:tcPr>
-            <w:tcBorders>
-              <w:bottom w:val="none" w:sz="0" w:space="0" w:color="000000"/>
-              <w:top w:val="none" w:sz="0" w:space="0" w:color="000000"/>
-              <w:left w:val="none" w:sz="0" w:space="0" w:color="000000"/>
-              <w:right w:val="none" w:sz="0" w:space="0" w:color="000000"/>
-            </w:tcBorders>
-            <w:shd w:val="clear" w:color="auto" w:fill="FFFFFF"/>
-            <w:tcMar>
-              <w:top w:w="0" w:type="dxa"/>
-              <w:bottom w:w="0" w:type="dxa"/>
-              <w:left w:w="0" w:type="dxa"/>
-              <w:right w:w="0" w:type="dxa"/>
-            </w:tcMar>
-            <w:vAlign w:val="center"/>
-          </w:tcPr>
-          <w:p>
-            <w:pPr>
-              <w:jc w:val="center"/>
-              <w:pBdr>
-                <w:bottom w:val="none" w:sz="0" w:space="0" w:color="000000"/>
-                <w:top w:val="none" w:sz="0" w:space="0" w:color="000000"/>
-                <w:left w:val="none" w:sz="0" w:space="0" w:color="000000"/>
-                <w:right w:val="none" w:sz="0" w:space="0" w:color="000000"/>
-              </w:pBdr>
-              <w:spacing w:after="100" w:before="100" w:line="240"/>
-              <w:ind w:left="100" w:right="100" w:firstLine="0" w:firstLineChars="0"/>
-              <w:rPr>
-                <w:rFonts w:ascii="Arial" w:hAnsi="Arial" w:eastAsia="Arial" w:cs="Arial"/>
-                <w:i w:val="false"/>
-                <w:b w:val="false"/>
-                <w:u w:val="none"/>
-                <w:sz w:val="18"/>
-                <w:szCs w:val="18"/>
-                <w:color w:val="000000"/>
-              </w:rPr>
-            </w:pPr>
-            <w:r>
-              <w:rPr>
-                <w:rFonts w:ascii="Arial" w:hAnsi="Arial" w:eastAsia="Arial" w:cs="Arial"/>
-                <w:i w:val="false"/>
-                <w:b w:val="false"/>
-                <w:u w:val="none"/>
-                <w:sz w:val="18"/>
-                <w:szCs w:val="18"/>
-                <w:color w:val="000000"/>
-              </w:rPr>
-              <w:t xml:space="preserve">Yes</w:t>
-            </w:r>
-          </w:p>
-        </w:tc>
-        <w:tc>
-          <w:tcPr>
-            <w:tcBorders>
-              <w:bottom w:val="none" w:sz="0" w:space="0" w:color="000000"/>
-              <w:top w:val="none" w:sz="0" w:space="0" w:color="000000"/>
-              <w:left w:val="none" w:sz="0" w:space="0" w:color="000000"/>
-              <w:right w:val="none" w:sz="0" w:space="0" w:color="000000"/>
-            </w:tcBorders>
-            <w:shd w:val="clear" w:color="auto" w:fill="FFFFFF"/>
-            <w:tcMar>
-              <w:top w:w="0" w:type="dxa"/>
-              <w:bottom w:w="0" w:type="dxa"/>
-              <w:left w:w="0" w:type="dxa"/>
-              <w:right w:w="0" w:type="dxa"/>
-            </w:tcMar>
-            <w:vAlign w:val="center"/>
-          </w:tcPr>
-          <w:p>
-            <w:pPr>
-              <w:jc w:val="center"/>
-              <w:pBdr>
-                <w:bottom w:val="none" w:sz="0" w:space="0" w:color="000000"/>
-                <w:top w:val="none" w:sz="0" w:space="0" w:color="000000"/>
-                <w:left w:val="none" w:sz="0" w:space="0" w:color="000000"/>
-                <w:right w:val="none" w:sz="0" w:space="0" w:color="000000"/>
-              </w:pBdr>
-              <w:spacing w:after="100" w:before="100" w:line="240"/>
-              <w:ind w:left="100" w:right="100" w:firstLine="0" w:firstLineChars="0"/>
-              <w:rPr>
-                <w:rFonts w:ascii="Arial" w:hAnsi="Arial" w:eastAsia="Arial" w:cs="Arial"/>
-                <w:i w:val="false"/>
-                <w:b w:val="false"/>
-                <w:u w:val="none"/>
-                <w:sz w:val="18"/>
-                <w:szCs w:val="18"/>
-                <w:color w:val="000000"/>
-              </w:rPr>
-            </w:pPr>
-            <w:r>
-              <w:rPr>
-                <w:rFonts w:ascii="Arial" w:hAnsi="Arial" w:eastAsia="Arial" w:cs="Arial"/>
-                <w:i w:val="false"/>
-                <w:b w:val="false"/>
-                <w:u w:val="none"/>
-                <w:sz w:val="18"/>
-                <w:szCs w:val="18"/>
-                <w:color w:val="000000"/>
-              </w:rPr>
-              <w:t xml:space="preserve">Yes</w:t>
-            </w:r>
-          </w:p>
-        </w:tc>
-        <w:tc>
-          <w:tcPr>
-            <w:tcBorders>
-              <w:bottom w:val="none" w:sz="0" w:space="0" w:color="000000"/>
-              <w:top w:val="none" w:sz="0" w:space="0" w:color="000000"/>
-              <w:left w:val="none" w:sz="0" w:space="0" w:color="000000"/>
-              <w:right w:val="none" w:sz="0" w:space="0" w:color="000000"/>
-            </w:tcBorders>
-            <w:shd w:val="clear" w:color="auto" w:fill="FFFFFF"/>
-            <w:tcMar>
-              <w:top w:w="0" w:type="dxa"/>
-              <w:bottom w:w="0" w:type="dxa"/>
-              <w:left w:w="0" w:type="dxa"/>
-              <w:right w:w="0" w:type="dxa"/>
-            </w:tcMar>
-            <w:vAlign w:val="center"/>
-          </w:tcPr>
-          <w:p>
-            <w:pPr>
-              <w:jc w:val="center"/>
-              <w:pBdr>
-                <w:bottom w:val="none" w:sz="0" w:space="0" w:color="000000"/>
-                <w:top w:val="none" w:sz="0" w:space="0" w:color="000000"/>
-                <w:left w:val="none" w:sz="0" w:space="0" w:color="000000"/>
-                <w:right w:val="none" w:sz="0" w:space="0" w:color="000000"/>
-              </w:pBdr>
-              <w:spacing w:after="100" w:before="100" w:line="240"/>
-              <w:ind w:left="100" w:right="100" w:firstLine="0" w:firstLineChars="0"/>
-              <w:rPr>
-                <w:rFonts w:ascii="Arial" w:hAnsi="Arial" w:eastAsia="Arial" w:cs="Arial"/>
-                <w:i w:val="false"/>
-                <w:b w:val="false"/>
-                <w:u w:val="none"/>
-                <w:sz w:val="18"/>
-                <w:szCs w:val="18"/>
-                <w:color w:val="000000"/>
-              </w:rPr>
-            </w:pPr>
-            <w:r>
-              <w:rPr>
-                <w:rFonts w:ascii="Arial" w:hAnsi="Arial" w:eastAsia="Arial" w:cs="Arial"/>
-                <w:i w:val="false"/>
-                <w:b w:val="false"/>
-                <w:u w:val="none"/>
-                <w:sz w:val="18"/>
-                <w:szCs w:val="18"/>
-                <w:color w:val="000000"/>
-              </w:rPr>
-              <w:t xml:space="preserve">Yes</w:t>
-            </w:r>
-          </w:p>
-        </w:tc>
-        <w:tc>
-          <w:tcPr>
-            <w:tcBorders>
-              <w:bottom w:val="none" w:sz="0" w:space="0" w:color="000000"/>
-              <w:top w:val="none" w:sz="0" w:space="0" w:color="000000"/>
-              <w:left w:val="none" w:sz="0" w:space="0" w:color="000000"/>
-              <w:right w:val="none" w:sz="0" w:space="0" w:color="000000"/>
-            </w:tcBorders>
-            <w:shd w:val="clear" w:color="auto" w:fill="FFFFFF"/>
-            <w:tcMar>
-              <w:top w:w="0" w:type="dxa"/>
-              <w:bottom w:w="0" w:type="dxa"/>
-              <w:left w:w="0" w:type="dxa"/>
-              <w:right w:w="0" w:type="dxa"/>
-            </w:tcMar>
-            <w:vAlign w:val="center"/>
-          </w:tcPr>
-          <w:p>
-            <w:pPr>
-              <w:jc w:val="center"/>
-              <w:pBdr>
-                <w:bottom w:val="none" w:sz="0" w:space="0" w:color="000000"/>
-                <w:top w:val="none" w:sz="0" w:space="0" w:color="000000"/>
-                <w:left w:val="none" w:sz="0" w:space="0" w:color="000000"/>
-                <w:right w:val="none" w:sz="0" w:space="0" w:color="000000"/>
-              </w:pBdr>
-              <w:spacing w:after="100" w:before="100" w:line="240"/>
-              <w:ind w:left="100" w:right="100" w:firstLine="0" w:firstLineChars="0"/>
-              <w:rPr>
-                <w:rFonts w:ascii="Arial" w:hAnsi="Arial" w:eastAsia="Arial" w:cs="Arial"/>
-                <w:i w:val="false"/>
-                <w:b w:val="false"/>
-                <w:u w:val="none"/>
-                <w:sz w:val="18"/>
-                <w:szCs w:val="18"/>
-                <w:color w:val="000000"/>
-              </w:rPr>
-            </w:pPr>
-            <w:r>
-              <w:rPr>
-                <w:rFonts w:ascii="Arial" w:hAnsi="Arial" w:eastAsia="Arial" w:cs="Arial"/>
-                <w:i w:val="false"/>
-                <w:b w:val="false"/>
-                <w:u w:val="none"/>
-                <w:sz w:val="18"/>
-                <w:szCs w:val="18"/>
-                <w:color w:val="000000"/>
-              </w:rPr>
-              <w:t xml:space="preserve">Yes</w:t>
-            </w:r>
-          </w:p>
-        </w:tc>
-        <w:tc>
-          <w:tcPr>
-            <w:tcBorders>
-              <w:bottom w:val="none" w:sz="0" w:space="0" w:color="000000"/>
-              <w:top w:val="none" w:sz="0" w:space="0" w:color="000000"/>
-              <w:left w:val="none" w:sz="0" w:space="0" w:color="000000"/>
-              <w:right w:val="none" w:sz="0" w:space="0" w:color="000000"/>
-            </w:tcBorders>
-            <w:shd w:val="clear" w:color="auto" w:fill="FFFFFF"/>
-            <w:tcMar>
-              <w:top w:w="0" w:type="dxa"/>
-              <w:bottom w:w="0" w:type="dxa"/>
-              <w:left w:w="0" w:type="dxa"/>
-              <w:right w:w="0" w:type="dxa"/>
-            </w:tcMar>
-            <w:vAlign w:val="center"/>
-          </w:tcPr>
-          <w:p>
-            <w:pPr>
-              <w:jc w:val="center"/>
-              <w:pBdr>
-                <w:bottom w:val="none" w:sz="0" w:space="0" w:color="000000"/>
-                <w:top w:val="none" w:sz="0" w:space="0" w:color="000000"/>
-                <w:left w:val="none" w:sz="0" w:space="0" w:color="000000"/>
-                <w:right w:val="none" w:sz="0" w:space="0" w:color="000000"/>
-              </w:pBdr>
-              <w:spacing w:after="100" w:before="100" w:line="240"/>
-              <w:ind w:left="100" w:right="100" w:firstLine="0" w:firstLineChars="0"/>
-              <w:rPr>
-                <w:rFonts w:ascii="Arial" w:hAnsi="Arial" w:eastAsia="Arial" w:cs="Arial"/>
-                <w:i w:val="false"/>
-                <w:b w:val="false"/>
-                <w:u w:val="none"/>
-                <w:sz w:val="18"/>
-                <w:szCs w:val="18"/>
-                <w:color w:val="000000"/>
-              </w:rPr>
-            </w:pPr>
-            <w:r>
-              <w:rPr>
-                <w:rFonts w:ascii="Arial" w:hAnsi="Arial" w:eastAsia="Arial" w:cs="Arial"/>
-                <w:i w:val="false"/>
-                <w:b w:val="false"/>
-                <w:u w:val="none"/>
-                <w:sz w:val="18"/>
-                <w:szCs w:val="18"/>
-                <w:color w:val="000000"/>
-              </w:rPr>
-              <w:t xml:space="preserve">Yes</w:t>
-            </w:r>
-          </w:p>
-        </w:tc>
-        <w:tc>
-          <w:tcPr>
-            <w:tcBorders>
-              <w:bottom w:val="none" w:sz="0" w:space="0" w:color="000000"/>
-              <w:top w:val="none" w:sz="0" w:space="0" w:color="000000"/>
-              <w:left w:val="none" w:sz="0" w:space="0" w:color="000000"/>
-              <w:right w:val="none" w:sz="0" w:space="0" w:color="000000"/>
-            </w:tcBorders>
-            <w:shd w:val="clear" w:color="auto" w:fill="FFFFFF"/>
-            <w:tcMar>
-              <w:top w:w="0" w:type="dxa"/>
-              <w:bottom w:w="0" w:type="dxa"/>
-              <w:left w:w="0" w:type="dxa"/>
-              <w:right w:w="0" w:type="dxa"/>
-            </w:tcMar>
-            <w:vAlign w:val="center"/>
-          </w:tcPr>
-          <w:p>
-            <w:pPr>
-              <w:jc w:val="center"/>
-              <w:pBdr>
-                <w:bottom w:val="none" w:sz="0" w:space="0" w:color="000000"/>
-                <w:top w:val="none" w:sz="0" w:space="0" w:color="000000"/>
-                <w:left w:val="none" w:sz="0" w:space="0" w:color="000000"/>
-                <w:right w:val="none" w:sz="0" w:space="0" w:color="000000"/>
-              </w:pBdr>
-              <w:spacing w:after="100" w:before="100" w:line="240"/>
-              <w:ind w:left="100" w:right="100" w:firstLine="0" w:firstLineChars="0"/>
-              <w:rPr>
-                <w:rFonts w:ascii="Arial" w:hAnsi="Arial" w:eastAsia="Arial" w:cs="Arial"/>
-                <w:i w:val="false"/>
-                <w:b w:val="false"/>
-                <w:u w:val="none"/>
-                <w:sz w:val="18"/>
-                <w:szCs w:val="18"/>
-                <w:color w:val="000000"/>
-              </w:rPr>
-            </w:pPr>
-            <w:r>
-              <w:rPr>
-                <w:rFonts w:ascii="Arial" w:hAnsi="Arial" w:eastAsia="Arial" w:cs="Arial"/>
-                <w:i w:val="false"/>
-                <w:b w:val="false"/>
-                <w:u w:val="none"/>
-                <w:sz w:val="18"/>
-                <w:szCs w:val="18"/>
-                <w:color w:val="000000"/>
-              </w:rPr>
-              <w:t xml:space="preserve">Yes</w:t>
-            </w:r>
-          </w:p>
-        </w:tc>
-        <w:tc>
-          <w:tcPr>
-            <w:tcBorders>
-              <w:bottom w:val="none" w:sz="0" w:space="0" w:color="000000"/>
-              <w:top w:val="none" w:sz="0" w:space="0" w:color="000000"/>
-              <w:left w:val="none" w:sz="0" w:space="0" w:color="000000"/>
-              <w:right w:val="none" w:sz="0" w:space="0" w:color="000000"/>
-            </w:tcBorders>
-            <w:shd w:val="clear" w:color="auto" w:fill="FFFFFF"/>
-            <w:tcMar>
-              <w:top w:w="0" w:type="dxa"/>
-              <w:bottom w:w="0" w:type="dxa"/>
-              <w:left w:w="0" w:type="dxa"/>
-              <w:right w:w="0" w:type="dxa"/>
-            </w:tcMar>
-            <w:vAlign w:val="center"/>
-          </w:tcPr>
-          <w:p>
-            <w:pPr>
-              <w:jc w:val="center"/>
-              <w:pBdr>
-                <w:bottom w:val="none" w:sz="0" w:space="0" w:color="000000"/>
-                <w:top w:val="none" w:sz="0" w:space="0" w:color="000000"/>
-                <w:left w:val="none" w:sz="0" w:space="0" w:color="000000"/>
-                <w:right w:val="none" w:sz="0" w:space="0" w:color="000000"/>
-              </w:pBdr>
-              <w:spacing w:after="100" w:before="100" w:line="240"/>
-              <w:ind w:left="100" w:right="100" w:firstLine="0" w:firstLineChars="0"/>
-              <w:rPr>
-                <w:rFonts w:ascii="Arial" w:hAnsi="Arial" w:eastAsia="Arial" w:cs="Arial"/>
-                <w:i w:val="false"/>
-                <w:b w:val="false"/>
-                <w:u w:val="none"/>
-                <w:sz w:val="18"/>
-                <w:szCs w:val="18"/>
-                <w:color w:val="000000"/>
-              </w:rPr>
-            </w:pPr>
-            <w:r>
-              <w:rPr>
-                <w:rFonts w:ascii="Arial" w:hAnsi="Arial" w:eastAsia="Arial" w:cs="Arial"/>
-                <w:i w:val="false"/>
-                <w:b w:val="false"/>
-                <w:u w:val="none"/>
-                <w:sz w:val="18"/>
-                <w:szCs w:val="18"/>
-                <w:color w:val="000000"/>
-              </w:rPr>
-              <w:t xml:space="preserve">Yes</w:t>
-            </w:r>
-          </w:p>
-        </w:tc>
-        <w:tc>
-          <w:tcPr>
-            <w:tcBorders>
-              <w:bottom w:val="none" w:sz="0" w:space="0" w:color="000000"/>
-              <w:top w:val="none" w:sz="0" w:space="0" w:color="000000"/>
-              <w:left w:val="none" w:sz="0" w:space="0" w:color="000000"/>
-              <w:right w:val="none" w:sz="0" w:space="0" w:color="000000"/>
-            </w:tcBorders>
-            <w:shd w:val="clear" w:color="auto" w:fill="FFFFFF"/>
-            <w:tcMar>
-              <w:top w:w="0" w:type="dxa"/>
-              <w:bottom w:w="0" w:type="dxa"/>
-              <w:left w:w="0" w:type="dxa"/>
-              <w:right w:w="0" w:type="dxa"/>
-            </w:tcMar>
-            <w:vAlign w:val="center"/>
-          </w:tcPr>
-          <w:p>
-            <w:pPr>
-              <w:jc w:val="center"/>
-              <w:pBdr>
-                <w:bottom w:val="none" w:sz="0" w:space="0" w:color="000000"/>
-                <w:top w:val="none" w:sz="0" w:space="0" w:color="000000"/>
-                <w:left w:val="none" w:sz="0" w:space="0" w:color="000000"/>
-                <w:right w:val="none" w:sz="0" w:space="0" w:color="000000"/>
-              </w:pBdr>
-              <w:spacing w:after="100" w:before="100" w:line="240"/>
-              <w:ind w:left="100" w:right="100" w:firstLine="0" w:firstLineChars="0"/>
-              <w:rPr>
-                <w:rFonts w:ascii="Arial" w:hAnsi="Arial" w:eastAsia="Arial" w:cs="Arial"/>
-                <w:i w:val="false"/>
-                <w:b w:val="false"/>
-                <w:u w:val="none"/>
-                <w:sz w:val="18"/>
-                <w:szCs w:val="18"/>
-                <w:color w:val="000000"/>
-              </w:rPr>
-            </w:pPr>
-            <w:r>
-              <w:rPr>
-                <w:rFonts w:ascii="Arial" w:hAnsi="Arial" w:eastAsia="Arial" w:cs="Arial"/>
-                <w:i w:val="false"/>
-                <w:b w:val="false"/>
-                <w:u w:val="none"/>
-                <w:sz w:val="18"/>
-                <w:szCs w:val="18"/>
-                <w:color w:val="000000"/>
-              </w:rPr>
-              <w:t xml:space="preserve">Yes</w:t>
-            </w:r>
-          </w:p>
-        </w:tc>
-        <w:tc>
-          <w:tcPr>
-            <w:tcBorders>
-              <w:bottom w:val="none" w:sz="0" w:space="0" w:color="000000"/>
-              <w:top w:val="none" w:sz="0" w:space="0" w:color="000000"/>
-              <w:left w:val="none" w:sz="0" w:space="0" w:color="000000"/>
-              <w:right w:val="none" w:sz="0" w:space="0" w:color="000000"/>
-            </w:tcBorders>
-            <w:shd w:val="clear" w:color="auto" w:fill="FFFFFF"/>
-            <w:tcMar>
-              <w:top w:w="0" w:type="dxa"/>
-              <w:bottom w:w="0" w:type="dxa"/>
-              <w:left w:w="0" w:type="dxa"/>
-              <w:right w:w="0" w:type="dxa"/>
-            </w:tcMar>
-            <w:vAlign w:val="center"/>
-          </w:tcPr>
-          <w:p>
-            <w:pPr>
-              <w:jc w:val="center"/>
-              <w:pBdr>
-                <w:bottom w:val="none" w:sz="0" w:space="0" w:color="000000"/>
-                <w:top w:val="none" w:sz="0" w:space="0" w:color="000000"/>
-                <w:left w:val="none" w:sz="0" w:space="0" w:color="000000"/>
-                <w:right w:val="none" w:sz="0" w:space="0" w:color="000000"/>
-              </w:pBdr>
-              <w:spacing w:after="100" w:before="100" w:line="240"/>
-              <w:ind w:left="100" w:right="100" w:firstLine="0" w:firstLineChars="0"/>
-              <w:rPr>
-                <w:rFonts w:ascii="Arial" w:hAnsi="Arial" w:eastAsia="Arial" w:cs="Arial"/>
-                <w:i w:val="false"/>
-                <w:b w:val="false"/>
-                <w:u w:val="none"/>
-                <w:sz w:val="18"/>
-                <w:szCs w:val="18"/>
-                <w:color w:val="000000"/>
-              </w:rPr>
-            </w:pPr>
-            <w:r>
-              <w:rPr>
-                <w:rFonts w:ascii="Arial" w:hAnsi="Arial" w:eastAsia="Arial" w:cs="Arial"/>
-                <w:i w:val="false"/>
-                <w:b w:val="false"/>
-                <w:u w:val="none"/>
-                <w:sz w:val="18"/>
-                <w:szCs w:val="18"/>
-                <w:color w:val="000000"/>
-              </w:rPr>
-              <w:t xml:space="preserve">Fair</w:t>
-            </w:r>
-          </w:p>
-        </w:tc>
-      </w:tr>
-      <w:tr>
-        <w:trPr>
-          <w:trHeight w:val="544" w:hRule="auto"/>
-        </w:trPr>
-        body5
         <w:tc>
           <w:tcPr>
             <w:tcBorders>
@@ -4369,6 +3718,7 @@
           </w:tcPr>
           <w:p>
             <w:pPr>
+              <w:pStyle w:val="Normal"/>
               <w:jc w:val="left"/>
               <w:pBdr>
                 <w:bottom w:val="none" w:sz="0" w:space="0" w:color="000000"/>
@@ -4383,17 +3733,19 @@
                 <w:i w:val="false"/>
                 <w:b w:val="false"/>
                 <w:u w:val="none"/>
-                <w:sz w:val="18"/>
-                <w:szCs w:val="18"/>
-                <w:color w:val="000000"/>
-              </w:rPr>
-            </w:pPr>
-            <w:r>
-              <w:rPr>
-                <w:rFonts w:ascii="Arial" w:hAnsi="Arial" w:eastAsia="Arial" w:cs="Arial"/>
-                <w:i w:val="false"/>
-                <w:b w:val="false"/>
-                <w:u w:val="none"/>
+                <w:strike w:val="false"/>
+                <w:sz w:val="18"/>
+                <w:szCs w:val="18"/>
+                <w:color w:val="000000"/>
+              </w:rPr>
+            </w:pPr>
+            <w:r>
+              <w:rPr>
+                <w:rFonts w:ascii="Arial" w:hAnsi="Arial" w:eastAsia="Arial" w:cs="Arial"/>
+                <w:i w:val="false"/>
+                <w:b w:val="false"/>
+                <w:u w:val="none"/>
+                <w:strike w:val="false"/>
                 <w:sz w:val="18"/>
                 <w:szCs w:val="18"/>
                 <w:color w:val="000000"/>
@@ -4421,31 +3773,34 @@
           </w:tcPr>
           <w:p>
             <w:pPr>
-              <w:jc w:val="center"/>
-              <w:pBdr>
-                <w:bottom w:val="none" w:sz="0" w:space="0" w:color="000000"/>
-                <w:top w:val="none" w:sz="0" w:space="0" w:color="000000"/>
-                <w:left w:val="none" w:sz="0" w:space="0" w:color="000000"/>
-                <w:right w:val="none" w:sz="0" w:space="0" w:color="000000"/>
-              </w:pBdr>
-              <w:spacing w:after="100" w:before="100" w:line="240"/>
-              <w:ind w:left="100" w:right="100" w:firstLine="0" w:firstLineChars="0"/>
-              <w:rPr>
-                <w:rFonts w:ascii="Arial" w:hAnsi="Arial" w:eastAsia="Arial" w:cs="Arial"/>
-                <w:i w:val="false"/>
-                <w:b w:val="false"/>
-                <w:u w:val="none"/>
-                <w:sz w:val="18"/>
-                <w:szCs w:val="18"/>
-                <w:color w:val="000000"/>
-              </w:rPr>
-            </w:pPr>
-            <w:r>
-              <w:rPr>
-                <w:rFonts w:ascii="Arial" w:hAnsi="Arial" w:eastAsia="Arial" w:cs="Arial"/>
-                <w:i w:val="false"/>
-                <w:b w:val="false"/>
-                <w:u w:val="none"/>
+              <w:pStyle w:val="Normal"/>
+              <w:jc w:val="center"/>
+              <w:pBdr>
+                <w:bottom w:val="none" w:sz="0" w:space="0" w:color="000000"/>
+                <w:top w:val="none" w:sz="0" w:space="0" w:color="000000"/>
+                <w:left w:val="none" w:sz="0" w:space="0" w:color="000000"/>
+                <w:right w:val="none" w:sz="0" w:space="0" w:color="000000"/>
+              </w:pBdr>
+              <w:spacing w:after="100" w:before="100" w:line="240"/>
+              <w:ind w:left="100" w:right="100" w:firstLine="0" w:firstLineChars="0"/>
+              <w:rPr>
+                <w:rFonts w:ascii="Arial" w:hAnsi="Arial" w:eastAsia="Arial" w:cs="Arial"/>
+                <w:i w:val="false"/>
+                <w:b w:val="false"/>
+                <w:u w:val="none"/>
+                <w:strike w:val="false"/>
+                <w:sz w:val="18"/>
+                <w:szCs w:val="18"/>
+                <w:color w:val="000000"/>
+              </w:rPr>
+            </w:pPr>
+            <w:r>
+              <w:rPr>
+                <w:rFonts w:ascii="Arial" w:hAnsi="Arial" w:eastAsia="Arial" w:cs="Arial"/>
+                <w:i w:val="false"/>
+                <w:b w:val="false"/>
+                <w:u w:val="none"/>
+                <w:strike w:val="false"/>
                 <w:sz w:val="18"/>
                 <w:szCs w:val="18"/>
                 <w:color w:val="000000"/>
@@ -4473,31 +3828,34 @@
           </w:tcPr>
           <w:p>
             <w:pPr>
-              <w:jc w:val="center"/>
-              <w:pBdr>
-                <w:bottom w:val="none" w:sz="0" w:space="0" w:color="000000"/>
-                <w:top w:val="none" w:sz="0" w:space="0" w:color="000000"/>
-                <w:left w:val="none" w:sz="0" w:space="0" w:color="000000"/>
-                <w:right w:val="none" w:sz="0" w:space="0" w:color="000000"/>
-              </w:pBdr>
-              <w:spacing w:after="100" w:before="100" w:line="240"/>
-              <w:ind w:left="100" w:right="100" w:firstLine="0" w:firstLineChars="0"/>
-              <w:rPr>
-                <w:rFonts w:ascii="Arial" w:hAnsi="Arial" w:eastAsia="Arial" w:cs="Arial"/>
-                <w:i w:val="false"/>
-                <w:b w:val="false"/>
-                <w:u w:val="none"/>
-                <w:sz w:val="18"/>
-                <w:szCs w:val="18"/>
-                <w:color w:val="000000"/>
-              </w:rPr>
-            </w:pPr>
-            <w:r>
-              <w:rPr>
-                <w:rFonts w:ascii="Arial" w:hAnsi="Arial" w:eastAsia="Arial" w:cs="Arial"/>
-                <w:i w:val="false"/>
-                <w:b w:val="false"/>
-                <w:u w:val="none"/>
+              <w:pStyle w:val="Normal"/>
+              <w:jc w:val="center"/>
+              <w:pBdr>
+                <w:bottom w:val="none" w:sz="0" w:space="0" w:color="000000"/>
+                <w:top w:val="none" w:sz="0" w:space="0" w:color="000000"/>
+                <w:left w:val="none" w:sz="0" w:space="0" w:color="000000"/>
+                <w:right w:val="none" w:sz="0" w:space="0" w:color="000000"/>
+              </w:pBdr>
+              <w:spacing w:after="100" w:before="100" w:line="240"/>
+              <w:ind w:left="100" w:right="100" w:firstLine="0" w:firstLineChars="0"/>
+              <w:rPr>
+                <w:rFonts w:ascii="Arial" w:hAnsi="Arial" w:eastAsia="Arial" w:cs="Arial"/>
+                <w:i w:val="false"/>
+                <w:b w:val="false"/>
+                <w:u w:val="none"/>
+                <w:strike w:val="false"/>
+                <w:sz w:val="18"/>
+                <w:szCs w:val="18"/>
+                <w:color w:val="000000"/>
+              </w:rPr>
+            </w:pPr>
+            <w:r>
+              <w:rPr>
+                <w:rFonts w:ascii="Arial" w:hAnsi="Arial" w:eastAsia="Arial" w:cs="Arial"/>
+                <w:i w:val="false"/>
+                <w:b w:val="false"/>
+                <w:u w:val="none"/>
+                <w:strike w:val="false"/>
                 <w:sz w:val="18"/>
                 <w:szCs w:val="18"/>
                 <w:color w:val="000000"/>
@@ -4525,31 +3883,34 @@
           </w:tcPr>
           <w:p>
             <w:pPr>
-              <w:jc w:val="center"/>
-              <w:pBdr>
-                <w:bottom w:val="none" w:sz="0" w:space="0" w:color="000000"/>
-                <w:top w:val="none" w:sz="0" w:space="0" w:color="000000"/>
-                <w:left w:val="none" w:sz="0" w:space="0" w:color="000000"/>
-                <w:right w:val="none" w:sz="0" w:space="0" w:color="000000"/>
-              </w:pBdr>
-              <w:spacing w:after="100" w:before="100" w:line="240"/>
-              <w:ind w:left="100" w:right="100" w:firstLine="0" w:firstLineChars="0"/>
-              <w:rPr>
-                <w:rFonts w:ascii="Arial" w:hAnsi="Arial" w:eastAsia="Arial" w:cs="Arial"/>
-                <w:i w:val="false"/>
-                <w:b w:val="false"/>
-                <w:u w:val="none"/>
-                <w:sz w:val="18"/>
-                <w:szCs w:val="18"/>
-                <w:color w:val="000000"/>
-              </w:rPr>
-            </w:pPr>
-            <w:r>
-              <w:rPr>
-                <w:rFonts w:ascii="Arial" w:hAnsi="Arial" w:eastAsia="Arial" w:cs="Arial"/>
-                <w:i w:val="false"/>
-                <w:b w:val="false"/>
-                <w:u w:val="none"/>
+              <w:pStyle w:val="Normal"/>
+              <w:jc w:val="center"/>
+              <w:pBdr>
+                <w:bottom w:val="none" w:sz="0" w:space="0" w:color="000000"/>
+                <w:top w:val="none" w:sz="0" w:space="0" w:color="000000"/>
+                <w:left w:val="none" w:sz="0" w:space="0" w:color="000000"/>
+                <w:right w:val="none" w:sz="0" w:space="0" w:color="000000"/>
+              </w:pBdr>
+              <w:spacing w:after="100" w:before="100" w:line="240"/>
+              <w:ind w:left="100" w:right="100" w:firstLine="0" w:firstLineChars="0"/>
+              <w:rPr>
+                <w:rFonts w:ascii="Arial" w:hAnsi="Arial" w:eastAsia="Arial" w:cs="Arial"/>
+                <w:i w:val="false"/>
+                <w:b w:val="false"/>
+                <w:u w:val="none"/>
+                <w:strike w:val="false"/>
+                <w:sz w:val="18"/>
+                <w:szCs w:val="18"/>
+                <w:color w:val="000000"/>
+              </w:rPr>
+            </w:pPr>
+            <w:r>
+              <w:rPr>
+                <w:rFonts w:ascii="Arial" w:hAnsi="Arial" w:eastAsia="Arial" w:cs="Arial"/>
+                <w:i w:val="false"/>
+                <w:b w:val="false"/>
+                <w:u w:val="none"/>
+                <w:strike w:val="false"/>
                 <w:sz w:val="18"/>
                 <w:szCs w:val="18"/>
                 <w:color w:val="000000"/>
@@ -4577,31 +3938,34 @@
           </w:tcPr>
           <w:p>
             <w:pPr>
-              <w:jc w:val="center"/>
-              <w:pBdr>
-                <w:bottom w:val="none" w:sz="0" w:space="0" w:color="000000"/>
-                <w:top w:val="none" w:sz="0" w:space="0" w:color="000000"/>
-                <w:left w:val="none" w:sz="0" w:space="0" w:color="000000"/>
-                <w:right w:val="none" w:sz="0" w:space="0" w:color="000000"/>
-              </w:pBdr>
-              <w:spacing w:after="100" w:before="100" w:line="240"/>
-              <w:ind w:left="100" w:right="100" w:firstLine="0" w:firstLineChars="0"/>
-              <w:rPr>
-                <w:rFonts w:ascii="Arial" w:hAnsi="Arial" w:eastAsia="Arial" w:cs="Arial"/>
-                <w:i w:val="false"/>
-                <w:b w:val="false"/>
-                <w:u w:val="none"/>
-                <w:sz w:val="18"/>
-                <w:szCs w:val="18"/>
-                <w:color w:val="000000"/>
-              </w:rPr>
-            </w:pPr>
-            <w:r>
-              <w:rPr>
-                <w:rFonts w:ascii="Arial" w:hAnsi="Arial" w:eastAsia="Arial" w:cs="Arial"/>
-                <w:i w:val="false"/>
-                <w:b w:val="false"/>
-                <w:u w:val="none"/>
+              <w:pStyle w:val="Normal"/>
+              <w:jc w:val="center"/>
+              <w:pBdr>
+                <w:bottom w:val="none" w:sz="0" w:space="0" w:color="000000"/>
+                <w:top w:val="none" w:sz="0" w:space="0" w:color="000000"/>
+                <w:left w:val="none" w:sz="0" w:space="0" w:color="000000"/>
+                <w:right w:val="none" w:sz="0" w:space="0" w:color="000000"/>
+              </w:pBdr>
+              <w:spacing w:after="100" w:before="100" w:line="240"/>
+              <w:ind w:left="100" w:right="100" w:firstLine="0" w:firstLineChars="0"/>
+              <w:rPr>
+                <w:rFonts w:ascii="Arial" w:hAnsi="Arial" w:eastAsia="Arial" w:cs="Arial"/>
+                <w:i w:val="false"/>
+                <w:b w:val="false"/>
+                <w:u w:val="none"/>
+                <w:strike w:val="false"/>
+                <w:sz w:val="18"/>
+                <w:szCs w:val="18"/>
+                <w:color w:val="000000"/>
+              </w:rPr>
+            </w:pPr>
+            <w:r>
+              <w:rPr>
+                <w:rFonts w:ascii="Arial" w:hAnsi="Arial" w:eastAsia="Arial" w:cs="Arial"/>
+                <w:i w:val="false"/>
+                <w:b w:val="false"/>
+                <w:u w:val="none"/>
+                <w:strike w:val="false"/>
                 <w:sz w:val="18"/>
                 <w:szCs w:val="18"/>
                 <w:color w:val="000000"/>
@@ -4629,31 +3993,34 @@
           </w:tcPr>
           <w:p>
             <w:pPr>
-              <w:jc w:val="center"/>
-              <w:pBdr>
-                <w:bottom w:val="none" w:sz="0" w:space="0" w:color="000000"/>
-                <w:top w:val="none" w:sz="0" w:space="0" w:color="000000"/>
-                <w:left w:val="none" w:sz="0" w:space="0" w:color="000000"/>
-                <w:right w:val="none" w:sz="0" w:space="0" w:color="000000"/>
-              </w:pBdr>
-              <w:spacing w:after="100" w:before="100" w:line="240"/>
-              <w:ind w:left="100" w:right="100" w:firstLine="0" w:firstLineChars="0"/>
-              <w:rPr>
-                <w:rFonts w:ascii="Arial" w:hAnsi="Arial" w:eastAsia="Arial" w:cs="Arial"/>
-                <w:i w:val="false"/>
-                <w:b w:val="false"/>
-                <w:u w:val="none"/>
-                <w:sz w:val="18"/>
-                <w:szCs w:val="18"/>
-                <w:color w:val="000000"/>
-              </w:rPr>
-            </w:pPr>
-            <w:r>
-              <w:rPr>
-                <w:rFonts w:ascii="Arial" w:hAnsi="Arial" w:eastAsia="Arial" w:cs="Arial"/>
-                <w:i w:val="false"/>
-                <w:b w:val="false"/>
-                <w:u w:val="none"/>
+              <w:pStyle w:val="Normal"/>
+              <w:jc w:val="center"/>
+              <w:pBdr>
+                <w:bottom w:val="none" w:sz="0" w:space="0" w:color="000000"/>
+                <w:top w:val="none" w:sz="0" w:space="0" w:color="000000"/>
+                <w:left w:val="none" w:sz="0" w:space="0" w:color="000000"/>
+                <w:right w:val="none" w:sz="0" w:space="0" w:color="000000"/>
+              </w:pBdr>
+              <w:spacing w:after="100" w:before="100" w:line="240"/>
+              <w:ind w:left="100" w:right="100" w:firstLine="0" w:firstLineChars="0"/>
+              <w:rPr>
+                <w:rFonts w:ascii="Arial" w:hAnsi="Arial" w:eastAsia="Arial" w:cs="Arial"/>
+                <w:i w:val="false"/>
+                <w:b w:val="false"/>
+                <w:u w:val="none"/>
+                <w:strike w:val="false"/>
+                <w:sz w:val="18"/>
+                <w:szCs w:val="18"/>
+                <w:color w:val="000000"/>
+              </w:rPr>
+            </w:pPr>
+            <w:r>
+              <w:rPr>
+                <w:rFonts w:ascii="Arial" w:hAnsi="Arial" w:eastAsia="Arial" w:cs="Arial"/>
+                <w:i w:val="false"/>
+                <w:b w:val="false"/>
+                <w:u w:val="none"/>
+                <w:strike w:val="false"/>
                 <w:sz w:val="18"/>
                 <w:szCs w:val="18"/>
                 <w:color w:val="000000"/>
@@ -4681,31 +4048,34 @@
           </w:tcPr>
           <w:p>
             <w:pPr>
-              <w:jc w:val="center"/>
-              <w:pBdr>
-                <w:bottom w:val="none" w:sz="0" w:space="0" w:color="000000"/>
-                <w:top w:val="none" w:sz="0" w:space="0" w:color="000000"/>
-                <w:left w:val="none" w:sz="0" w:space="0" w:color="000000"/>
-                <w:right w:val="none" w:sz="0" w:space="0" w:color="000000"/>
-              </w:pBdr>
-              <w:spacing w:after="100" w:before="100" w:line="240"/>
-              <w:ind w:left="100" w:right="100" w:firstLine="0" w:firstLineChars="0"/>
-              <w:rPr>
-                <w:rFonts w:ascii="Arial" w:hAnsi="Arial" w:eastAsia="Arial" w:cs="Arial"/>
-                <w:i w:val="false"/>
-                <w:b w:val="false"/>
-                <w:u w:val="none"/>
-                <w:sz w:val="18"/>
-                <w:szCs w:val="18"/>
-                <w:color w:val="000000"/>
-              </w:rPr>
-            </w:pPr>
-            <w:r>
-              <w:rPr>
-                <w:rFonts w:ascii="Arial" w:hAnsi="Arial" w:eastAsia="Arial" w:cs="Arial"/>
-                <w:i w:val="false"/>
-                <w:b w:val="false"/>
-                <w:u w:val="none"/>
+              <w:pStyle w:val="Normal"/>
+              <w:jc w:val="center"/>
+              <w:pBdr>
+                <w:bottom w:val="none" w:sz="0" w:space="0" w:color="000000"/>
+                <w:top w:val="none" w:sz="0" w:space="0" w:color="000000"/>
+                <w:left w:val="none" w:sz="0" w:space="0" w:color="000000"/>
+                <w:right w:val="none" w:sz="0" w:space="0" w:color="000000"/>
+              </w:pBdr>
+              <w:spacing w:after="100" w:before="100" w:line="240"/>
+              <w:ind w:left="100" w:right="100" w:firstLine="0" w:firstLineChars="0"/>
+              <w:rPr>
+                <w:rFonts w:ascii="Arial" w:hAnsi="Arial" w:eastAsia="Arial" w:cs="Arial"/>
+                <w:i w:val="false"/>
+                <w:b w:val="false"/>
+                <w:u w:val="none"/>
+                <w:strike w:val="false"/>
+                <w:sz w:val="18"/>
+                <w:szCs w:val="18"/>
+                <w:color w:val="000000"/>
+              </w:rPr>
+            </w:pPr>
+            <w:r>
+              <w:rPr>
+                <w:rFonts w:ascii="Arial" w:hAnsi="Arial" w:eastAsia="Arial" w:cs="Arial"/>
+                <w:i w:val="false"/>
+                <w:b w:val="false"/>
+                <w:u w:val="none"/>
+                <w:strike w:val="false"/>
                 <w:sz w:val="18"/>
                 <w:szCs w:val="18"/>
                 <w:color w:val="000000"/>
@@ -4733,31 +4103,34 @@
           </w:tcPr>
           <w:p>
             <w:pPr>
-              <w:jc w:val="center"/>
-              <w:pBdr>
-                <w:bottom w:val="none" w:sz="0" w:space="0" w:color="000000"/>
-                <w:top w:val="none" w:sz="0" w:space="0" w:color="000000"/>
-                <w:left w:val="none" w:sz="0" w:space="0" w:color="000000"/>
-                <w:right w:val="none" w:sz="0" w:space="0" w:color="000000"/>
-              </w:pBdr>
-              <w:spacing w:after="100" w:before="100" w:line="240"/>
-              <w:ind w:left="100" w:right="100" w:firstLine="0" w:firstLineChars="0"/>
-              <w:rPr>
-                <w:rFonts w:ascii="Arial" w:hAnsi="Arial" w:eastAsia="Arial" w:cs="Arial"/>
-                <w:i w:val="false"/>
-                <w:b w:val="false"/>
-                <w:u w:val="none"/>
-                <w:sz w:val="18"/>
-                <w:szCs w:val="18"/>
-                <w:color w:val="000000"/>
-              </w:rPr>
-            </w:pPr>
-            <w:r>
-              <w:rPr>
-                <w:rFonts w:ascii="Arial" w:hAnsi="Arial" w:eastAsia="Arial" w:cs="Arial"/>
-                <w:i w:val="false"/>
-                <w:b w:val="false"/>
-                <w:u w:val="none"/>
+              <w:pStyle w:val="Normal"/>
+              <w:jc w:val="center"/>
+              <w:pBdr>
+                <w:bottom w:val="none" w:sz="0" w:space="0" w:color="000000"/>
+                <w:top w:val="none" w:sz="0" w:space="0" w:color="000000"/>
+                <w:left w:val="none" w:sz="0" w:space="0" w:color="000000"/>
+                <w:right w:val="none" w:sz="0" w:space="0" w:color="000000"/>
+              </w:pBdr>
+              <w:spacing w:after="100" w:before="100" w:line="240"/>
+              <w:ind w:left="100" w:right="100" w:firstLine="0" w:firstLineChars="0"/>
+              <w:rPr>
+                <w:rFonts w:ascii="Arial" w:hAnsi="Arial" w:eastAsia="Arial" w:cs="Arial"/>
+                <w:i w:val="false"/>
+                <w:b w:val="false"/>
+                <w:u w:val="none"/>
+                <w:strike w:val="false"/>
+                <w:sz w:val="18"/>
+                <w:szCs w:val="18"/>
+                <w:color w:val="000000"/>
+              </w:rPr>
+            </w:pPr>
+            <w:r>
+              <w:rPr>
+                <w:rFonts w:ascii="Arial" w:hAnsi="Arial" w:eastAsia="Arial" w:cs="Arial"/>
+                <w:i w:val="false"/>
+                <w:b w:val="false"/>
+                <w:u w:val="none"/>
+                <w:strike w:val="false"/>
                 <w:sz w:val="18"/>
                 <w:szCs w:val="18"/>
                 <w:color w:val="000000"/>
@@ -4785,31 +4158,34 @@
           </w:tcPr>
           <w:p>
             <w:pPr>
-              <w:jc w:val="center"/>
-              <w:pBdr>
-                <w:bottom w:val="none" w:sz="0" w:space="0" w:color="000000"/>
-                <w:top w:val="none" w:sz="0" w:space="0" w:color="000000"/>
-                <w:left w:val="none" w:sz="0" w:space="0" w:color="000000"/>
-                <w:right w:val="none" w:sz="0" w:space="0" w:color="000000"/>
-              </w:pBdr>
-              <w:spacing w:after="100" w:before="100" w:line="240"/>
-              <w:ind w:left="100" w:right="100" w:firstLine="0" w:firstLineChars="0"/>
-              <w:rPr>
-                <w:rFonts w:ascii="Arial" w:hAnsi="Arial" w:eastAsia="Arial" w:cs="Arial"/>
-                <w:i w:val="false"/>
-                <w:b w:val="false"/>
-                <w:u w:val="none"/>
-                <w:sz w:val="18"/>
-                <w:szCs w:val="18"/>
-                <w:color w:val="000000"/>
-              </w:rPr>
-            </w:pPr>
-            <w:r>
-              <w:rPr>
-                <w:rFonts w:ascii="Arial" w:hAnsi="Arial" w:eastAsia="Arial" w:cs="Arial"/>
-                <w:i w:val="false"/>
-                <w:b w:val="false"/>
-                <w:u w:val="none"/>
+              <w:pStyle w:val="Normal"/>
+              <w:jc w:val="center"/>
+              <w:pBdr>
+                <w:bottom w:val="none" w:sz="0" w:space="0" w:color="000000"/>
+                <w:top w:val="none" w:sz="0" w:space="0" w:color="000000"/>
+                <w:left w:val="none" w:sz="0" w:space="0" w:color="000000"/>
+                <w:right w:val="none" w:sz="0" w:space="0" w:color="000000"/>
+              </w:pBdr>
+              <w:spacing w:after="100" w:before="100" w:line="240"/>
+              <w:ind w:left="100" w:right="100" w:firstLine="0" w:firstLineChars="0"/>
+              <w:rPr>
+                <w:rFonts w:ascii="Arial" w:hAnsi="Arial" w:eastAsia="Arial" w:cs="Arial"/>
+                <w:i w:val="false"/>
+                <w:b w:val="false"/>
+                <w:u w:val="none"/>
+                <w:strike w:val="false"/>
+                <w:sz w:val="18"/>
+                <w:szCs w:val="18"/>
+                <w:color w:val="000000"/>
+              </w:rPr>
+            </w:pPr>
+            <w:r>
+              <w:rPr>
+                <w:rFonts w:ascii="Arial" w:hAnsi="Arial" w:eastAsia="Arial" w:cs="Arial"/>
+                <w:i w:val="false"/>
+                <w:b w:val="false"/>
+                <w:u w:val="none"/>
+                <w:strike w:val="false"/>
                 <w:sz w:val="18"/>
                 <w:szCs w:val="18"/>
                 <w:color w:val="000000"/>
@@ -4837,31 +4213,34 @@
           </w:tcPr>
           <w:p>
             <w:pPr>
-              <w:jc w:val="center"/>
-              <w:pBdr>
-                <w:bottom w:val="none" w:sz="0" w:space="0" w:color="000000"/>
-                <w:top w:val="none" w:sz="0" w:space="0" w:color="000000"/>
-                <w:left w:val="none" w:sz="0" w:space="0" w:color="000000"/>
-                <w:right w:val="none" w:sz="0" w:space="0" w:color="000000"/>
-              </w:pBdr>
-              <w:spacing w:after="100" w:before="100" w:line="240"/>
-              <w:ind w:left="100" w:right="100" w:firstLine="0" w:firstLineChars="0"/>
-              <w:rPr>
-                <w:rFonts w:ascii="Arial" w:hAnsi="Arial" w:eastAsia="Arial" w:cs="Arial"/>
-                <w:i w:val="false"/>
-                <w:b w:val="false"/>
-                <w:u w:val="none"/>
-                <w:sz w:val="18"/>
-                <w:szCs w:val="18"/>
-                <w:color w:val="000000"/>
-              </w:rPr>
-            </w:pPr>
-            <w:r>
-              <w:rPr>
-                <w:rFonts w:ascii="Arial" w:hAnsi="Arial" w:eastAsia="Arial" w:cs="Arial"/>
-                <w:i w:val="false"/>
-                <w:b w:val="false"/>
-                <w:u w:val="none"/>
+              <w:pStyle w:val="Normal"/>
+              <w:jc w:val="center"/>
+              <w:pBdr>
+                <w:bottom w:val="none" w:sz="0" w:space="0" w:color="000000"/>
+                <w:top w:val="none" w:sz="0" w:space="0" w:color="000000"/>
+                <w:left w:val="none" w:sz="0" w:space="0" w:color="000000"/>
+                <w:right w:val="none" w:sz="0" w:space="0" w:color="000000"/>
+              </w:pBdr>
+              <w:spacing w:after="100" w:before="100" w:line="240"/>
+              <w:ind w:left="100" w:right="100" w:firstLine="0" w:firstLineChars="0"/>
+              <w:rPr>
+                <w:rFonts w:ascii="Arial" w:hAnsi="Arial" w:eastAsia="Arial" w:cs="Arial"/>
+                <w:i w:val="false"/>
+                <w:b w:val="false"/>
+                <w:u w:val="none"/>
+                <w:strike w:val="false"/>
+                <w:sz w:val="18"/>
+                <w:szCs w:val="18"/>
+                <w:color w:val="000000"/>
+              </w:rPr>
+            </w:pPr>
+            <w:r>
+              <w:rPr>
+                <w:rFonts w:ascii="Arial" w:hAnsi="Arial" w:eastAsia="Arial" w:cs="Arial"/>
+                <w:i w:val="false"/>
+                <w:b w:val="false"/>
+                <w:u w:val="none"/>
+                <w:strike w:val="false"/>
                 <w:sz w:val="18"/>
                 <w:szCs w:val="18"/>
                 <w:color w:val="000000"/>
@@ -4889,31 +4268,34 @@
           </w:tcPr>
           <w:p>
             <w:pPr>
-              <w:jc w:val="center"/>
-              <w:pBdr>
-                <w:bottom w:val="none" w:sz="0" w:space="0" w:color="000000"/>
-                <w:top w:val="none" w:sz="0" w:space="0" w:color="000000"/>
-                <w:left w:val="none" w:sz="0" w:space="0" w:color="000000"/>
-                <w:right w:val="none" w:sz="0" w:space="0" w:color="000000"/>
-              </w:pBdr>
-              <w:spacing w:after="100" w:before="100" w:line="240"/>
-              <w:ind w:left="100" w:right="100" w:firstLine="0" w:firstLineChars="0"/>
-              <w:rPr>
-                <w:rFonts w:ascii="Arial" w:hAnsi="Arial" w:eastAsia="Arial" w:cs="Arial"/>
-                <w:i w:val="false"/>
-                <w:b w:val="false"/>
-                <w:u w:val="none"/>
-                <w:sz w:val="18"/>
-                <w:szCs w:val="18"/>
-                <w:color w:val="000000"/>
-              </w:rPr>
-            </w:pPr>
-            <w:r>
-              <w:rPr>
-                <w:rFonts w:ascii="Arial" w:hAnsi="Arial" w:eastAsia="Arial" w:cs="Arial"/>
-                <w:i w:val="false"/>
-                <w:b w:val="false"/>
-                <w:u w:val="none"/>
+              <w:pStyle w:val="Normal"/>
+              <w:jc w:val="center"/>
+              <w:pBdr>
+                <w:bottom w:val="none" w:sz="0" w:space="0" w:color="000000"/>
+                <w:top w:val="none" w:sz="0" w:space="0" w:color="000000"/>
+                <w:left w:val="none" w:sz="0" w:space="0" w:color="000000"/>
+                <w:right w:val="none" w:sz="0" w:space="0" w:color="000000"/>
+              </w:pBdr>
+              <w:spacing w:after="100" w:before="100" w:line="240"/>
+              <w:ind w:left="100" w:right="100" w:firstLine="0" w:firstLineChars="0"/>
+              <w:rPr>
+                <w:rFonts w:ascii="Arial" w:hAnsi="Arial" w:eastAsia="Arial" w:cs="Arial"/>
+                <w:i w:val="false"/>
+                <w:b w:val="false"/>
+                <w:u w:val="none"/>
+                <w:strike w:val="false"/>
+                <w:sz w:val="18"/>
+                <w:szCs w:val="18"/>
+                <w:color w:val="000000"/>
+              </w:rPr>
+            </w:pPr>
+            <w:r>
+              <w:rPr>
+                <w:rFonts w:ascii="Arial" w:hAnsi="Arial" w:eastAsia="Arial" w:cs="Arial"/>
+                <w:i w:val="false"/>
+                <w:b w:val="false"/>
+                <w:u w:val="none"/>
+                <w:strike w:val="false"/>
                 <w:sz w:val="18"/>
                 <w:szCs w:val="18"/>
                 <w:color w:val="000000"/>
@@ -4941,31 +4323,34 @@
           </w:tcPr>
           <w:p>
             <w:pPr>
-              <w:jc w:val="center"/>
-              <w:pBdr>
-                <w:bottom w:val="none" w:sz="0" w:space="0" w:color="000000"/>
-                <w:top w:val="none" w:sz="0" w:space="0" w:color="000000"/>
-                <w:left w:val="none" w:sz="0" w:space="0" w:color="000000"/>
-                <w:right w:val="none" w:sz="0" w:space="0" w:color="000000"/>
-              </w:pBdr>
-              <w:spacing w:after="100" w:before="100" w:line="240"/>
-              <w:ind w:left="100" w:right="100" w:firstLine="0" w:firstLineChars="0"/>
-              <w:rPr>
-                <w:rFonts w:ascii="Arial" w:hAnsi="Arial" w:eastAsia="Arial" w:cs="Arial"/>
-                <w:i w:val="false"/>
-                <w:b w:val="false"/>
-                <w:u w:val="none"/>
-                <w:sz w:val="18"/>
-                <w:szCs w:val="18"/>
-                <w:color w:val="000000"/>
-              </w:rPr>
-            </w:pPr>
-            <w:r>
-              <w:rPr>
-                <w:rFonts w:ascii="Arial" w:hAnsi="Arial" w:eastAsia="Arial" w:cs="Arial"/>
-                <w:i w:val="false"/>
-                <w:b w:val="false"/>
-                <w:u w:val="none"/>
+              <w:pStyle w:val="Normal"/>
+              <w:jc w:val="center"/>
+              <w:pBdr>
+                <w:bottom w:val="none" w:sz="0" w:space="0" w:color="000000"/>
+                <w:top w:val="none" w:sz="0" w:space="0" w:color="000000"/>
+                <w:left w:val="none" w:sz="0" w:space="0" w:color="000000"/>
+                <w:right w:val="none" w:sz="0" w:space="0" w:color="000000"/>
+              </w:pBdr>
+              <w:spacing w:after="100" w:before="100" w:line="240"/>
+              <w:ind w:left="100" w:right="100" w:firstLine="0" w:firstLineChars="0"/>
+              <w:rPr>
+                <w:rFonts w:ascii="Arial" w:hAnsi="Arial" w:eastAsia="Arial" w:cs="Arial"/>
+                <w:i w:val="false"/>
+                <w:b w:val="false"/>
+                <w:u w:val="none"/>
+                <w:strike w:val="false"/>
+                <w:sz w:val="18"/>
+                <w:szCs w:val="18"/>
+                <w:color w:val="000000"/>
+              </w:rPr>
+            </w:pPr>
+            <w:r>
+              <w:rPr>
+                <w:rFonts w:ascii="Arial" w:hAnsi="Arial" w:eastAsia="Arial" w:cs="Arial"/>
+                <w:i w:val="false"/>
+                <w:b w:val="false"/>
+                <w:u w:val="none"/>
+                <w:strike w:val="false"/>
                 <w:sz w:val="18"/>
                 <w:szCs w:val="18"/>
                 <w:color w:val="000000"/>
@@ -4993,31 +4378,34 @@
           </w:tcPr>
           <w:p>
             <w:pPr>
-              <w:jc w:val="center"/>
-              <w:pBdr>
-                <w:bottom w:val="none" w:sz="0" w:space="0" w:color="000000"/>
-                <w:top w:val="none" w:sz="0" w:space="0" w:color="000000"/>
-                <w:left w:val="none" w:sz="0" w:space="0" w:color="000000"/>
-                <w:right w:val="none" w:sz="0" w:space="0" w:color="000000"/>
-              </w:pBdr>
-              <w:spacing w:after="100" w:before="100" w:line="240"/>
-              <w:ind w:left="100" w:right="100" w:firstLine="0" w:firstLineChars="0"/>
-              <w:rPr>
-                <w:rFonts w:ascii="Arial" w:hAnsi="Arial" w:eastAsia="Arial" w:cs="Arial"/>
-                <w:i w:val="false"/>
-                <w:b w:val="false"/>
-                <w:u w:val="none"/>
-                <w:sz w:val="18"/>
-                <w:szCs w:val="18"/>
-                <w:color w:val="000000"/>
-              </w:rPr>
-            </w:pPr>
-            <w:r>
-              <w:rPr>
-                <w:rFonts w:ascii="Arial" w:hAnsi="Arial" w:eastAsia="Arial" w:cs="Arial"/>
-                <w:i w:val="false"/>
-                <w:b w:val="false"/>
-                <w:u w:val="none"/>
+              <w:pStyle w:val="Normal"/>
+              <w:jc w:val="center"/>
+              <w:pBdr>
+                <w:bottom w:val="none" w:sz="0" w:space="0" w:color="000000"/>
+                <w:top w:val="none" w:sz="0" w:space="0" w:color="000000"/>
+                <w:left w:val="none" w:sz="0" w:space="0" w:color="000000"/>
+                <w:right w:val="none" w:sz="0" w:space="0" w:color="000000"/>
+              </w:pBdr>
+              <w:spacing w:after="100" w:before="100" w:line="240"/>
+              <w:ind w:left="100" w:right="100" w:firstLine="0" w:firstLineChars="0"/>
+              <w:rPr>
+                <w:rFonts w:ascii="Arial" w:hAnsi="Arial" w:eastAsia="Arial" w:cs="Arial"/>
+                <w:i w:val="false"/>
+                <w:b w:val="false"/>
+                <w:u w:val="none"/>
+                <w:strike w:val="false"/>
+                <w:sz w:val="18"/>
+                <w:szCs w:val="18"/>
+                <w:color w:val="000000"/>
+              </w:rPr>
+            </w:pPr>
+            <w:r>
+              <w:rPr>
+                <w:rFonts w:ascii="Arial" w:hAnsi="Arial" w:eastAsia="Arial" w:cs="Arial"/>
+                <w:i w:val="false"/>
+                <w:b w:val="false"/>
+                <w:u w:val="none"/>
+                <w:strike w:val="false"/>
                 <w:sz w:val="18"/>
                 <w:szCs w:val="18"/>
                 <w:color w:val="000000"/>
@@ -5045,31 +4433,34 @@
           </w:tcPr>
           <w:p>
             <w:pPr>
-              <w:jc w:val="center"/>
-              <w:pBdr>
-                <w:bottom w:val="none" w:sz="0" w:space="0" w:color="000000"/>
-                <w:top w:val="none" w:sz="0" w:space="0" w:color="000000"/>
-                <w:left w:val="none" w:sz="0" w:space="0" w:color="000000"/>
-                <w:right w:val="none" w:sz="0" w:space="0" w:color="000000"/>
-              </w:pBdr>
-              <w:spacing w:after="100" w:before="100" w:line="240"/>
-              <w:ind w:left="100" w:right="100" w:firstLine="0" w:firstLineChars="0"/>
-              <w:rPr>
-                <w:rFonts w:ascii="Arial" w:hAnsi="Arial" w:eastAsia="Arial" w:cs="Arial"/>
-                <w:i w:val="false"/>
-                <w:b w:val="false"/>
-                <w:u w:val="none"/>
-                <w:sz w:val="18"/>
-                <w:szCs w:val="18"/>
-                <w:color w:val="000000"/>
-              </w:rPr>
-            </w:pPr>
-            <w:r>
-              <w:rPr>
-                <w:rFonts w:ascii="Arial" w:hAnsi="Arial" w:eastAsia="Arial" w:cs="Arial"/>
-                <w:i w:val="false"/>
-                <w:b w:val="false"/>
-                <w:u w:val="none"/>
+              <w:pStyle w:val="Normal"/>
+              <w:jc w:val="center"/>
+              <w:pBdr>
+                <w:bottom w:val="none" w:sz="0" w:space="0" w:color="000000"/>
+                <w:top w:val="none" w:sz="0" w:space="0" w:color="000000"/>
+                <w:left w:val="none" w:sz="0" w:space="0" w:color="000000"/>
+                <w:right w:val="none" w:sz="0" w:space="0" w:color="000000"/>
+              </w:pBdr>
+              <w:spacing w:after="100" w:before="100" w:line="240"/>
+              <w:ind w:left="100" w:right="100" w:firstLine="0" w:firstLineChars="0"/>
+              <w:rPr>
+                <w:rFonts w:ascii="Arial" w:hAnsi="Arial" w:eastAsia="Arial" w:cs="Arial"/>
+                <w:i w:val="false"/>
+                <w:b w:val="false"/>
+                <w:u w:val="none"/>
+                <w:strike w:val="false"/>
+                <w:sz w:val="18"/>
+                <w:szCs w:val="18"/>
+                <w:color w:val="000000"/>
+              </w:rPr>
+            </w:pPr>
+            <w:r>
+              <w:rPr>
+                <w:rFonts w:ascii="Arial" w:hAnsi="Arial" w:eastAsia="Arial" w:cs="Arial"/>
+                <w:i w:val="false"/>
+                <w:b w:val="false"/>
+                <w:u w:val="none"/>
+                <w:strike w:val="false"/>
                 <w:sz w:val="18"/>
                 <w:szCs w:val="18"/>
                 <w:color w:val="000000"/>
@@ -5097,31 +4488,34 @@
           </w:tcPr>
           <w:p>
             <w:pPr>
-              <w:jc w:val="center"/>
-              <w:pBdr>
-                <w:bottom w:val="none" w:sz="0" w:space="0" w:color="000000"/>
-                <w:top w:val="none" w:sz="0" w:space="0" w:color="000000"/>
-                <w:left w:val="none" w:sz="0" w:space="0" w:color="000000"/>
-                <w:right w:val="none" w:sz="0" w:space="0" w:color="000000"/>
-              </w:pBdr>
-              <w:spacing w:after="100" w:before="100" w:line="240"/>
-              <w:ind w:left="100" w:right="100" w:firstLine="0" w:firstLineChars="0"/>
-              <w:rPr>
-                <w:rFonts w:ascii="Arial" w:hAnsi="Arial" w:eastAsia="Arial" w:cs="Arial"/>
-                <w:i w:val="false"/>
-                <w:b w:val="false"/>
-                <w:u w:val="none"/>
-                <w:sz w:val="18"/>
-                <w:szCs w:val="18"/>
-                <w:color w:val="000000"/>
-              </w:rPr>
-            </w:pPr>
-            <w:r>
-              <w:rPr>
-                <w:rFonts w:ascii="Arial" w:hAnsi="Arial" w:eastAsia="Arial" w:cs="Arial"/>
-                <w:i w:val="false"/>
-                <w:b w:val="false"/>
-                <w:u w:val="none"/>
+              <w:pStyle w:val="Normal"/>
+              <w:jc w:val="center"/>
+              <w:pBdr>
+                <w:bottom w:val="none" w:sz="0" w:space="0" w:color="000000"/>
+                <w:top w:val="none" w:sz="0" w:space="0" w:color="000000"/>
+                <w:left w:val="none" w:sz="0" w:space="0" w:color="000000"/>
+                <w:right w:val="none" w:sz="0" w:space="0" w:color="000000"/>
+              </w:pBdr>
+              <w:spacing w:after="100" w:before="100" w:line="240"/>
+              <w:ind w:left="100" w:right="100" w:firstLine="0" w:firstLineChars="0"/>
+              <w:rPr>
+                <w:rFonts w:ascii="Arial" w:hAnsi="Arial" w:eastAsia="Arial" w:cs="Arial"/>
+                <w:i w:val="false"/>
+                <w:b w:val="false"/>
+                <w:u w:val="none"/>
+                <w:strike w:val="false"/>
+                <w:sz w:val="18"/>
+                <w:szCs w:val="18"/>
+                <w:color w:val="000000"/>
+              </w:rPr>
+            </w:pPr>
+            <w:r>
+              <w:rPr>
+                <w:rFonts w:ascii="Arial" w:hAnsi="Arial" w:eastAsia="Arial" w:cs="Arial"/>
+                <w:i w:val="false"/>
+                <w:b w:val="false"/>
+                <w:u w:val="none"/>
+                <w:strike w:val="false"/>
                 <w:sz w:val="18"/>
                 <w:szCs w:val="18"/>
                 <w:color w:val="000000"/>
@@ -5149,31 +4543,34 @@
           </w:tcPr>
           <w:p>
             <w:pPr>
-              <w:jc w:val="center"/>
-              <w:pBdr>
-                <w:bottom w:val="none" w:sz="0" w:space="0" w:color="000000"/>
-                <w:top w:val="none" w:sz="0" w:space="0" w:color="000000"/>
-                <w:left w:val="none" w:sz="0" w:space="0" w:color="000000"/>
-                <w:right w:val="none" w:sz="0" w:space="0" w:color="000000"/>
-              </w:pBdr>
-              <w:spacing w:after="100" w:before="100" w:line="240"/>
-              <w:ind w:left="100" w:right="100" w:firstLine="0" w:firstLineChars="0"/>
-              <w:rPr>
-                <w:rFonts w:ascii="Arial" w:hAnsi="Arial" w:eastAsia="Arial" w:cs="Arial"/>
-                <w:i w:val="false"/>
-                <w:b w:val="false"/>
-                <w:u w:val="none"/>
-                <w:sz w:val="18"/>
-                <w:szCs w:val="18"/>
-                <w:color w:val="000000"/>
-              </w:rPr>
-            </w:pPr>
-            <w:r>
-              <w:rPr>
-                <w:rFonts w:ascii="Arial" w:hAnsi="Arial" w:eastAsia="Arial" w:cs="Arial"/>
-                <w:i w:val="false"/>
-                <w:b w:val="false"/>
-                <w:u w:val="none"/>
+              <w:pStyle w:val="Normal"/>
+              <w:jc w:val="center"/>
+              <w:pBdr>
+                <w:bottom w:val="none" w:sz="0" w:space="0" w:color="000000"/>
+                <w:top w:val="none" w:sz="0" w:space="0" w:color="000000"/>
+                <w:left w:val="none" w:sz="0" w:space="0" w:color="000000"/>
+                <w:right w:val="none" w:sz="0" w:space="0" w:color="000000"/>
+              </w:pBdr>
+              <w:spacing w:after="100" w:before="100" w:line="240"/>
+              <w:ind w:left="100" w:right="100" w:firstLine="0" w:firstLineChars="0"/>
+              <w:rPr>
+                <w:rFonts w:ascii="Arial" w:hAnsi="Arial" w:eastAsia="Arial" w:cs="Arial"/>
+                <w:i w:val="false"/>
+                <w:b w:val="false"/>
+                <w:u w:val="none"/>
+                <w:strike w:val="false"/>
+                <w:sz w:val="18"/>
+                <w:szCs w:val="18"/>
+                <w:color w:val="000000"/>
+              </w:rPr>
+            </w:pPr>
+            <w:r>
+              <w:rPr>
+                <w:rFonts w:ascii="Arial" w:hAnsi="Arial" w:eastAsia="Arial" w:cs="Arial"/>
+                <w:i w:val="false"/>
+                <w:b w:val="false"/>
+                <w:u w:val="none"/>
+                <w:strike w:val="false"/>
                 <w:sz w:val="18"/>
                 <w:szCs w:val="18"/>
                 <w:color w:val="000000"/>
